--- a/Laboratorio_JavaScript_Calculadora_basica.docx
+++ b/Laboratorio_JavaScript_Calculadora_basica.docx
@@ -560,7 +560,6 @@
           <w:ilvl w:val="0"/>
           <w:numId w:val="1"/>
         </w:numPr>
-        <w:pBdr/>
         <w:shd w:val="clear" w:fill="auto"/>
         <w:spacing w:lineRule="auto" w:line="259" w:before="0" w:after="0"/>
         <w:ind w:hanging="173" w:start="360" w:end="0"/>
@@ -600,7 +599,6 @@
           <w:ilvl w:val="0"/>
           <w:numId w:val="1"/>
         </w:numPr>
-        <w:pBdr/>
         <w:shd w:val="clear" w:fill="auto"/>
         <w:spacing w:lineRule="auto" w:line="259" w:before="0" w:after="0"/>
         <w:ind w:hanging="173" w:start="360" w:end="0"/>
@@ -640,7 +638,6 @@
           <w:ilvl w:val="0"/>
           <w:numId w:val="1"/>
         </w:numPr>
-        <w:pBdr/>
         <w:shd w:val="clear" w:fill="auto"/>
         <w:spacing w:lineRule="auto" w:line="259" w:before="0" w:after="0"/>
         <w:ind w:hanging="173" w:start="360" w:end="0"/>
@@ -680,7 +677,6 @@
           <w:ilvl w:val="0"/>
           <w:numId w:val="1"/>
         </w:numPr>
-        <w:pBdr/>
         <w:shd w:val="clear" w:fill="auto"/>
         <w:spacing w:lineRule="auto" w:line="259" w:before="0" w:after="0"/>
         <w:ind w:hanging="173" w:start="360" w:end="0"/>
@@ -720,7 +716,6 @@
           <w:ilvl w:val="0"/>
           <w:numId w:val="1"/>
         </w:numPr>
-        <w:pBdr/>
         <w:shd w:val="clear" w:fill="auto"/>
         <w:spacing w:lineRule="auto" w:line="259" w:before="0" w:after="80"/>
         <w:ind w:hanging="173" w:start="360" w:end="0"/>
@@ -783,7 +778,6 @@
           <w:ilvl w:val="0"/>
           <w:numId w:val="1"/>
         </w:numPr>
-        <w:pBdr/>
         <w:shd w:val="clear" w:fill="auto"/>
         <w:spacing w:lineRule="auto" w:line="259" w:before="0" w:after="0"/>
         <w:ind w:hanging="173" w:start="360" w:end="0"/>
@@ -823,7 +817,6 @@
           <w:ilvl w:val="0"/>
           <w:numId w:val="1"/>
         </w:numPr>
-        <w:pBdr/>
         <w:shd w:val="clear" w:fill="auto"/>
         <w:spacing w:lineRule="auto" w:line="259" w:before="0" w:after="0"/>
         <w:ind w:hanging="173" w:start="360" w:end="0"/>
@@ -863,7 +856,6 @@
           <w:ilvl w:val="0"/>
           <w:numId w:val="1"/>
         </w:numPr>
-        <w:pBdr/>
         <w:shd w:val="clear" w:fill="auto"/>
         <w:spacing w:lineRule="auto" w:line="259" w:before="0" w:after="80"/>
         <w:ind w:hanging="173" w:start="360" w:end="0"/>
@@ -1848,72 +1840,7 @@
                 <w:sz w:val="20"/>
                 <w:szCs w:val="20"/>
               </w:rPr>
-              <w:t>N</w:t>
-            </w:r>
-            <w:r>
-              <w:rPr>
-                <w:rFonts w:eastAsia="Verdana" w:cs="Verdana"/>
-                <w:b w:val="false"/>
-                <w:bCs w:val="false"/>
-                <w:i w:val="false"/>
-                <w:iCs w:val="false"/>
-                <w:color w:val="000000"/>
-                <w:sz w:val="20"/>
-                <w:szCs w:val="20"/>
-              </w:rPr>
-              <w:t>u</w:t>
-            </w:r>
-            <w:r>
-              <w:rPr>
-                <w:rFonts w:eastAsia="Verdana" w:cs="Verdana"/>
-                <w:b w:val="false"/>
-                <w:bCs w:val="false"/>
-                <w:i w:val="false"/>
-                <w:iCs w:val="false"/>
-                <w:color w:val="000000"/>
-                <w:sz w:val="20"/>
-                <w:szCs w:val="20"/>
-              </w:rPr>
-              <w:t>m</w:t>
-            </w:r>
-            <w:r>
-              <w:rPr>
-                <w:rFonts w:eastAsia="Verdana" w:cs="Verdana"/>
-                <w:b w:val="false"/>
-                <w:bCs w:val="false"/>
-                <w:i w:val="false"/>
-                <w:iCs w:val="false"/>
-                <w:color w:val="000000"/>
-                <w:sz w:val="20"/>
-                <w:szCs w:val="20"/>
-              </w:rPr>
-              <w:t>b</w:t>
-            </w:r>
-            <w:r>
-              <w:rPr>
-                <w:rFonts w:eastAsia="Verdana" w:cs="Verdana"/>
-                <w:b w:val="false"/>
-                <w:bCs w:val="false"/>
-                <w:i w:val="false"/>
-                <w:iCs w:val="false"/>
-                <w:color w:val="000000"/>
-                <w:sz w:val="20"/>
-                <w:szCs w:val="20"/>
-              </w:rPr>
-              <w:t>e</w:t>
-            </w:r>
-            <w:r>
-              <w:rPr>
-                <w:rFonts w:eastAsia="Verdana" w:cs="Verdana"/>
-                <w:b w:val="false"/>
-                <w:bCs w:val="false"/>
-                <w:i w:val="false"/>
-                <w:iCs w:val="false"/>
-                <w:color w:val="000000"/>
-                <w:sz w:val="20"/>
-                <w:szCs w:val="20"/>
-              </w:rPr>
-              <w:t>r</w:t>
+              <w:t>Number</w:t>
             </w:r>
           </w:p>
         </w:tc>
@@ -1994,72 +1921,7 @@
                 <w:sz w:val="20"/>
                 <w:szCs w:val="20"/>
               </w:rPr>
-              <w:t>S</w:t>
-            </w:r>
-            <w:r>
-              <w:rPr>
-                <w:rFonts w:eastAsia="Verdana" w:cs="Verdana"/>
-                <w:b w:val="false"/>
-                <w:bCs w:val="false"/>
-                <w:i w:val="false"/>
-                <w:iCs w:val="false"/>
-                <w:color w:val="000000"/>
-                <w:sz w:val="20"/>
-                <w:szCs w:val="20"/>
-              </w:rPr>
-              <w:t>t</w:t>
-            </w:r>
-            <w:r>
-              <w:rPr>
-                <w:rFonts w:eastAsia="Verdana" w:cs="Verdana"/>
-                <w:b w:val="false"/>
-                <w:bCs w:val="false"/>
-                <w:i w:val="false"/>
-                <w:iCs w:val="false"/>
-                <w:color w:val="000000"/>
-                <w:sz w:val="20"/>
-                <w:szCs w:val="20"/>
-              </w:rPr>
-              <w:t>r</w:t>
-            </w:r>
-            <w:r>
-              <w:rPr>
-                <w:rFonts w:eastAsia="Verdana" w:cs="Verdana"/>
-                <w:b w:val="false"/>
-                <w:bCs w:val="false"/>
-                <w:i w:val="false"/>
-                <w:iCs w:val="false"/>
-                <w:color w:val="000000"/>
-                <w:sz w:val="20"/>
-                <w:szCs w:val="20"/>
-              </w:rPr>
-              <w:t>i</w:t>
-            </w:r>
-            <w:r>
-              <w:rPr>
-                <w:rFonts w:eastAsia="Verdana" w:cs="Verdana"/>
-                <w:b w:val="false"/>
-                <w:bCs w:val="false"/>
-                <w:i w:val="false"/>
-                <w:iCs w:val="false"/>
-                <w:color w:val="000000"/>
-                <w:sz w:val="20"/>
-                <w:szCs w:val="20"/>
-              </w:rPr>
-              <w:t>n</w:t>
-            </w:r>
-            <w:r>
-              <w:rPr>
-                <w:rFonts w:eastAsia="Verdana" w:cs="Verdana"/>
-                <w:b w:val="false"/>
-                <w:bCs w:val="false"/>
-                <w:i w:val="false"/>
-                <w:iCs w:val="false"/>
-                <w:color w:val="000000"/>
-                <w:sz w:val="20"/>
-                <w:szCs w:val="20"/>
-              </w:rPr>
-              <w:t>g</w:t>
+              <w:t>String</w:t>
             </w:r>
           </w:p>
         </w:tc>
@@ -2140,85 +2002,7 @@
                 <w:sz w:val="20"/>
                 <w:szCs w:val="20"/>
               </w:rPr>
-              <w:t>B</w:t>
-            </w:r>
-            <w:r>
-              <w:rPr>
-                <w:rFonts w:eastAsia="Verdana" w:cs="Verdana"/>
-                <w:b w:val="false"/>
-                <w:bCs w:val="false"/>
-                <w:i w:val="false"/>
-                <w:iCs w:val="false"/>
-                <w:color w:val="000000"/>
-                <w:sz w:val="20"/>
-                <w:szCs w:val="20"/>
-              </w:rPr>
-              <w:t>o</w:t>
-            </w:r>
-            <w:r>
-              <w:rPr>
-                <w:rFonts w:eastAsia="Verdana" w:cs="Verdana"/>
-                <w:b w:val="false"/>
-                <w:bCs w:val="false"/>
-                <w:i w:val="false"/>
-                <w:iCs w:val="false"/>
-                <w:color w:val="000000"/>
-                <w:sz w:val="20"/>
-                <w:szCs w:val="20"/>
-              </w:rPr>
-              <w:t>o</w:t>
-            </w:r>
-            <w:r>
-              <w:rPr>
-                <w:rFonts w:eastAsia="Verdana" w:cs="Verdana"/>
-                <w:b w:val="false"/>
-                <w:bCs w:val="false"/>
-                <w:i w:val="false"/>
-                <w:iCs w:val="false"/>
-                <w:color w:val="000000"/>
-                <w:sz w:val="20"/>
-                <w:szCs w:val="20"/>
-              </w:rPr>
-              <w:t>l</w:t>
-            </w:r>
-            <w:r>
-              <w:rPr>
-                <w:rFonts w:eastAsia="Verdana" w:cs="Verdana"/>
-                <w:b w:val="false"/>
-                <w:bCs w:val="false"/>
-                <w:i w:val="false"/>
-                <w:iCs w:val="false"/>
-                <w:color w:val="000000"/>
-                <w:sz w:val="20"/>
-                <w:szCs w:val="20"/>
-              </w:rPr>
-              <w:t>e</w:t>
-            </w:r>
-            <w:r>
-              <w:rPr>
-                <w:rFonts w:eastAsia="Verdana" w:cs="Verdana"/>
-                <w:b w:val="false"/>
-                <w:bCs w:val="false"/>
-                <w:i w:val="false"/>
-                <w:iCs w:val="false"/>
-                <w:color w:val="000000"/>
-                <w:sz w:val="20"/>
-                <w:szCs w:val="20"/>
-              </w:rPr>
-              <w:t>a</w:t>
-            </w:r>
-            <w:r>
-              <w:rPr>
-                <w:rFonts w:eastAsia="Verdana" w:cs="Verdana"/>
-                <w:b w:val="false"/>
-                <w:bCs w:val="false"/>
-                <w:i w:val="false"/>
-                <w:iCs w:val="false"/>
-                <w:color w:val="000000"/>
-                <w:sz w:val="20"/>
-                <w:szCs w:val="20"/>
-              </w:rPr>
-              <w:t>n</w:t>
+              <w:t>Boolean</w:t>
             </w:r>
           </w:p>
         </w:tc>
@@ -2299,72 +2083,7 @@
                 <w:sz w:val="20"/>
                 <w:szCs w:val="20"/>
               </w:rPr>
-              <w:t>S</w:t>
-            </w:r>
-            <w:r>
-              <w:rPr>
-                <w:rFonts w:eastAsia="Verdana" w:cs="Verdana"/>
-                <w:b w:val="false"/>
-                <w:bCs w:val="false"/>
-                <w:i w:val="false"/>
-                <w:iCs w:val="false"/>
-                <w:color w:val="000000"/>
-                <w:sz w:val="20"/>
-                <w:szCs w:val="20"/>
-              </w:rPr>
-              <w:t>t</w:t>
-            </w:r>
-            <w:r>
-              <w:rPr>
-                <w:rFonts w:eastAsia="Verdana" w:cs="Verdana"/>
-                <w:b w:val="false"/>
-                <w:bCs w:val="false"/>
-                <w:i w:val="false"/>
-                <w:iCs w:val="false"/>
-                <w:color w:val="000000"/>
-                <w:sz w:val="20"/>
-                <w:szCs w:val="20"/>
-              </w:rPr>
-              <w:t>r</w:t>
-            </w:r>
-            <w:r>
-              <w:rPr>
-                <w:rFonts w:eastAsia="Verdana" w:cs="Verdana"/>
-                <w:b w:val="false"/>
-                <w:bCs w:val="false"/>
-                <w:i w:val="false"/>
-                <w:iCs w:val="false"/>
-                <w:color w:val="000000"/>
-                <w:sz w:val="20"/>
-                <w:szCs w:val="20"/>
-              </w:rPr>
-              <w:t>i</w:t>
-            </w:r>
-            <w:r>
-              <w:rPr>
-                <w:rFonts w:eastAsia="Verdana" w:cs="Verdana"/>
-                <w:b w:val="false"/>
-                <w:bCs w:val="false"/>
-                <w:i w:val="false"/>
-                <w:iCs w:val="false"/>
-                <w:color w:val="000000"/>
-                <w:sz w:val="20"/>
-                <w:szCs w:val="20"/>
-              </w:rPr>
-              <w:t>n</w:t>
-            </w:r>
-            <w:r>
-              <w:rPr>
-                <w:rFonts w:eastAsia="Verdana" w:cs="Verdana"/>
-                <w:b w:val="false"/>
-                <w:bCs w:val="false"/>
-                <w:i w:val="false"/>
-                <w:iCs w:val="false"/>
-                <w:color w:val="000000"/>
-                <w:sz w:val="20"/>
-                <w:szCs w:val="20"/>
-              </w:rPr>
-              <w:t>g</w:t>
+              <w:t>String</w:t>
             </w:r>
           </w:p>
         </w:tc>
@@ -2445,72 +2164,7 @@
                 <w:sz w:val="20"/>
                 <w:szCs w:val="20"/>
               </w:rPr>
-              <w:t>N</w:t>
-            </w:r>
-            <w:r>
-              <w:rPr>
-                <w:rFonts w:eastAsia="Verdana" w:cs="Verdana"/>
-                <w:b w:val="false"/>
-                <w:bCs w:val="false"/>
-                <w:i w:val="false"/>
-                <w:iCs w:val="false"/>
-                <w:color w:val="000000"/>
-                <w:sz w:val="20"/>
-                <w:szCs w:val="20"/>
-              </w:rPr>
-              <w:t>u</w:t>
-            </w:r>
-            <w:r>
-              <w:rPr>
-                <w:rFonts w:eastAsia="Verdana" w:cs="Verdana"/>
-                <w:b w:val="false"/>
-                <w:bCs w:val="false"/>
-                <w:i w:val="false"/>
-                <w:iCs w:val="false"/>
-                <w:color w:val="000000"/>
-                <w:sz w:val="20"/>
-                <w:szCs w:val="20"/>
-              </w:rPr>
-              <w:t>m</w:t>
-            </w:r>
-            <w:r>
-              <w:rPr>
-                <w:rFonts w:eastAsia="Verdana" w:cs="Verdana"/>
-                <w:b w:val="false"/>
-                <w:bCs w:val="false"/>
-                <w:i w:val="false"/>
-                <w:iCs w:val="false"/>
-                <w:color w:val="000000"/>
-                <w:sz w:val="20"/>
-                <w:szCs w:val="20"/>
-              </w:rPr>
-              <w:t>b</w:t>
-            </w:r>
-            <w:r>
-              <w:rPr>
-                <w:rFonts w:eastAsia="Verdana" w:cs="Verdana"/>
-                <w:b w:val="false"/>
-                <w:bCs w:val="false"/>
-                <w:i w:val="false"/>
-                <w:iCs w:val="false"/>
-                <w:color w:val="000000"/>
-                <w:sz w:val="20"/>
-                <w:szCs w:val="20"/>
-              </w:rPr>
-              <w:t>e</w:t>
-            </w:r>
-            <w:r>
-              <w:rPr>
-                <w:rFonts w:eastAsia="Verdana" w:cs="Verdana"/>
-                <w:b w:val="false"/>
-                <w:bCs w:val="false"/>
-                <w:i w:val="false"/>
-                <w:iCs w:val="false"/>
-                <w:color w:val="000000"/>
-                <w:sz w:val="20"/>
-                <w:szCs w:val="20"/>
-              </w:rPr>
-              <w:t>r</w:t>
+              <w:t>Number</w:t>
             </w:r>
           </w:p>
         </w:tc>
@@ -2591,85 +2245,7 @@
                 <w:sz w:val="20"/>
                 <w:szCs w:val="20"/>
               </w:rPr>
-              <w:t>B</w:t>
-            </w:r>
-            <w:r>
-              <w:rPr>
-                <w:rFonts w:eastAsia="Verdana" w:cs="Verdana"/>
-                <w:b w:val="false"/>
-                <w:bCs w:val="false"/>
-                <w:i w:val="false"/>
-                <w:iCs w:val="false"/>
-                <w:color w:val="000000"/>
-                <w:sz w:val="20"/>
-                <w:szCs w:val="20"/>
-              </w:rPr>
-              <w:t>o</w:t>
-            </w:r>
-            <w:r>
-              <w:rPr>
-                <w:rFonts w:eastAsia="Verdana" w:cs="Verdana"/>
-                <w:b w:val="false"/>
-                <w:bCs w:val="false"/>
-                <w:i w:val="false"/>
-                <w:iCs w:val="false"/>
-                <w:color w:val="000000"/>
-                <w:sz w:val="20"/>
-                <w:szCs w:val="20"/>
-              </w:rPr>
-              <w:t>o</w:t>
-            </w:r>
-            <w:r>
-              <w:rPr>
-                <w:rFonts w:eastAsia="Verdana" w:cs="Verdana"/>
-                <w:b w:val="false"/>
-                <w:bCs w:val="false"/>
-                <w:i w:val="false"/>
-                <w:iCs w:val="false"/>
-                <w:color w:val="000000"/>
-                <w:sz w:val="20"/>
-                <w:szCs w:val="20"/>
-              </w:rPr>
-              <w:t>l</w:t>
-            </w:r>
-            <w:r>
-              <w:rPr>
-                <w:rFonts w:eastAsia="Verdana" w:cs="Verdana"/>
-                <w:b w:val="false"/>
-                <w:bCs w:val="false"/>
-                <w:i w:val="false"/>
-                <w:iCs w:val="false"/>
-                <w:color w:val="000000"/>
-                <w:sz w:val="20"/>
-                <w:szCs w:val="20"/>
-              </w:rPr>
-              <w:t>e</w:t>
-            </w:r>
-            <w:r>
-              <w:rPr>
-                <w:rFonts w:eastAsia="Verdana" w:cs="Verdana"/>
-                <w:b w:val="false"/>
-                <w:bCs w:val="false"/>
-                <w:i w:val="false"/>
-                <w:iCs w:val="false"/>
-                <w:color w:val="000000"/>
-                <w:sz w:val="20"/>
-                <w:szCs w:val="20"/>
-              </w:rPr>
-              <w:t>a</w:t>
-            </w:r>
-            <w:r>
-              <w:rPr>
-                <w:rFonts w:eastAsia="Verdana" w:cs="Verdana"/>
-                <w:b w:val="false"/>
-                <w:bCs w:val="false"/>
-                <w:i w:val="false"/>
-                <w:iCs w:val="false"/>
-                <w:color w:val="000000"/>
-                <w:sz w:val="20"/>
-                <w:szCs w:val="20"/>
-              </w:rPr>
-              <w:t>n</w:t>
+              <w:t>Boolean</w:t>
             </w:r>
           </w:p>
         </w:tc>
@@ -2748,1365 +2324,7 @@
           <w:szCs w:val="22"/>
           <w:shd w:fill="81D41A" w:val="clear"/>
         </w:rPr>
-        <w:t>p</w:t>
-      </w:r>
-      <w:r>
-        <w:rPr>
-          <w:rFonts w:eastAsia="Verdana" w:cs="Verdana"/>
-          <w:b w:val="false"/>
-          <w:bCs w:val="false"/>
-          <w:i w:val="false"/>
-          <w:iCs w:val="false"/>
-          <w:color w:val="000000"/>
-          <w:sz w:val="22"/>
-          <w:szCs w:val="22"/>
-          <w:shd w:fill="81D41A" w:val="clear"/>
-        </w:rPr>
-        <w:t>o</w:t>
-      </w:r>
-      <w:r>
-        <w:rPr>
-          <w:rFonts w:eastAsia="Verdana" w:cs="Verdana"/>
-          <w:b w:val="false"/>
-          <w:bCs w:val="false"/>
-          <w:i w:val="false"/>
-          <w:iCs w:val="false"/>
-          <w:color w:val="000000"/>
-          <w:sz w:val="22"/>
-          <w:szCs w:val="22"/>
-          <w:shd w:fill="81D41A" w:val="clear"/>
-        </w:rPr>
-        <w:t>r</w:t>
-      </w:r>
-      <w:r>
-        <w:rPr>
-          <w:rFonts w:eastAsia="Verdana" w:cs="Verdana"/>
-          <w:b w:val="false"/>
-          <w:bCs w:val="false"/>
-          <w:i w:val="false"/>
-          <w:iCs w:val="false"/>
-          <w:color w:val="000000"/>
-          <w:sz w:val="22"/>
-          <w:szCs w:val="22"/>
-          <w:shd w:fill="81D41A" w:val="clear"/>
-        </w:rPr>
-        <w:t>q</w:t>
-      </w:r>
-      <w:r>
-        <w:rPr>
-          <w:rFonts w:eastAsia="Verdana" w:cs="Verdana"/>
-          <w:b w:val="false"/>
-          <w:bCs w:val="false"/>
-          <w:i w:val="false"/>
-          <w:iCs w:val="false"/>
-          <w:color w:val="000000"/>
-          <w:sz w:val="22"/>
-          <w:szCs w:val="22"/>
-          <w:shd w:fill="81D41A" w:val="clear"/>
-        </w:rPr>
-        <w:t>u</w:t>
-      </w:r>
-      <w:r>
-        <w:rPr>
-          <w:rFonts w:eastAsia="Verdana" w:cs="Verdana"/>
-          <w:b w:val="false"/>
-          <w:bCs w:val="false"/>
-          <w:i w:val="false"/>
-          <w:iCs w:val="false"/>
-          <w:color w:val="000000"/>
-          <w:sz w:val="22"/>
-          <w:szCs w:val="22"/>
-          <w:shd w:fill="81D41A" w:val="clear"/>
-        </w:rPr>
-        <w:t xml:space="preserve">e </w:t>
-      </w:r>
-      <w:r>
-        <w:rPr>
-          <w:rFonts w:eastAsia="Verdana" w:cs="Verdana"/>
-          <w:b w:val="false"/>
-          <w:bCs w:val="false"/>
-          <w:i w:val="false"/>
-          <w:iCs w:val="false"/>
-          <w:color w:val="000000"/>
-          <w:sz w:val="22"/>
-          <w:szCs w:val="22"/>
-          <w:shd w:fill="81D41A" w:val="clear"/>
-        </w:rPr>
-        <w:t>l</w:t>
-      </w:r>
-      <w:r>
-        <w:rPr>
-          <w:rFonts w:eastAsia="Verdana" w:cs="Verdana"/>
-          <w:b w:val="false"/>
-          <w:bCs w:val="false"/>
-          <w:i w:val="false"/>
-          <w:iCs w:val="false"/>
-          <w:color w:val="000000"/>
-          <w:sz w:val="22"/>
-          <w:szCs w:val="22"/>
-          <w:shd w:fill="81D41A" w:val="clear"/>
-        </w:rPr>
-        <w:t>a</w:t>
-      </w:r>
-      <w:r>
-        <w:rPr>
-          <w:rFonts w:eastAsia="Verdana" w:cs="Verdana"/>
-          <w:b w:val="false"/>
-          <w:bCs w:val="false"/>
-          <w:i w:val="false"/>
-          <w:iCs w:val="false"/>
-          <w:color w:val="000000"/>
-          <w:sz w:val="22"/>
-          <w:szCs w:val="22"/>
-          <w:shd w:fill="81D41A" w:val="clear"/>
-        </w:rPr>
-        <w:t xml:space="preserve">s </w:t>
-      </w:r>
-      <w:r>
-        <w:rPr>
-          <w:rFonts w:eastAsia="Verdana" w:cs="Verdana"/>
-          <w:b w:val="false"/>
-          <w:bCs w:val="false"/>
-          <w:i w:val="false"/>
-          <w:iCs w:val="false"/>
-          <w:color w:val="000000"/>
-          <w:sz w:val="22"/>
-          <w:szCs w:val="22"/>
-          <w:shd w:fill="81D41A" w:val="clear"/>
-        </w:rPr>
-        <w:t>c</w:t>
-      </w:r>
-      <w:r>
-        <w:rPr>
-          <w:rFonts w:eastAsia="Verdana" w:cs="Verdana"/>
-          <w:b w:val="false"/>
-          <w:bCs w:val="false"/>
-          <w:i w:val="false"/>
-          <w:iCs w:val="false"/>
-          <w:color w:val="000000"/>
-          <w:sz w:val="22"/>
-          <w:szCs w:val="22"/>
-          <w:shd w:fill="81D41A" w:val="clear"/>
-        </w:rPr>
-        <w:t>o</w:t>
-      </w:r>
-      <w:r>
-        <w:rPr>
-          <w:rFonts w:eastAsia="Verdana" w:cs="Verdana"/>
-          <w:b w:val="false"/>
-          <w:bCs w:val="false"/>
-          <w:i w:val="false"/>
-          <w:iCs w:val="false"/>
-          <w:color w:val="000000"/>
-          <w:sz w:val="22"/>
-          <w:szCs w:val="22"/>
-          <w:shd w:fill="81D41A" w:val="clear"/>
-        </w:rPr>
-        <w:t>m</w:t>
-      </w:r>
-      <w:r>
-        <w:rPr>
-          <w:rFonts w:eastAsia="Verdana" w:cs="Verdana"/>
-          <w:b w:val="false"/>
-          <w:bCs w:val="false"/>
-          <w:i w:val="false"/>
-          <w:iCs w:val="false"/>
-          <w:color w:val="000000"/>
-          <w:sz w:val="22"/>
-          <w:szCs w:val="22"/>
-          <w:shd w:fill="81D41A" w:val="clear"/>
-        </w:rPr>
-        <w:t>i</w:t>
-      </w:r>
-      <w:r>
-        <w:rPr>
-          <w:rFonts w:eastAsia="Verdana" w:cs="Verdana"/>
-          <w:b w:val="false"/>
-          <w:bCs w:val="false"/>
-          <w:i w:val="false"/>
-          <w:iCs w:val="false"/>
-          <w:color w:val="000000"/>
-          <w:sz w:val="22"/>
-          <w:szCs w:val="22"/>
-          <w:shd w:fill="81D41A" w:val="clear"/>
-        </w:rPr>
-        <w:t>l</w:t>
-      </w:r>
-      <w:r>
-        <w:rPr>
-          <w:rFonts w:eastAsia="Verdana" w:cs="Verdana"/>
-          <w:b w:val="false"/>
-          <w:bCs w:val="false"/>
-          <w:i w:val="false"/>
-          <w:iCs w:val="false"/>
-          <w:color w:val="000000"/>
-          <w:sz w:val="22"/>
-          <w:szCs w:val="22"/>
-          <w:shd w:fill="81D41A" w:val="clear"/>
-        </w:rPr>
-        <w:t>l</w:t>
-      </w:r>
-      <w:r>
-        <w:rPr>
-          <w:rFonts w:eastAsia="Verdana" w:cs="Verdana"/>
-          <w:b w:val="false"/>
-          <w:bCs w:val="false"/>
-          <w:i w:val="false"/>
-          <w:iCs w:val="false"/>
-          <w:color w:val="000000"/>
-          <w:sz w:val="22"/>
-          <w:szCs w:val="22"/>
-          <w:shd w:fill="81D41A" w:val="clear"/>
-        </w:rPr>
-        <w:t>a</w:t>
-      </w:r>
-      <w:r>
-        <w:rPr>
-          <w:rFonts w:eastAsia="Verdana" w:cs="Verdana"/>
-          <w:b w:val="false"/>
-          <w:bCs w:val="false"/>
-          <w:i w:val="false"/>
-          <w:iCs w:val="false"/>
-          <w:color w:val="000000"/>
-          <w:sz w:val="22"/>
-          <w:szCs w:val="22"/>
-          <w:shd w:fill="81D41A" w:val="clear"/>
-        </w:rPr>
-        <w:t xml:space="preserve">s </w:t>
-      </w:r>
-      <w:r>
-        <w:rPr>
-          <w:rFonts w:eastAsia="Verdana" w:cs="Verdana"/>
-          <w:b w:val="false"/>
-          <w:bCs w:val="false"/>
-          <w:i w:val="false"/>
-          <w:iCs w:val="false"/>
-          <w:color w:val="000000"/>
-          <w:sz w:val="22"/>
-          <w:szCs w:val="22"/>
-          <w:shd w:fill="81D41A" w:val="clear"/>
-        </w:rPr>
-        <w:t>r</w:t>
-      </w:r>
-      <w:r>
-        <w:rPr>
-          <w:rFonts w:eastAsia="Verdana" w:cs="Verdana"/>
-          <w:b w:val="false"/>
-          <w:bCs w:val="false"/>
-          <w:i w:val="false"/>
-          <w:iCs w:val="false"/>
-          <w:color w:val="000000"/>
-          <w:sz w:val="22"/>
-          <w:szCs w:val="22"/>
-          <w:shd w:fill="81D41A" w:val="clear"/>
-        </w:rPr>
-        <w:t>e</w:t>
-      </w:r>
-      <w:r>
-        <w:rPr>
-          <w:rFonts w:eastAsia="Verdana" w:cs="Verdana"/>
-          <w:b w:val="false"/>
-          <w:bCs w:val="false"/>
-          <w:i w:val="false"/>
-          <w:iCs w:val="false"/>
-          <w:color w:val="000000"/>
-          <w:sz w:val="22"/>
-          <w:szCs w:val="22"/>
-          <w:shd w:fill="81D41A" w:val="clear"/>
-        </w:rPr>
-        <w:t>p</w:t>
-      </w:r>
-      <w:r>
-        <w:rPr>
-          <w:rFonts w:eastAsia="Verdana" w:cs="Verdana"/>
-          <w:b w:val="false"/>
-          <w:bCs w:val="false"/>
-          <w:i w:val="false"/>
-          <w:iCs w:val="false"/>
-          <w:color w:val="000000"/>
-          <w:sz w:val="22"/>
-          <w:szCs w:val="22"/>
-          <w:shd w:fill="81D41A" w:val="clear"/>
-        </w:rPr>
-        <w:t>r</w:t>
-      </w:r>
-      <w:r>
-        <w:rPr>
-          <w:rFonts w:eastAsia="Verdana" w:cs="Verdana"/>
-          <w:b w:val="false"/>
-          <w:bCs w:val="false"/>
-          <w:i w:val="false"/>
-          <w:iCs w:val="false"/>
-          <w:color w:val="000000"/>
-          <w:sz w:val="22"/>
-          <w:szCs w:val="22"/>
-          <w:shd w:fill="81D41A" w:val="clear"/>
-        </w:rPr>
-        <w:t>e</w:t>
-      </w:r>
-      <w:r>
-        <w:rPr>
-          <w:rFonts w:eastAsia="Verdana" w:cs="Verdana"/>
-          <w:b w:val="false"/>
-          <w:bCs w:val="false"/>
-          <w:i w:val="false"/>
-          <w:iCs w:val="false"/>
-          <w:color w:val="000000"/>
-          <w:sz w:val="22"/>
-          <w:szCs w:val="22"/>
-          <w:shd w:fill="81D41A" w:val="clear"/>
-        </w:rPr>
-        <w:t>s</w:t>
-      </w:r>
-      <w:r>
-        <w:rPr>
-          <w:rFonts w:eastAsia="Verdana" w:cs="Verdana"/>
-          <w:b w:val="false"/>
-          <w:bCs w:val="false"/>
-          <w:i w:val="false"/>
-          <w:iCs w:val="false"/>
-          <w:color w:val="000000"/>
-          <w:sz w:val="22"/>
-          <w:szCs w:val="22"/>
-          <w:shd w:fill="81D41A" w:val="clear"/>
-        </w:rPr>
-        <w:t>e</w:t>
-      </w:r>
-      <w:r>
-        <w:rPr>
-          <w:rFonts w:eastAsia="Verdana" w:cs="Verdana"/>
-          <w:b w:val="false"/>
-          <w:bCs w:val="false"/>
-          <w:i w:val="false"/>
-          <w:iCs w:val="false"/>
-          <w:color w:val="000000"/>
-          <w:sz w:val="22"/>
-          <w:szCs w:val="22"/>
-          <w:shd w:fill="81D41A" w:val="clear"/>
-        </w:rPr>
-        <w:t>n</w:t>
-      </w:r>
-      <w:r>
-        <w:rPr>
-          <w:rFonts w:eastAsia="Verdana" w:cs="Verdana"/>
-          <w:b w:val="false"/>
-          <w:bCs w:val="false"/>
-          <w:i w:val="false"/>
-          <w:iCs w:val="false"/>
-          <w:color w:val="000000"/>
-          <w:sz w:val="22"/>
-          <w:szCs w:val="22"/>
-          <w:shd w:fill="81D41A" w:val="clear"/>
-        </w:rPr>
-        <w:t>t</w:t>
-      </w:r>
-      <w:r>
-        <w:rPr>
-          <w:rFonts w:eastAsia="Verdana" w:cs="Verdana"/>
-          <w:b w:val="false"/>
-          <w:bCs w:val="false"/>
-          <w:i w:val="false"/>
-          <w:iCs w:val="false"/>
-          <w:color w:val="000000"/>
-          <w:sz w:val="22"/>
-          <w:szCs w:val="22"/>
-          <w:shd w:fill="81D41A" w:val="clear"/>
-        </w:rPr>
-        <w:t>a</w:t>
-      </w:r>
-      <w:r>
-        <w:rPr>
-          <w:rFonts w:eastAsia="Verdana" w:cs="Verdana"/>
-          <w:b w:val="false"/>
-          <w:bCs w:val="false"/>
-          <w:i w:val="false"/>
-          <w:iCs w:val="false"/>
-          <w:color w:val="000000"/>
-          <w:sz w:val="22"/>
-          <w:szCs w:val="22"/>
-          <w:shd w:fill="81D41A" w:val="clear"/>
-        </w:rPr>
-        <w:t xml:space="preserve">n </w:t>
-      </w:r>
-      <w:r>
-        <w:rPr>
-          <w:rFonts w:eastAsia="Verdana" w:cs="Verdana"/>
-          <w:b w:val="false"/>
-          <w:bCs w:val="false"/>
-          <w:i w:val="false"/>
-          <w:iCs w:val="false"/>
-          <w:color w:val="000000"/>
-          <w:sz w:val="22"/>
-          <w:szCs w:val="22"/>
-          <w:shd w:fill="81D41A" w:val="clear"/>
-        </w:rPr>
-        <w:t>i</w:t>
-      </w:r>
-      <w:r>
-        <w:rPr>
-          <w:rFonts w:eastAsia="Verdana" w:cs="Verdana"/>
-          <w:b w:val="false"/>
-          <w:bCs w:val="false"/>
-          <w:i w:val="false"/>
-          <w:iCs w:val="false"/>
-          <w:color w:val="000000"/>
-          <w:sz w:val="22"/>
-          <w:szCs w:val="22"/>
-          <w:shd w:fill="81D41A" w:val="clear"/>
-        </w:rPr>
-        <w:t>m</w:t>
-      </w:r>
-      <w:r>
-        <w:rPr>
-          <w:rFonts w:eastAsia="Verdana" w:cs="Verdana"/>
-          <w:b w:val="false"/>
-          <w:bCs w:val="false"/>
-          <w:i w:val="false"/>
-          <w:iCs w:val="false"/>
-          <w:color w:val="000000"/>
-          <w:sz w:val="22"/>
-          <w:szCs w:val="22"/>
-          <w:shd w:fill="81D41A" w:val="clear"/>
-        </w:rPr>
-        <w:t>p</w:t>
-      </w:r>
-      <w:r>
-        <w:rPr>
-          <w:rFonts w:eastAsia="Verdana" w:cs="Verdana"/>
-          <w:b w:val="false"/>
-          <w:bCs w:val="false"/>
-          <w:i w:val="false"/>
-          <w:iCs w:val="false"/>
-          <w:color w:val="000000"/>
-          <w:sz w:val="22"/>
-          <w:szCs w:val="22"/>
-          <w:shd w:fill="81D41A" w:val="clear"/>
-        </w:rPr>
-        <w:t>l</w:t>
-      </w:r>
-      <w:r>
-        <w:rPr>
-          <w:rFonts w:eastAsia="Verdana" w:cs="Verdana"/>
-          <w:b w:val="false"/>
-          <w:bCs w:val="false"/>
-          <w:i w:val="false"/>
-          <w:iCs w:val="false"/>
-          <w:color w:val="000000"/>
-          <w:sz w:val="22"/>
-          <w:szCs w:val="22"/>
-          <w:shd w:fill="81D41A" w:val="clear"/>
-        </w:rPr>
-        <w:t>i</w:t>
-      </w:r>
-      <w:r>
-        <w:rPr>
-          <w:rFonts w:eastAsia="Verdana" w:cs="Verdana"/>
-          <w:b w:val="false"/>
-          <w:bCs w:val="false"/>
-          <w:i w:val="false"/>
-          <w:iCs w:val="false"/>
-          <w:color w:val="000000"/>
-          <w:sz w:val="22"/>
-          <w:szCs w:val="22"/>
-          <w:shd w:fill="81D41A" w:val="clear"/>
-        </w:rPr>
-        <w:t>c</w:t>
-      </w:r>
-      <w:r>
-        <w:rPr>
-          <w:rFonts w:eastAsia="Verdana" w:cs="Verdana"/>
-          <w:b w:val="false"/>
-          <w:bCs w:val="false"/>
-          <w:i w:val="false"/>
-          <w:iCs w:val="false"/>
-          <w:color w:val="000000"/>
-          <w:sz w:val="22"/>
-          <w:szCs w:val="22"/>
-          <w:shd w:fill="81D41A" w:val="clear"/>
-        </w:rPr>
-        <w:t>i</w:t>
-      </w:r>
-      <w:r>
-        <w:rPr>
-          <w:rFonts w:eastAsia="Verdana" w:cs="Verdana"/>
-          <w:b w:val="false"/>
-          <w:bCs w:val="false"/>
-          <w:i w:val="false"/>
-          <w:iCs w:val="false"/>
-          <w:color w:val="000000"/>
-          <w:sz w:val="22"/>
-          <w:szCs w:val="22"/>
-          <w:shd w:fill="81D41A" w:val="clear"/>
-        </w:rPr>
-        <w:t>t</w:t>
-      </w:r>
-      <w:r>
-        <w:rPr>
-          <w:rFonts w:eastAsia="Verdana" w:cs="Verdana"/>
-          <w:b w:val="false"/>
-          <w:bCs w:val="false"/>
-          <w:i w:val="false"/>
-          <w:iCs w:val="false"/>
-          <w:color w:val="000000"/>
-          <w:sz w:val="22"/>
-          <w:szCs w:val="22"/>
-          <w:shd w:fill="81D41A" w:val="clear"/>
-        </w:rPr>
-        <w:t>a</w:t>
-      </w:r>
-      <w:r>
-        <w:rPr>
-          <w:rFonts w:eastAsia="Verdana" w:cs="Verdana"/>
-          <w:b w:val="false"/>
-          <w:bCs w:val="false"/>
-          <w:i w:val="false"/>
-          <w:iCs w:val="false"/>
-          <w:color w:val="000000"/>
-          <w:sz w:val="22"/>
-          <w:szCs w:val="22"/>
-          <w:shd w:fill="81D41A" w:val="clear"/>
-        </w:rPr>
-        <w:t>m</w:t>
-      </w:r>
-      <w:r>
-        <w:rPr>
-          <w:rFonts w:eastAsia="Verdana" w:cs="Verdana"/>
-          <w:b w:val="false"/>
-          <w:bCs w:val="false"/>
-          <w:i w:val="false"/>
-          <w:iCs w:val="false"/>
-          <w:color w:val="000000"/>
-          <w:sz w:val="22"/>
-          <w:szCs w:val="22"/>
-          <w:shd w:fill="81D41A" w:val="clear"/>
-        </w:rPr>
-        <w:t>e</w:t>
-      </w:r>
-      <w:r>
-        <w:rPr>
-          <w:rFonts w:eastAsia="Verdana" w:cs="Verdana"/>
-          <w:b w:val="false"/>
-          <w:bCs w:val="false"/>
-          <w:i w:val="false"/>
-          <w:iCs w:val="false"/>
-          <w:color w:val="000000"/>
-          <w:sz w:val="22"/>
-          <w:szCs w:val="22"/>
-          <w:shd w:fill="81D41A" w:val="clear"/>
-        </w:rPr>
-        <w:t>n</w:t>
-      </w:r>
-      <w:r>
-        <w:rPr>
-          <w:rFonts w:eastAsia="Verdana" w:cs="Verdana"/>
-          <w:b w:val="false"/>
-          <w:bCs w:val="false"/>
-          <w:i w:val="false"/>
-          <w:iCs w:val="false"/>
-          <w:color w:val="000000"/>
-          <w:sz w:val="22"/>
-          <w:szCs w:val="22"/>
-          <w:shd w:fill="81D41A" w:val="clear"/>
-        </w:rPr>
-        <w:t>t</w:t>
-      </w:r>
-      <w:r>
-        <w:rPr>
-          <w:rFonts w:eastAsia="Verdana" w:cs="Verdana"/>
-          <w:b w:val="false"/>
-          <w:bCs w:val="false"/>
-          <w:i w:val="false"/>
-          <w:iCs w:val="false"/>
-          <w:color w:val="000000"/>
-          <w:sz w:val="22"/>
-          <w:szCs w:val="22"/>
-          <w:shd w:fill="81D41A" w:val="clear"/>
-        </w:rPr>
-        <w:t xml:space="preserve">e </w:t>
-      </w:r>
-      <w:r>
-        <w:rPr>
-          <w:rFonts w:eastAsia="Verdana" w:cs="Verdana"/>
-          <w:b w:val="false"/>
-          <w:bCs w:val="false"/>
-          <w:i w:val="false"/>
-          <w:iCs w:val="false"/>
-          <w:color w:val="000000"/>
-          <w:sz w:val="22"/>
-          <w:szCs w:val="22"/>
-          <w:shd w:fill="81D41A" w:val="clear"/>
-        </w:rPr>
-        <w:t>e</w:t>
-      </w:r>
-      <w:r>
-        <w:rPr>
-          <w:rFonts w:eastAsia="Verdana" w:cs="Verdana"/>
-          <w:b w:val="false"/>
-          <w:bCs w:val="false"/>
-          <w:i w:val="false"/>
-          <w:iCs w:val="false"/>
-          <w:color w:val="000000"/>
-          <w:sz w:val="22"/>
-          <w:szCs w:val="22"/>
-          <w:shd w:fill="81D41A" w:val="clear"/>
-        </w:rPr>
-        <w:t xml:space="preserve">n </w:t>
-      </w:r>
-      <w:r>
-        <w:rPr>
-          <w:rFonts w:eastAsia="Verdana" w:cs="Verdana"/>
-          <w:b w:val="false"/>
-          <w:bCs w:val="false"/>
-          <w:i w:val="false"/>
-          <w:iCs w:val="false"/>
-          <w:color w:val="000000"/>
-          <w:sz w:val="22"/>
-          <w:szCs w:val="22"/>
-          <w:shd w:fill="81D41A" w:val="clear"/>
-        </w:rPr>
-        <w:t>j</w:t>
-      </w:r>
-      <w:r>
-        <w:rPr>
-          <w:rFonts w:eastAsia="Verdana" w:cs="Verdana"/>
-          <w:b w:val="false"/>
-          <w:bCs w:val="false"/>
-          <w:i w:val="false"/>
-          <w:iCs w:val="false"/>
-          <w:color w:val="000000"/>
-          <w:sz w:val="22"/>
-          <w:szCs w:val="22"/>
-          <w:shd w:fill="81D41A" w:val="clear"/>
-        </w:rPr>
-        <w:t>a</w:t>
-      </w:r>
-      <w:r>
-        <w:rPr>
-          <w:rFonts w:eastAsia="Verdana" w:cs="Verdana"/>
-          <w:b w:val="false"/>
-          <w:bCs w:val="false"/>
-          <w:i w:val="false"/>
-          <w:iCs w:val="false"/>
-          <w:color w:val="000000"/>
-          <w:sz w:val="22"/>
-          <w:szCs w:val="22"/>
-          <w:shd w:fill="81D41A" w:val="clear"/>
-        </w:rPr>
-        <w:t>v</w:t>
-      </w:r>
-      <w:r>
-        <w:rPr>
-          <w:rFonts w:eastAsia="Verdana" w:cs="Verdana"/>
-          <w:b w:val="false"/>
-          <w:bCs w:val="false"/>
-          <w:i w:val="false"/>
-          <w:iCs w:val="false"/>
-          <w:color w:val="000000"/>
-          <w:sz w:val="22"/>
-          <w:szCs w:val="22"/>
-          <w:shd w:fill="81D41A" w:val="clear"/>
-        </w:rPr>
-        <w:t>a</w:t>
-      </w:r>
-      <w:r>
-        <w:rPr>
-          <w:rFonts w:eastAsia="Verdana" w:cs="Verdana"/>
-          <w:b w:val="false"/>
-          <w:bCs w:val="false"/>
-          <w:i w:val="false"/>
-          <w:iCs w:val="false"/>
-          <w:color w:val="000000"/>
-          <w:sz w:val="22"/>
-          <w:szCs w:val="22"/>
-          <w:shd w:fill="81D41A" w:val="clear"/>
-        </w:rPr>
-        <w:t>s</w:t>
-      </w:r>
-      <w:r>
-        <w:rPr>
-          <w:rFonts w:eastAsia="Verdana" w:cs="Verdana"/>
-          <w:b w:val="false"/>
-          <w:bCs w:val="false"/>
-          <w:i w:val="false"/>
-          <w:iCs w:val="false"/>
-          <w:color w:val="000000"/>
-          <w:sz w:val="22"/>
-          <w:szCs w:val="22"/>
-          <w:shd w:fill="81D41A" w:val="clear"/>
-        </w:rPr>
-        <w:t>c</w:t>
-      </w:r>
-      <w:r>
-        <w:rPr>
-          <w:rFonts w:eastAsia="Verdana" w:cs="Verdana"/>
-          <w:b w:val="false"/>
-          <w:bCs w:val="false"/>
-          <w:i w:val="false"/>
-          <w:iCs w:val="false"/>
-          <w:color w:val="000000"/>
-          <w:sz w:val="22"/>
-          <w:szCs w:val="22"/>
-          <w:shd w:fill="81D41A" w:val="clear"/>
-        </w:rPr>
-        <w:t>r</w:t>
-      </w:r>
-      <w:r>
-        <w:rPr>
-          <w:rFonts w:eastAsia="Verdana" w:cs="Verdana"/>
-          <w:b w:val="false"/>
-          <w:bCs w:val="false"/>
-          <w:i w:val="false"/>
-          <w:iCs w:val="false"/>
-          <w:color w:val="000000"/>
-          <w:sz w:val="22"/>
-          <w:szCs w:val="22"/>
-          <w:shd w:fill="81D41A" w:val="clear"/>
-        </w:rPr>
-        <w:t>i</w:t>
-      </w:r>
-      <w:r>
-        <w:rPr>
-          <w:rFonts w:eastAsia="Verdana" w:cs="Verdana"/>
-          <w:b w:val="false"/>
-          <w:bCs w:val="false"/>
-          <w:i w:val="false"/>
-          <w:iCs w:val="false"/>
-          <w:color w:val="000000"/>
-          <w:sz w:val="22"/>
-          <w:szCs w:val="22"/>
-          <w:shd w:fill="81D41A" w:val="clear"/>
-        </w:rPr>
-        <w:t>p</w:t>
-      </w:r>
-      <w:r>
-        <w:rPr>
-          <w:rFonts w:eastAsia="Verdana" w:cs="Verdana"/>
-          <w:b w:val="false"/>
-          <w:bCs w:val="false"/>
-          <w:i w:val="false"/>
-          <w:iCs w:val="false"/>
-          <w:color w:val="000000"/>
-          <w:sz w:val="22"/>
-          <w:szCs w:val="22"/>
-          <w:shd w:fill="81D41A" w:val="clear"/>
-        </w:rPr>
-        <w:t xml:space="preserve">t </w:t>
-      </w:r>
-      <w:r>
-        <w:rPr>
-          <w:rFonts w:eastAsia="Verdana" w:cs="Verdana"/>
-          <w:b w:val="false"/>
-          <w:bCs w:val="false"/>
-          <w:i w:val="false"/>
-          <w:iCs w:val="false"/>
-          <w:color w:val="000000"/>
-          <w:sz w:val="22"/>
-          <w:szCs w:val="22"/>
-          <w:shd w:fill="81D41A" w:val="clear"/>
-        </w:rPr>
-        <w:t xml:space="preserve">a </w:t>
-      </w:r>
-      <w:r>
-        <w:rPr>
-          <w:rFonts w:eastAsia="Verdana" w:cs="Verdana"/>
-          <w:b w:val="false"/>
-          <w:bCs w:val="false"/>
-          <w:i w:val="false"/>
-          <w:iCs w:val="false"/>
-          <w:color w:val="000000"/>
-          <w:sz w:val="22"/>
-          <w:szCs w:val="22"/>
-          <w:shd w:fill="81D41A" w:val="clear"/>
-        </w:rPr>
-        <w:t>u</w:t>
-      </w:r>
-      <w:r>
-        <w:rPr>
-          <w:rFonts w:eastAsia="Verdana" w:cs="Verdana"/>
-          <w:b w:val="false"/>
-          <w:bCs w:val="false"/>
-          <w:i w:val="false"/>
-          <w:iCs w:val="false"/>
-          <w:color w:val="000000"/>
-          <w:sz w:val="22"/>
-          <w:szCs w:val="22"/>
-          <w:shd w:fill="81D41A" w:val="clear"/>
-        </w:rPr>
-        <w:t>n</w:t>
-      </w:r>
-      <w:r>
-        <w:rPr>
-          <w:rFonts w:eastAsia="Verdana" w:cs="Verdana"/>
-          <w:b w:val="false"/>
-          <w:bCs w:val="false"/>
-          <w:i w:val="false"/>
-          <w:iCs w:val="false"/>
-          <w:color w:val="000000"/>
-          <w:sz w:val="22"/>
-          <w:szCs w:val="22"/>
-          <w:shd w:fill="81D41A" w:val="clear"/>
-        </w:rPr>
-        <w:t xml:space="preserve">a </w:t>
-      </w:r>
-      <w:r>
-        <w:rPr>
-          <w:rFonts w:eastAsia="Verdana" w:cs="Verdana"/>
-          <w:b w:val="false"/>
-          <w:bCs w:val="false"/>
-          <w:i w:val="false"/>
-          <w:iCs w:val="false"/>
-          <w:color w:val="000000"/>
-          <w:sz w:val="22"/>
-          <w:szCs w:val="22"/>
-          <w:shd w:fill="81D41A" w:val="clear"/>
-        </w:rPr>
-        <w:t>c</w:t>
-      </w:r>
-      <w:r>
-        <w:rPr>
-          <w:rFonts w:eastAsia="Verdana" w:cs="Verdana"/>
-          <w:b w:val="false"/>
-          <w:bCs w:val="false"/>
-          <w:i w:val="false"/>
-          <w:iCs w:val="false"/>
-          <w:color w:val="000000"/>
-          <w:sz w:val="22"/>
-          <w:szCs w:val="22"/>
-          <w:shd w:fill="81D41A" w:val="clear"/>
-        </w:rPr>
-        <w:t>a</w:t>
-      </w:r>
-      <w:r>
-        <w:rPr>
-          <w:rFonts w:eastAsia="Verdana" w:cs="Verdana"/>
-          <w:b w:val="false"/>
-          <w:bCs w:val="false"/>
-          <w:i w:val="false"/>
-          <w:iCs w:val="false"/>
-          <w:color w:val="000000"/>
-          <w:sz w:val="22"/>
-          <w:szCs w:val="22"/>
-          <w:shd w:fill="81D41A" w:val="clear"/>
-        </w:rPr>
-        <w:t>d</w:t>
-      </w:r>
-      <w:r>
-        <w:rPr>
-          <w:rFonts w:eastAsia="Verdana" w:cs="Verdana"/>
-          <w:b w:val="false"/>
-          <w:bCs w:val="false"/>
-          <w:i w:val="false"/>
-          <w:iCs w:val="false"/>
-          <w:color w:val="000000"/>
-          <w:sz w:val="22"/>
-          <w:szCs w:val="22"/>
-          <w:shd w:fill="81D41A" w:val="clear"/>
-        </w:rPr>
-        <w:t>e</w:t>
-      </w:r>
-      <w:r>
-        <w:rPr>
-          <w:rFonts w:eastAsia="Verdana" w:cs="Verdana"/>
-          <w:b w:val="false"/>
-          <w:bCs w:val="false"/>
-          <w:i w:val="false"/>
-          <w:iCs w:val="false"/>
-          <w:color w:val="000000"/>
-          <w:sz w:val="22"/>
-          <w:szCs w:val="22"/>
-          <w:shd w:fill="81D41A" w:val="clear"/>
-        </w:rPr>
-        <w:t>n</w:t>
-      </w:r>
-      <w:r>
-        <w:rPr>
-          <w:rFonts w:eastAsia="Verdana" w:cs="Verdana"/>
-          <w:b w:val="false"/>
-          <w:bCs w:val="false"/>
-          <w:i w:val="false"/>
-          <w:iCs w:val="false"/>
-          <w:color w:val="000000"/>
-          <w:sz w:val="22"/>
-          <w:szCs w:val="22"/>
-          <w:shd w:fill="81D41A" w:val="clear"/>
-        </w:rPr>
-        <w:t xml:space="preserve">a </w:t>
-      </w:r>
-      <w:r>
-        <w:rPr>
-          <w:rFonts w:eastAsia="Verdana" w:cs="Verdana"/>
-          <w:b w:val="false"/>
-          <w:bCs w:val="false"/>
-          <w:i w:val="false"/>
-          <w:iCs w:val="false"/>
-          <w:color w:val="000000"/>
-          <w:sz w:val="22"/>
-          <w:szCs w:val="22"/>
-          <w:shd w:fill="81D41A" w:val="clear"/>
-        </w:rPr>
-        <w:t>d</w:t>
-      </w:r>
-      <w:r>
-        <w:rPr>
-          <w:rFonts w:eastAsia="Verdana" w:cs="Verdana"/>
-          <w:b w:val="false"/>
-          <w:bCs w:val="false"/>
-          <w:i w:val="false"/>
-          <w:iCs w:val="false"/>
-          <w:color w:val="000000"/>
-          <w:sz w:val="22"/>
-          <w:szCs w:val="22"/>
-          <w:shd w:fill="81D41A" w:val="clear"/>
-        </w:rPr>
-        <w:t xml:space="preserve">e </w:t>
-      </w:r>
-      <w:r>
-        <w:rPr>
-          <w:rFonts w:eastAsia="Verdana" w:cs="Verdana"/>
-          <w:b w:val="false"/>
-          <w:bCs w:val="false"/>
-          <w:i w:val="false"/>
-          <w:iCs w:val="false"/>
-          <w:color w:val="000000"/>
-          <w:sz w:val="22"/>
-          <w:szCs w:val="22"/>
-          <w:shd w:fill="81D41A" w:val="clear"/>
-        </w:rPr>
-        <w:t>c</w:t>
-      </w:r>
-      <w:r>
-        <w:rPr>
-          <w:rFonts w:eastAsia="Verdana" w:cs="Verdana"/>
-          <w:b w:val="false"/>
-          <w:bCs w:val="false"/>
-          <w:i w:val="false"/>
-          <w:iCs w:val="false"/>
-          <w:color w:val="000000"/>
-          <w:sz w:val="22"/>
-          <w:szCs w:val="22"/>
-          <w:shd w:fill="81D41A" w:val="clear"/>
-        </w:rPr>
-        <w:t>a</w:t>
-      </w:r>
-      <w:r>
-        <w:rPr>
-          <w:rFonts w:eastAsia="Verdana" w:cs="Verdana"/>
-          <w:b w:val="false"/>
-          <w:bCs w:val="false"/>
-          <w:i w:val="false"/>
-          <w:iCs w:val="false"/>
-          <w:color w:val="000000"/>
-          <w:sz w:val="22"/>
-          <w:szCs w:val="22"/>
-          <w:shd w:fill="81D41A" w:val="clear"/>
-        </w:rPr>
-        <w:t>r</w:t>
-      </w:r>
-      <w:r>
-        <w:rPr>
-          <w:rFonts w:eastAsia="Verdana" w:cs="Verdana"/>
-          <w:b w:val="false"/>
-          <w:bCs w:val="false"/>
-          <w:i w:val="false"/>
-          <w:iCs w:val="false"/>
-          <w:color w:val="000000"/>
-          <w:sz w:val="22"/>
-          <w:szCs w:val="22"/>
-          <w:shd w:fill="81D41A" w:val="clear"/>
-        </w:rPr>
-        <w:t>a</w:t>
-      </w:r>
-      <w:r>
-        <w:rPr>
-          <w:rFonts w:eastAsia="Verdana" w:cs="Verdana"/>
-          <w:b w:val="false"/>
-          <w:bCs w:val="false"/>
-          <w:i w:val="false"/>
-          <w:iCs w:val="false"/>
-          <w:color w:val="000000"/>
-          <w:sz w:val="22"/>
-          <w:szCs w:val="22"/>
-          <w:shd w:fill="81D41A" w:val="clear"/>
-        </w:rPr>
-        <w:t>c</w:t>
-      </w:r>
-      <w:r>
-        <w:rPr>
-          <w:rFonts w:eastAsia="Verdana" w:cs="Verdana"/>
-          <w:b w:val="false"/>
-          <w:bCs w:val="false"/>
-          <w:i w:val="false"/>
-          <w:iCs w:val="false"/>
-          <w:color w:val="000000"/>
-          <w:sz w:val="22"/>
-          <w:szCs w:val="22"/>
-          <w:shd w:fill="81D41A" w:val="clear"/>
-        </w:rPr>
-        <w:t>t</w:t>
-      </w:r>
-      <w:r>
-        <w:rPr>
-          <w:rFonts w:eastAsia="Verdana" w:cs="Verdana"/>
-          <w:b w:val="false"/>
-          <w:bCs w:val="false"/>
-          <w:i w:val="false"/>
-          <w:iCs w:val="false"/>
-          <w:color w:val="000000"/>
-          <w:sz w:val="22"/>
-          <w:szCs w:val="22"/>
-          <w:shd w:fill="81D41A" w:val="clear"/>
-        </w:rPr>
-        <w:t>e</w:t>
-      </w:r>
-      <w:r>
-        <w:rPr>
-          <w:rFonts w:eastAsia="Verdana" w:cs="Verdana"/>
-          <w:b w:val="false"/>
-          <w:bCs w:val="false"/>
-          <w:i w:val="false"/>
-          <w:iCs w:val="false"/>
-          <w:color w:val="000000"/>
-          <w:sz w:val="22"/>
-          <w:szCs w:val="22"/>
-          <w:shd w:fill="81D41A" w:val="clear"/>
-        </w:rPr>
-        <w:t>r</w:t>
-      </w:r>
-      <w:r>
-        <w:rPr>
-          <w:rFonts w:eastAsia="Verdana" w:cs="Verdana"/>
-          <w:b w:val="false"/>
-          <w:bCs w:val="false"/>
-          <w:i w:val="false"/>
-          <w:iCs w:val="false"/>
-          <w:color w:val="000000"/>
-          <w:sz w:val="22"/>
-          <w:szCs w:val="22"/>
-          <w:shd w:fill="81D41A" w:val="clear"/>
-        </w:rPr>
-        <w:t>e</w:t>
-      </w:r>
-      <w:r>
-        <w:rPr>
-          <w:rFonts w:eastAsia="Verdana" w:cs="Verdana"/>
-          <w:b w:val="false"/>
-          <w:bCs w:val="false"/>
-          <w:i w:val="false"/>
-          <w:iCs w:val="false"/>
-          <w:color w:val="000000"/>
-          <w:sz w:val="22"/>
-          <w:szCs w:val="22"/>
-          <w:shd w:fill="81D41A" w:val="clear"/>
-        </w:rPr>
-        <w:t xml:space="preserve">s, </w:t>
-      </w:r>
-      <w:r>
-        <w:rPr>
-          <w:rFonts w:eastAsia="Verdana" w:cs="Verdana"/>
-          <w:b w:val="false"/>
-          <w:bCs w:val="false"/>
-          <w:i w:val="false"/>
-          <w:iCs w:val="false"/>
-          <w:color w:val="000000"/>
-          <w:sz w:val="22"/>
-          <w:szCs w:val="22"/>
-          <w:shd w:fill="81D41A" w:val="clear"/>
-        </w:rPr>
-        <w:t xml:space="preserve">o </w:t>
-      </w:r>
-      <w:r>
-        <w:rPr>
-          <w:rFonts w:eastAsia="Verdana" w:cs="Verdana"/>
-          <w:b w:val="false"/>
-          <w:bCs w:val="false"/>
-          <w:i w:val="false"/>
-          <w:iCs w:val="false"/>
-          <w:color w:val="000000"/>
-          <w:sz w:val="22"/>
-          <w:szCs w:val="22"/>
-          <w:shd w:fill="81D41A" w:val="clear"/>
-        </w:rPr>
-        <w:t>m</w:t>
-      </w:r>
-      <w:r>
-        <w:rPr>
-          <w:rFonts w:eastAsia="Verdana" w:cs="Verdana"/>
-          <w:b w:val="false"/>
-          <w:bCs w:val="false"/>
-          <w:i w:val="false"/>
-          <w:iCs w:val="false"/>
-          <w:color w:val="000000"/>
-          <w:sz w:val="22"/>
-          <w:szCs w:val="22"/>
-          <w:shd w:fill="81D41A" w:val="clear"/>
-        </w:rPr>
-        <w:t>e</w:t>
-      </w:r>
-      <w:r>
-        <w:rPr>
-          <w:rFonts w:eastAsia="Verdana" w:cs="Verdana"/>
-          <w:b w:val="false"/>
-          <w:bCs w:val="false"/>
-          <w:i w:val="false"/>
-          <w:iCs w:val="false"/>
-          <w:color w:val="000000"/>
-          <w:sz w:val="22"/>
-          <w:szCs w:val="22"/>
-          <w:shd w:fill="81D41A" w:val="clear"/>
-        </w:rPr>
-        <w:t>j</w:t>
-      </w:r>
-      <w:r>
-        <w:rPr>
-          <w:rFonts w:eastAsia="Verdana" w:cs="Verdana"/>
-          <w:b w:val="false"/>
-          <w:bCs w:val="false"/>
-          <w:i w:val="false"/>
-          <w:iCs w:val="false"/>
-          <w:color w:val="000000"/>
-          <w:sz w:val="22"/>
-          <w:szCs w:val="22"/>
-          <w:shd w:fill="81D41A" w:val="clear"/>
-        </w:rPr>
-        <w:t>o</w:t>
-      </w:r>
-      <w:r>
-        <w:rPr>
-          <w:rFonts w:eastAsia="Verdana" w:cs="Verdana"/>
-          <w:b w:val="false"/>
-          <w:bCs w:val="false"/>
-          <w:i w:val="false"/>
-          <w:iCs w:val="false"/>
-          <w:color w:val="000000"/>
-          <w:sz w:val="22"/>
-          <w:szCs w:val="22"/>
-          <w:shd w:fill="81D41A" w:val="clear"/>
-        </w:rPr>
-        <w:t>r</w:t>
-      </w:r>
-      <w:r>
-        <w:rPr>
-          <w:rFonts w:eastAsia="Verdana" w:cs="Verdana"/>
-          <w:b w:val="false"/>
-          <w:bCs w:val="false"/>
-          <w:i w:val="false"/>
-          <w:iCs w:val="false"/>
-          <w:color w:val="000000"/>
-          <w:sz w:val="22"/>
-          <w:szCs w:val="22"/>
-          <w:shd w:fill="81D41A" w:val="clear"/>
-        </w:rPr>
-        <w:t xml:space="preserve"> </w:t>
-      </w:r>
-      <w:r>
-        <w:rPr>
-          <w:rFonts w:eastAsia="Verdana" w:cs="Verdana"/>
-          <w:b w:val="false"/>
-          <w:bCs w:val="false"/>
-          <w:i w:val="false"/>
-          <w:iCs w:val="false"/>
-          <w:color w:val="000000"/>
-          <w:sz w:val="22"/>
-          <w:szCs w:val="22"/>
-          <w:shd w:fill="81D41A" w:val="clear"/>
-        </w:rPr>
-        <w:t>l</w:t>
-      </w:r>
-      <w:r>
-        <w:rPr>
-          <w:rFonts w:eastAsia="Verdana" w:cs="Verdana"/>
-          <w:b w:val="false"/>
-          <w:bCs w:val="false"/>
-          <w:i w:val="false"/>
-          <w:iCs w:val="false"/>
-          <w:color w:val="000000"/>
-          <w:sz w:val="22"/>
-          <w:szCs w:val="22"/>
-          <w:shd w:fill="81D41A" w:val="clear"/>
-        </w:rPr>
-        <w:t>l</w:t>
-      </w:r>
-      <w:r>
-        <w:rPr>
-          <w:rFonts w:eastAsia="Verdana" w:cs="Verdana"/>
-          <w:b w:val="false"/>
-          <w:bCs w:val="false"/>
-          <w:i w:val="false"/>
-          <w:iCs w:val="false"/>
-          <w:color w:val="000000"/>
-          <w:sz w:val="22"/>
-          <w:szCs w:val="22"/>
-          <w:shd w:fill="81D41A" w:val="clear"/>
-        </w:rPr>
-        <w:t>a</w:t>
-      </w:r>
-      <w:r>
-        <w:rPr>
-          <w:rFonts w:eastAsia="Verdana" w:cs="Verdana"/>
-          <w:b w:val="false"/>
-          <w:bCs w:val="false"/>
-          <w:i w:val="false"/>
-          <w:iCs w:val="false"/>
-          <w:color w:val="000000"/>
-          <w:sz w:val="22"/>
-          <w:szCs w:val="22"/>
-          <w:shd w:fill="81D41A" w:val="clear"/>
-        </w:rPr>
-        <w:t>m</w:t>
-      </w:r>
-      <w:r>
-        <w:rPr>
-          <w:rFonts w:eastAsia="Verdana" w:cs="Verdana"/>
-          <w:b w:val="false"/>
-          <w:bCs w:val="false"/>
-          <w:i w:val="false"/>
-          <w:iCs w:val="false"/>
-          <w:color w:val="000000"/>
-          <w:sz w:val="22"/>
-          <w:szCs w:val="22"/>
-          <w:shd w:fill="81D41A" w:val="clear"/>
-        </w:rPr>
-        <w:t>a</w:t>
-      </w:r>
-      <w:r>
-        <w:rPr>
-          <w:rFonts w:eastAsia="Verdana" w:cs="Verdana"/>
-          <w:b w:val="false"/>
-          <w:bCs w:val="false"/>
-          <w:i w:val="false"/>
-          <w:iCs w:val="false"/>
-          <w:color w:val="000000"/>
-          <w:sz w:val="22"/>
-          <w:szCs w:val="22"/>
-          <w:shd w:fill="81D41A" w:val="clear"/>
-        </w:rPr>
-        <w:t>d</w:t>
-      </w:r>
-      <w:r>
-        <w:rPr>
-          <w:rFonts w:eastAsia="Verdana" w:cs="Verdana"/>
-          <w:b w:val="false"/>
-          <w:bCs w:val="false"/>
-          <w:i w:val="false"/>
-          <w:iCs w:val="false"/>
-          <w:color w:val="000000"/>
-          <w:sz w:val="22"/>
-          <w:szCs w:val="22"/>
-          <w:shd w:fill="81D41A" w:val="clear"/>
-        </w:rPr>
-        <w:t>a</w:t>
-      </w:r>
-      <w:r>
-        <w:rPr>
-          <w:rFonts w:eastAsia="Verdana" w:cs="Verdana"/>
-          <w:b w:val="false"/>
-          <w:bCs w:val="false"/>
-          <w:i w:val="false"/>
-          <w:iCs w:val="false"/>
-          <w:color w:val="000000"/>
-          <w:sz w:val="22"/>
-          <w:szCs w:val="22"/>
-          <w:shd w:fill="81D41A" w:val="clear"/>
-        </w:rPr>
-        <w:t xml:space="preserve">s </w:t>
-      </w:r>
-      <w:r>
-        <w:rPr>
-          <w:rFonts w:eastAsia="Verdana" w:cs="Verdana"/>
-          <w:b w:val="false"/>
-          <w:bCs w:val="false"/>
-          <w:i w:val="false"/>
-          <w:iCs w:val="false"/>
-          <w:color w:val="000000"/>
-          <w:sz w:val="22"/>
-          <w:szCs w:val="22"/>
-          <w:shd w:fill="81D41A" w:val="clear"/>
-        </w:rPr>
-        <w:t>s</w:t>
-      </w:r>
-      <w:r>
-        <w:rPr>
-          <w:rFonts w:eastAsia="Verdana" w:cs="Verdana"/>
-          <w:b w:val="false"/>
-          <w:bCs w:val="false"/>
-          <w:i w:val="false"/>
-          <w:iCs w:val="false"/>
-          <w:color w:val="000000"/>
-          <w:sz w:val="22"/>
-          <w:szCs w:val="22"/>
-          <w:shd w:fill="81D41A" w:val="clear"/>
-        </w:rPr>
-        <w:t>t</w:t>
-      </w:r>
-      <w:r>
-        <w:rPr>
-          <w:rFonts w:eastAsia="Verdana" w:cs="Verdana"/>
-          <w:b w:val="false"/>
-          <w:bCs w:val="false"/>
-          <w:i w:val="false"/>
-          <w:iCs w:val="false"/>
-          <w:color w:val="000000"/>
-          <w:sz w:val="22"/>
-          <w:szCs w:val="22"/>
-          <w:shd w:fill="81D41A" w:val="clear"/>
-        </w:rPr>
-        <w:t>r</w:t>
-      </w:r>
-      <w:r>
-        <w:rPr>
-          <w:rFonts w:eastAsia="Verdana" w:cs="Verdana"/>
-          <w:b w:val="false"/>
-          <w:bCs w:val="false"/>
-          <w:i w:val="false"/>
-          <w:iCs w:val="false"/>
-          <w:color w:val="000000"/>
-          <w:sz w:val="22"/>
-          <w:szCs w:val="22"/>
-          <w:shd w:fill="81D41A" w:val="clear"/>
-        </w:rPr>
-        <w:t>i</w:t>
-      </w:r>
-      <w:r>
-        <w:rPr>
-          <w:rFonts w:eastAsia="Verdana" w:cs="Verdana"/>
-          <w:b w:val="false"/>
-          <w:bCs w:val="false"/>
-          <w:i w:val="false"/>
-          <w:iCs w:val="false"/>
-          <w:color w:val="000000"/>
-          <w:sz w:val="22"/>
-          <w:szCs w:val="22"/>
-          <w:shd w:fill="81D41A" w:val="clear"/>
-        </w:rPr>
-        <w:t>n</w:t>
-      </w:r>
-      <w:r>
-        <w:rPr>
-          <w:rFonts w:eastAsia="Verdana" w:cs="Verdana"/>
-          <w:b w:val="false"/>
-          <w:bCs w:val="false"/>
-          <w:i w:val="false"/>
-          <w:iCs w:val="false"/>
-          <w:color w:val="000000"/>
-          <w:sz w:val="22"/>
-          <w:szCs w:val="22"/>
-          <w:shd w:fill="81D41A" w:val="clear"/>
-        </w:rPr>
-        <w:t>g</w:t>
-      </w:r>
-      <w:r>
-        <w:rPr>
-          <w:rFonts w:eastAsia="Verdana" w:cs="Verdana"/>
-          <w:b w:val="false"/>
-          <w:bCs w:val="false"/>
-          <w:i w:val="false"/>
-          <w:iCs w:val="false"/>
-          <w:color w:val="000000"/>
-          <w:sz w:val="22"/>
-          <w:szCs w:val="22"/>
-          <w:shd w:fill="81D41A" w:val="clear"/>
-        </w:rPr>
-        <w:t>s.</w:t>
+        <w:t>porque las comillas representan implicitamente en javascript a una cadena de caracteres, o mejor llamadas strings.</w:t>
       </w:r>
     </w:p>
     <w:p>
@@ -4378,13 +2596,65 @@
                 <w:sz w:val="21"/>
                 <w:szCs w:val="21"/>
               </w:rPr>
-              <w:t>let suma = numero1 __ numero2;</w:t>
+              <w:t xml:space="preserve">let suma = numero1 </w:t>
+            </w:r>
+            <w:r>
+              <w:rPr>
+                <w:rFonts w:eastAsia="Verdana" w:cs="Verdana"/>
+                <w:b w:val="false"/>
+                <w:bCs w:val="false"/>
+                <w:i w:val="false"/>
+                <w:iCs w:val="false"/>
+                <w:color w:val="EAF0FF"/>
+                <w:sz w:val="21"/>
+                <w:szCs w:val="21"/>
+              </w:rPr>
+              <w:t>+</w:t>
+            </w:r>
+            <w:r>
+              <w:rPr>
+                <w:rFonts w:eastAsia="Verdana" w:cs="Verdana"/>
+                <w:b w:val="false"/>
+                <w:bCs w:val="false"/>
+                <w:i w:val="false"/>
+                <w:iCs w:val="false"/>
+                <w:color w:val="EAF0FF"/>
+                <w:sz w:val="21"/>
+                <w:szCs w:val="21"/>
+              </w:rPr>
+              <w:t xml:space="preserve"> numero2;</w:t>
               <w:br/>
-              <w:t>let resta = numero1 __ numero2;</w:t>
+              <w:t>let resta = numero1 - numero2;</w:t>
               <w:br/>
-              <w:t>let multiplicacion = numero1 __ numero2;</w:t>
+              <w:t xml:space="preserve">let multiplicacion = numero1 </w:t>
+            </w:r>
+            <w:r>
+              <w:rPr>
+                <w:rFonts w:eastAsia="Verdana" w:cs="Verdana"/>
+                <w:b w:val="false"/>
+                <w:bCs w:val="false"/>
+                <w:i w:val="false"/>
+                <w:iCs w:val="false"/>
+                <w:color w:val="EAF0FF"/>
+                <w:sz w:val="21"/>
+                <w:szCs w:val="21"/>
+              </w:rPr>
+              <w:t>*</w:t>
+            </w:r>
+            <w:r>
+              <w:rPr>
+                <w:rFonts w:eastAsia="Verdana" w:cs="Verdana"/>
+                <w:b w:val="false"/>
+                <w:bCs w:val="false"/>
+                <w:i w:val="false"/>
+                <w:iCs w:val="false"/>
+                <w:color w:val="EAF0FF"/>
+                <w:sz w:val="21"/>
+                <w:szCs w:val="21"/>
+              </w:rPr>
+              <w:t xml:space="preserve"> numero2;</w:t>
               <w:br/>
-              <w:t>let division = numero1 __ numero2;</w:t>
+              <w:t>let division = numero1 / numero2;</w:t>
             </w:r>
           </w:p>
         </w:tc>
@@ -4493,13 +2763,1300 @@
                 <w:sz w:val="21"/>
                 <w:szCs w:val="21"/>
               </w:rPr>
-              <w:t>console.log("Suma: " + __________);</w:t>
+              <w:t xml:space="preserve">console.log("Suma: " + </w:t>
+            </w:r>
+            <w:r>
+              <w:rPr>
+                <w:rFonts w:eastAsia="Verdana" w:cs="Verdana"/>
+                <w:b w:val="false"/>
+                <w:bCs w:val="false"/>
+                <w:i w:val="false"/>
+                <w:iCs w:val="false"/>
+                <w:color w:val="EAF0FF"/>
+                <w:sz w:val="21"/>
+                <w:szCs w:val="21"/>
+              </w:rPr>
+              <w:t>s</w:t>
+            </w:r>
+            <w:r>
+              <w:rPr>
+                <w:rFonts w:eastAsia="Verdana" w:cs="Verdana"/>
+                <w:b w:val="false"/>
+                <w:bCs w:val="false"/>
+                <w:i w:val="false"/>
+                <w:iCs w:val="false"/>
+                <w:color w:val="EAF0FF"/>
+                <w:sz w:val="21"/>
+                <w:szCs w:val="21"/>
+              </w:rPr>
+              <w:t>u</w:t>
+            </w:r>
+            <w:r>
+              <w:rPr>
+                <w:rFonts w:eastAsia="Verdana" w:cs="Verdana"/>
+                <w:b w:val="false"/>
+                <w:bCs w:val="false"/>
+                <w:i w:val="false"/>
+                <w:iCs w:val="false"/>
+                <w:color w:val="EAF0FF"/>
+                <w:sz w:val="21"/>
+                <w:szCs w:val="21"/>
+              </w:rPr>
+              <w:t>m</w:t>
+            </w:r>
+            <w:r>
+              <w:rPr>
+                <w:rFonts w:eastAsia="Verdana" w:cs="Verdana"/>
+                <w:b w:val="false"/>
+                <w:bCs w:val="false"/>
+                <w:i w:val="false"/>
+                <w:iCs w:val="false"/>
+                <w:color w:val="EAF0FF"/>
+                <w:sz w:val="21"/>
+                <w:szCs w:val="21"/>
+              </w:rPr>
+              <w:t>a</w:t>
+            </w:r>
+            <w:r>
+              <w:rPr>
+                <w:rFonts w:eastAsia="Verdana" w:cs="Verdana"/>
+                <w:b w:val="false"/>
+                <w:bCs w:val="false"/>
+                <w:i w:val="false"/>
+                <w:iCs w:val="false"/>
+                <w:color w:val="EAF0FF"/>
+                <w:sz w:val="21"/>
+                <w:szCs w:val="21"/>
+              </w:rPr>
+              <w:t>(</w:t>
+            </w:r>
+            <w:r>
+              <w:rPr>
+                <w:rFonts w:eastAsia="Verdana" w:cs="Verdana"/>
+                <w:b w:val="false"/>
+                <w:bCs w:val="false"/>
+                <w:i w:val="false"/>
+                <w:iCs w:val="false"/>
+                <w:color w:val="EAF0FF"/>
+                <w:sz w:val="21"/>
+                <w:szCs w:val="21"/>
+              </w:rPr>
+              <w:t>n</w:t>
+            </w:r>
+            <w:r>
+              <w:rPr>
+                <w:rFonts w:eastAsia="Verdana" w:cs="Verdana"/>
+                <w:b w:val="false"/>
+                <w:bCs w:val="false"/>
+                <w:i w:val="false"/>
+                <w:iCs w:val="false"/>
+                <w:color w:val="EAF0FF"/>
+                <w:sz w:val="21"/>
+                <w:szCs w:val="21"/>
+              </w:rPr>
+              <w:t>u</w:t>
+            </w:r>
+            <w:r>
+              <w:rPr>
+                <w:rFonts w:eastAsia="Verdana" w:cs="Verdana"/>
+                <w:b w:val="false"/>
+                <w:bCs w:val="false"/>
+                <w:i w:val="false"/>
+                <w:iCs w:val="false"/>
+                <w:color w:val="EAF0FF"/>
+                <w:sz w:val="21"/>
+                <w:szCs w:val="21"/>
+              </w:rPr>
+              <w:t>m</w:t>
+            </w:r>
+            <w:r>
+              <w:rPr>
+                <w:rFonts w:eastAsia="Verdana" w:cs="Verdana"/>
+                <w:b w:val="false"/>
+                <w:bCs w:val="false"/>
+                <w:i w:val="false"/>
+                <w:iCs w:val="false"/>
+                <w:color w:val="EAF0FF"/>
+                <w:sz w:val="21"/>
+                <w:szCs w:val="21"/>
+              </w:rPr>
+              <w:t>e</w:t>
+            </w:r>
+            <w:r>
+              <w:rPr>
+                <w:rFonts w:eastAsia="Verdana" w:cs="Verdana"/>
+                <w:b w:val="false"/>
+                <w:bCs w:val="false"/>
+                <w:i w:val="false"/>
+                <w:iCs w:val="false"/>
+                <w:color w:val="EAF0FF"/>
+                <w:sz w:val="21"/>
+                <w:szCs w:val="21"/>
+              </w:rPr>
+              <w:t>r</w:t>
+            </w:r>
+            <w:r>
+              <w:rPr>
+                <w:rFonts w:eastAsia="Verdana" w:cs="Verdana"/>
+                <w:b w:val="false"/>
+                <w:bCs w:val="false"/>
+                <w:i w:val="false"/>
+                <w:iCs w:val="false"/>
+                <w:color w:val="EAF0FF"/>
+                <w:sz w:val="21"/>
+                <w:szCs w:val="21"/>
+              </w:rPr>
+              <w:t>o</w:t>
+            </w:r>
+            <w:r>
+              <w:rPr>
+                <w:rFonts w:eastAsia="Verdana" w:cs="Verdana"/>
+                <w:b w:val="false"/>
+                <w:bCs w:val="false"/>
+                <w:i w:val="false"/>
+                <w:iCs w:val="false"/>
+                <w:color w:val="EAF0FF"/>
+                <w:sz w:val="21"/>
+                <w:szCs w:val="21"/>
+              </w:rPr>
+              <w:t xml:space="preserve">1, </w:t>
+            </w:r>
+            <w:r>
+              <w:rPr>
+                <w:rFonts w:eastAsia="Verdana" w:cs="Verdana"/>
+                <w:b w:val="false"/>
+                <w:bCs w:val="false"/>
+                <w:i w:val="false"/>
+                <w:iCs w:val="false"/>
+                <w:color w:val="EAF0FF"/>
+                <w:sz w:val="21"/>
+                <w:szCs w:val="21"/>
+              </w:rPr>
+              <w:t>n</w:t>
+            </w:r>
+            <w:r>
+              <w:rPr>
+                <w:rFonts w:eastAsia="Verdana" w:cs="Verdana"/>
+                <w:b w:val="false"/>
+                <w:bCs w:val="false"/>
+                <w:i w:val="false"/>
+                <w:iCs w:val="false"/>
+                <w:color w:val="EAF0FF"/>
+                <w:sz w:val="21"/>
+                <w:szCs w:val="21"/>
+              </w:rPr>
+              <w:t>u</w:t>
+            </w:r>
+            <w:r>
+              <w:rPr>
+                <w:rFonts w:eastAsia="Verdana" w:cs="Verdana"/>
+                <w:b w:val="false"/>
+                <w:bCs w:val="false"/>
+                <w:i w:val="false"/>
+                <w:iCs w:val="false"/>
+                <w:color w:val="EAF0FF"/>
+                <w:sz w:val="21"/>
+                <w:szCs w:val="21"/>
+              </w:rPr>
+              <w:t>m</w:t>
+            </w:r>
+            <w:r>
+              <w:rPr>
+                <w:rFonts w:eastAsia="Verdana" w:cs="Verdana"/>
+                <w:b w:val="false"/>
+                <w:bCs w:val="false"/>
+                <w:i w:val="false"/>
+                <w:iCs w:val="false"/>
+                <w:color w:val="EAF0FF"/>
+                <w:sz w:val="21"/>
+                <w:szCs w:val="21"/>
+              </w:rPr>
+              <w:t>e</w:t>
+            </w:r>
+            <w:r>
+              <w:rPr>
+                <w:rFonts w:eastAsia="Verdana" w:cs="Verdana"/>
+                <w:b w:val="false"/>
+                <w:bCs w:val="false"/>
+                <w:i w:val="false"/>
+                <w:iCs w:val="false"/>
+                <w:color w:val="EAF0FF"/>
+                <w:sz w:val="21"/>
+                <w:szCs w:val="21"/>
+              </w:rPr>
+              <w:t>r</w:t>
+            </w:r>
+            <w:r>
+              <w:rPr>
+                <w:rFonts w:eastAsia="Verdana" w:cs="Verdana"/>
+                <w:b w:val="false"/>
+                <w:bCs w:val="false"/>
+                <w:i w:val="false"/>
+                <w:iCs w:val="false"/>
+                <w:color w:val="EAF0FF"/>
+                <w:sz w:val="21"/>
+                <w:szCs w:val="21"/>
+              </w:rPr>
+              <w:t>o</w:t>
+            </w:r>
+            <w:r>
+              <w:rPr>
+                <w:rFonts w:eastAsia="Verdana" w:cs="Verdana"/>
+                <w:b w:val="false"/>
+                <w:bCs w:val="false"/>
+                <w:i w:val="false"/>
+                <w:iCs w:val="false"/>
+                <w:color w:val="EAF0FF"/>
+                <w:sz w:val="21"/>
+                <w:szCs w:val="21"/>
+              </w:rPr>
+              <w:t>2</w:t>
+            </w:r>
+            <w:r>
+              <w:rPr>
+                <w:rFonts w:eastAsia="Verdana" w:cs="Verdana"/>
+                <w:b w:val="false"/>
+                <w:bCs w:val="false"/>
+                <w:i w:val="false"/>
+                <w:iCs w:val="false"/>
+                <w:color w:val="EAF0FF"/>
+                <w:sz w:val="21"/>
+                <w:szCs w:val="21"/>
+              </w:rPr>
+              <w:t>)</w:t>
+            </w:r>
+            <w:r>
+              <w:rPr>
+                <w:rFonts w:eastAsia="Verdana" w:cs="Verdana"/>
+                <w:b w:val="false"/>
+                <w:bCs w:val="false"/>
+                <w:i w:val="false"/>
+                <w:iCs w:val="false"/>
+                <w:color w:val="EAF0FF"/>
+                <w:sz w:val="21"/>
+                <w:szCs w:val="21"/>
+              </w:rPr>
+              <w:t>);</w:t>
               <w:br/>
-              <w:t>console.log("Resta: " + __________);</w:t>
+              <w:t xml:space="preserve">console.log("Resta: " + </w:t>
+            </w:r>
+            <w:r>
+              <w:rPr>
+                <w:rFonts w:eastAsia="Verdana" w:cs="Verdana"/>
+                <w:b w:val="false"/>
+                <w:bCs w:val="false"/>
+                <w:i w:val="false"/>
+                <w:iCs w:val="false"/>
+                <w:color w:val="EAF0FF"/>
+                <w:sz w:val="21"/>
+                <w:szCs w:val="21"/>
+              </w:rPr>
+              <w:t>r</w:t>
+            </w:r>
+            <w:r>
+              <w:rPr>
+                <w:rFonts w:eastAsia="Verdana" w:cs="Verdana"/>
+                <w:b w:val="false"/>
+                <w:bCs w:val="false"/>
+                <w:i w:val="false"/>
+                <w:iCs w:val="false"/>
+                <w:color w:val="EAF0FF"/>
+                <w:sz w:val="21"/>
+                <w:szCs w:val="21"/>
+              </w:rPr>
+              <w:t>e</w:t>
+            </w:r>
+            <w:r>
+              <w:rPr>
+                <w:rFonts w:eastAsia="Verdana" w:cs="Verdana"/>
+                <w:b w:val="false"/>
+                <w:bCs w:val="false"/>
+                <w:i w:val="false"/>
+                <w:iCs w:val="false"/>
+                <w:color w:val="EAF0FF"/>
+                <w:sz w:val="21"/>
+                <w:szCs w:val="21"/>
+              </w:rPr>
+              <w:t>s</w:t>
+            </w:r>
+            <w:r>
+              <w:rPr>
+                <w:rFonts w:eastAsia="Verdana" w:cs="Verdana"/>
+                <w:b w:val="false"/>
+                <w:bCs w:val="false"/>
+                <w:i w:val="false"/>
+                <w:iCs w:val="false"/>
+                <w:color w:val="EAF0FF"/>
+                <w:sz w:val="21"/>
+                <w:szCs w:val="21"/>
+              </w:rPr>
+              <w:t>t</w:t>
+            </w:r>
+            <w:r>
+              <w:rPr>
+                <w:rFonts w:eastAsia="Verdana" w:cs="Verdana"/>
+                <w:b w:val="false"/>
+                <w:bCs w:val="false"/>
+                <w:i w:val="false"/>
+                <w:iCs w:val="false"/>
+                <w:color w:val="EAF0FF"/>
+                <w:sz w:val="21"/>
+                <w:szCs w:val="21"/>
+              </w:rPr>
+              <w:t>a</w:t>
+            </w:r>
+            <w:r>
+              <w:rPr>
+                <w:rFonts w:eastAsia="Verdana" w:cs="Verdana"/>
+                <w:b w:val="false"/>
+                <w:bCs w:val="false"/>
+                <w:i w:val="false"/>
+                <w:iCs w:val="false"/>
+                <w:color w:val="EAF0FF"/>
+                <w:sz w:val="21"/>
+                <w:szCs w:val="21"/>
+              </w:rPr>
+              <w:t>(</w:t>
+            </w:r>
+            <w:r>
+              <w:rPr>
+                <w:rFonts w:eastAsia="Verdana" w:cs="Verdana"/>
+                <w:b w:val="false"/>
+                <w:bCs w:val="false"/>
+                <w:i w:val="false"/>
+                <w:iCs w:val="false"/>
+                <w:color w:val="EAF0FF"/>
+                <w:sz w:val="21"/>
+                <w:szCs w:val="21"/>
+              </w:rPr>
+              <w:t>n</w:t>
+            </w:r>
+            <w:r>
+              <w:rPr>
+                <w:rFonts w:eastAsia="Verdana" w:cs="Verdana"/>
+                <w:b w:val="false"/>
+                <w:bCs w:val="false"/>
+                <w:i w:val="false"/>
+                <w:iCs w:val="false"/>
+                <w:color w:val="EAF0FF"/>
+                <w:sz w:val="21"/>
+                <w:szCs w:val="21"/>
+              </w:rPr>
+              <w:t>u</w:t>
+            </w:r>
+            <w:r>
+              <w:rPr>
+                <w:rFonts w:eastAsia="Verdana" w:cs="Verdana"/>
+                <w:b w:val="false"/>
+                <w:bCs w:val="false"/>
+                <w:i w:val="false"/>
+                <w:iCs w:val="false"/>
+                <w:color w:val="EAF0FF"/>
+                <w:sz w:val="21"/>
+                <w:szCs w:val="21"/>
+              </w:rPr>
+              <w:t>m</w:t>
+            </w:r>
+            <w:r>
+              <w:rPr>
+                <w:rFonts w:eastAsia="Verdana" w:cs="Verdana"/>
+                <w:b w:val="false"/>
+                <w:bCs w:val="false"/>
+                <w:i w:val="false"/>
+                <w:iCs w:val="false"/>
+                <w:color w:val="EAF0FF"/>
+                <w:sz w:val="21"/>
+                <w:szCs w:val="21"/>
+              </w:rPr>
+              <w:t>e</w:t>
+            </w:r>
+            <w:r>
+              <w:rPr>
+                <w:rFonts w:eastAsia="Verdana" w:cs="Verdana"/>
+                <w:b w:val="false"/>
+                <w:bCs w:val="false"/>
+                <w:i w:val="false"/>
+                <w:iCs w:val="false"/>
+                <w:color w:val="EAF0FF"/>
+                <w:sz w:val="21"/>
+                <w:szCs w:val="21"/>
+              </w:rPr>
+              <w:t>r</w:t>
+            </w:r>
+            <w:r>
+              <w:rPr>
+                <w:rFonts w:eastAsia="Verdana" w:cs="Verdana"/>
+                <w:b w:val="false"/>
+                <w:bCs w:val="false"/>
+                <w:i w:val="false"/>
+                <w:iCs w:val="false"/>
+                <w:color w:val="EAF0FF"/>
+                <w:sz w:val="21"/>
+                <w:szCs w:val="21"/>
+              </w:rPr>
+              <w:t>o</w:t>
+            </w:r>
+            <w:r>
+              <w:rPr>
+                <w:rFonts w:eastAsia="Verdana" w:cs="Verdana"/>
+                <w:b w:val="false"/>
+                <w:bCs w:val="false"/>
+                <w:i w:val="false"/>
+                <w:iCs w:val="false"/>
+                <w:color w:val="EAF0FF"/>
+                <w:sz w:val="21"/>
+                <w:szCs w:val="21"/>
+              </w:rPr>
+              <w:t xml:space="preserve">1, </w:t>
+            </w:r>
+            <w:r>
+              <w:rPr>
+                <w:rFonts w:eastAsia="Verdana" w:cs="Verdana"/>
+                <w:b w:val="false"/>
+                <w:bCs w:val="false"/>
+                <w:i w:val="false"/>
+                <w:iCs w:val="false"/>
+                <w:color w:val="EAF0FF"/>
+                <w:sz w:val="21"/>
+                <w:szCs w:val="21"/>
+              </w:rPr>
+              <w:t>n</w:t>
+            </w:r>
+            <w:r>
+              <w:rPr>
+                <w:rFonts w:eastAsia="Verdana" w:cs="Verdana"/>
+                <w:b w:val="false"/>
+                <w:bCs w:val="false"/>
+                <w:i w:val="false"/>
+                <w:iCs w:val="false"/>
+                <w:color w:val="EAF0FF"/>
+                <w:sz w:val="21"/>
+                <w:szCs w:val="21"/>
+              </w:rPr>
+              <w:t>u</w:t>
+            </w:r>
+            <w:r>
+              <w:rPr>
+                <w:rFonts w:eastAsia="Verdana" w:cs="Verdana"/>
+                <w:b w:val="false"/>
+                <w:bCs w:val="false"/>
+                <w:i w:val="false"/>
+                <w:iCs w:val="false"/>
+                <w:color w:val="EAF0FF"/>
+                <w:sz w:val="21"/>
+                <w:szCs w:val="21"/>
+              </w:rPr>
+              <w:t>m</w:t>
+            </w:r>
+            <w:r>
+              <w:rPr>
+                <w:rFonts w:eastAsia="Verdana" w:cs="Verdana"/>
+                <w:b w:val="false"/>
+                <w:bCs w:val="false"/>
+                <w:i w:val="false"/>
+                <w:iCs w:val="false"/>
+                <w:color w:val="EAF0FF"/>
+                <w:sz w:val="21"/>
+                <w:szCs w:val="21"/>
+              </w:rPr>
+              <w:t>e</w:t>
+            </w:r>
+            <w:r>
+              <w:rPr>
+                <w:rFonts w:eastAsia="Verdana" w:cs="Verdana"/>
+                <w:b w:val="false"/>
+                <w:bCs w:val="false"/>
+                <w:i w:val="false"/>
+                <w:iCs w:val="false"/>
+                <w:color w:val="EAF0FF"/>
+                <w:sz w:val="21"/>
+                <w:szCs w:val="21"/>
+              </w:rPr>
+              <w:t>r</w:t>
+            </w:r>
+            <w:r>
+              <w:rPr>
+                <w:rFonts w:eastAsia="Verdana" w:cs="Verdana"/>
+                <w:b w:val="false"/>
+                <w:bCs w:val="false"/>
+                <w:i w:val="false"/>
+                <w:iCs w:val="false"/>
+                <w:color w:val="EAF0FF"/>
+                <w:sz w:val="21"/>
+                <w:szCs w:val="21"/>
+              </w:rPr>
+              <w:t>o</w:t>
+            </w:r>
+            <w:r>
+              <w:rPr>
+                <w:rFonts w:eastAsia="Verdana" w:cs="Verdana"/>
+                <w:b w:val="false"/>
+                <w:bCs w:val="false"/>
+                <w:i w:val="false"/>
+                <w:iCs w:val="false"/>
+                <w:color w:val="EAF0FF"/>
+                <w:sz w:val="21"/>
+                <w:szCs w:val="21"/>
+              </w:rPr>
+              <w:t>2</w:t>
+            </w:r>
+            <w:r>
+              <w:rPr>
+                <w:rFonts w:eastAsia="Verdana" w:cs="Verdana"/>
+                <w:b w:val="false"/>
+                <w:bCs w:val="false"/>
+                <w:i w:val="false"/>
+                <w:iCs w:val="false"/>
+                <w:color w:val="EAF0FF"/>
+                <w:sz w:val="21"/>
+                <w:szCs w:val="21"/>
+              </w:rPr>
+              <w:t>)</w:t>
+            </w:r>
+            <w:r>
+              <w:rPr>
+                <w:rFonts w:eastAsia="Verdana" w:cs="Verdana"/>
+                <w:b w:val="false"/>
+                <w:bCs w:val="false"/>
+                <w:i w:val="false"/>
+                <w:iCs w:val="false"/>
+                <w:color w:val="EAF0FF"/>
+                <w:sz w:val="21"/>
+                <w:szCs w:val="21"/>
+              </w:rPr>
+              <w:t>);</w:t>
               <w:br/>
-              <w:t>console.log("Multiplicación: " + __________);</w:t>
+              <w:t xml:space="preserve">console.log("Multiplicación: " + </w:t>
+            </w:r>
+            <w:r>
+              <w:rPr>
+                <w:rFonts w:eastAsia="Verdana" w:cs="Verdana"/>
+                <w:b w:val="false"/>
+                <w:bCs w:val="false"/>
+                <w:i w:val="false"/>
+                <w:iCs w:val="false"/>
+                <w:color w:val="EAF0FF"/>
+                <w:sz w:val="21"/>
+                <w:szCs w:val="21"/>
+              </w:rPr>
+              <w:t>m</w:t>
+            </w:r>
+            <w:r>
+              <w:rPr>
+                <w:rFonts w:eastAsia="Verdana" w:cs="Verdana"/>
+                <w:b w:val="false"/>
+                <w:bCs w:val="false"/>
+                <w:i w:val="false"/>
+                <w:iCs w:val="false"/>
+                <w:color w:val="EAF0FF"/>
+                <w:sz w:val="21"/>
+                <w:szCs w:val="21"/>
+              </w:rPr>
+              <w:t>u</w:t>
+            </w:r>
+            <w:r>
+              <w:rPr>
+                <w:rFonts w:eastAsia="Verdana" w:cs="Verdana"/>
+                <w:b w:val="false"/>
+                <w:bCs w:val="false"/>
+                <w:i w:val="false"/>
+                <w:iCs w:val="false"/>
+                <w:color w:val="EAF0FF"/>
+                <w:sz w:val="21"/>
+                <w:szCs w:val="21"/>
+              </w:rPr>
+              <w:t>l</w:t>
+            </w:r>
+            <w:r>
+              <w:rPr>
+                <w:rFonts w:eastAsia="Verdana" w:cs="Verdana"/>
+                <w:b w:val="false"/>
+                <w:bCs w:val="false"/>
+                <w:i w:val="false"/>
+                <w:iCs w:val="false"/>
+                <w:color w:val="EAF0FF"/>
+                <w:sz w:val="21"/>
+                <w:szCs w:val="21"/>
+              </w:rPr>
+              <w:t>t</w:t>
+            </w:r>
+            <w:r>
+              <w:rPr>
+                <w:rFonts w:eastAsia="Verdana" w:cs="Verdana"/>
+                <w:b w:val="false"/>
+                <w:bCs w:val="false"/>
+                <w:i w:val="false"/>
+                <w:iCs w:val="false"/>
+                <w:color w:val="EAF0FF"/>
+                <w:sz w:val="21"/>
+                <w:szCs w:val="21"/>
+              </w:rPr>
+              <w:t>i</w:t>
+            </w:r>
+            <w:r>
+              <w:rPr>
+                <w:rFonts w:eastAsia="Verdana" w:cs="Verdana"/>
+                <w:b w:val="false"/>
+                <w:bCs w:val="false"/>
+                <w:i w:val="false"/>
+                <w:iCs w:val="false"/>
+                <w:color w:val="EAF0FF"/>
+                <w:sz w:val="21"/>
+                <w:szCs w:val="21"/>
+              </w:rPr>
+              <w:t>p</w:t>
+            </w:r>
+            <w:r>
+              <w:rPr>
+                <w:rFonts w:eastAsia="Verdana" w:cs="Verdana"/>
+                <w:b w:val="false"/>
+                <w:bCs w:val="false"/>
+                <w:i w:val="false"/>
+                <w:iCs w:val="false"/>
+                <w:color w:val="EAF0FF"/>
+                <w:sz w:val="21"/>
+                <w:szCs w:val="21"/>
+              </w:rPr>
+              <w:t>l</w:t>
+            </w:r>
+            <w:r>
+              <w:rPr>
+                <w:rFonts w:eastAsia="Verdana" w:cs="Verdana"/>
+                <w:b w:val="false"/>
+                <w:bCs w:val="false"/>
+                <w:i w:val="false"/>
+                <w:iCs w:val="false"/>
+                <w:color w:val="EAF0FF"/>
+                <w:sz w:val="21"/>
+                <w:szCs w:val="21"/>
+              </w:rPr>
+              <w:t>i</w:t>
+            </w:r>
+            <w:r>
+              <w:rPr>
+                <w:rFonts w:eastAsia="Verdana" w:cs="Verdana"/>
+                <w:b w:val="false"/>
+                <w:bCs w:val="false"/>
+                <w:i w:val="false"/>
+                <w:iCs w:val="false"/>
+                <w:color w:val="EAF0FF"/>
+                <w:sz w:val="21"/>
+                <w:szCs w:val="21"/>
+              </w:rPr>
+              <w:t>c</w:t>
+            </w:r>
+            <w:r>
+              <w:rPr>
+                <w:rFonts w:eastAsia="Verdana" w:cs="Verdana"/>
+                <w:b w:val="false"/>
+                <w:bCs w:val="false"/>
+                <w:i w:val="false"/>
+                <w:iCs w:val="false"/>
+                <w:color w:val="EAF0FF"/>
+                <w:sz w:val="21"/>
+                <w:szCs w:val="21"/>
+              </w:rPr>
+              <w:t>a</w:t>
+            </w:r>
+            <w:r>
+              <w:rPr>
+                <w:rFonts w:eastAsia="Verdana" w:cs="Verdana"/>
+                <w:b w:val="false"/>
+                <w:bCs w:val="false"/>
+                <w:i w:val="false"/>
+                <w:iCs w:val="false"/>
+                <w:color w:val="EAF0FF"/>
+                <w:sz w:val="21"/>
+                <w:szCs w:val="21"/>
+              </w:rPr>
+              <w:t>c</w:t>
+            </w:r>
+            <w:r>
+              <w:rPr>
+                <w:rFonts w:eastAsia="Verdana" w:cs="Verdana"/>
+                <w:b w:val="false"/>
+                <w:bCs w:val="false"/>
+                <w:i w:val="false"/>
+                <w:iCs w:val="false"/>
+                <w:color w:val="EAF0FF"/>
+                <w:sz w:val="21"/>
+                <w:szCs w:val="21"/>
+              </w:rPr>
+              <w:t>i</w:t>
+            </w:r>
+            <w:r>
+              <w:rPr>
+                <w:rFonts w:eastAsia="Verdana" w:cs="Verdana"/>
+                <w:b w:val="false"/>
+                <w:bCs w:val="false"/>
+                <w:i w:val="false"/>
+                <w:iCs w:val="false"/>
+                <w:color w:val="EAF0FF"/>
+                <w:sz w:val="21"/>
+                <w:szCs w:val="21"/>
+              </w:rPr>
+              <w:t>o</w:t>
+            </w:r>
+            <w:r>
+              <w:rPr>
+                <w:rFonts w:eastAsia="Verdana" w:cs="Verdana"/>
+                <w:b w:val="false"/>
+                <w:bCs w:val="false"/>
+                <w:i w:val="false"/>
+                <w:iCs w:val="false"/>
+                <w:color w:val="EAF0FF"/>
+                <w:sz w:val="21"/>
+                <w:szCs w:val="21"/>
+              </w:rPr>
+              <w:t>n</w:t>
+            </w:r>
+            <w:r>
+              <w:rPr>
+                <w:rFonts w:eastAsia="Verdana" w:cs="Verdana"/>
+                <w:b w:val="false"/>
+                <w:bCs w:val="false"/>
+                <w:i w:val="false"/>
+                <w:iCs w:val="false"/>
+                <w:color w:val="EAF0FF"/>
+                <w:sz w:val="21"/>
+                <w:szCs w:val="21"/>
+              </w:rPr>
+              <w:t>(</w:t>
+            </w:r>
+            <w:r>
+              <w:rPr>
+                <w:rFonts w:eastAsia="Verdana" w:cs="Verdana"/>
+                <w:b w:val="false"/>
+                <w:bCs w:val="false"/>
+                <w:i w:val="false"/>
+                <w:iCs w:val="false"/>
+                <w:color w:val="EAF0FF"/>
+                <w:sz w:val="21"/>
+                <w:szCs w:val="21"/>
+              </w:rPr>
+              <w:t>n</w:t>
+            </w:r>
+            <w:r>
+              <w:rPr>
+                <w:rFonts w:eastAsia="Verdana" w:cs="Verdana"/>
+                <w:b w:val="false"/>
+                <w:bCs w:val="false"/>
+                <w:i w:val="false"/>
+                <w:iCs w:val="false"/>
+                <w:color w:val="EAF0FF"/>
+                <w:sz w:val="21"/>
+                <w:szCs w:val="21"/>
+              </w:rPr>
+              <w:t>u</w:t>
+            </w:r>
+            <w:r>
+              <w:rPr>
+                <w:rFonts w:eastAsia="Verdana" w:cs="Verdana"/>
+                <w:b w:val="false"/>
+                <w:bCs w:val="false"/>
+                <w:i w:val="false"/>
+                <w:iCs w:val="false"/>
+                <w:color w:val="EAF0FF"/>
+                <w:sz w:val="21"/>
+                <w:szCs w:val="21"/>
+              </w:rPr>
+              <w:t>m</w:t>
+            </w:r>
+            <w:r>
+              <w:rPr>
+                <w:rFonts w:eastAsia="Verdana" w:cs="Verdana"/>
+                <w:b w:val="false"/>
+                <w:bCs w:val="false"/>
+                <w:i w:val="false"/>
+                <w:iCs w:val="false"/>
+                <w:color w:val="EAF0FF"/>
+                <w:sz w:val="21"/>
+                <w:szCs w:val="21"/>
+              </w:rPr>
+              <w:t>e</w:t>
+            </w:r>
+            <w:r>
+              <w:rPr>
+                <w:rFonts w:eastAsia="Verdana" w:cs="Verdana"/>
+                <w:b w:val="false"/>
+                <w:bCs w:val="false"/>
+                <w:i w:val="false"/>
+                <w:iCs w:val="false"/>
+                <w:color w:val="EAF0FF"/>
+                <w:sz w:val="21"/>
+                <w:szCs w:val="21"/>
+              </w:rPr>
+              <w:t>r</w:t>
+            </w:r>
+            <w:r>
+              <w:rPr>
+                <w:rFonts w:eastAsia="Verdana" w:cs="Verdana"/>
+                <w:b w:val="false"/>
+                <w:bCs w:val="false"/>
+                <w:i w:val="false"/>
+                <w:iCs w:val="false"/>
+                <w:color w:val="EAF0FF"/>
+                <w:sz w:val="21"/>
+                <w:szCs w:val="21"/>
+              </w:rPr>
+              <w:t>o</w:t>
+            </w:r>
+            <w:r>
+              <w:rPr>
+                <w:rFonts w:eastAsia="Verdana" w:cs="Verdana"/>
+                <w:b w:val="false"/>
+                <w:bCs w:val="false"/>
+                <w:i w:val="false"/>
+                <w:iCs w:val="false"/>
+                <w:color w:val="EAF0FF"/>
+                <w:sz w:val="21"/>
+                <w:szCs w:val="21"/>
+              </w:rPr>
+              <w:t xml:space="preserve">1, </w:t>
+            </w:r>
+            <w:r>
+              <w:rPr>
+                <w:rFonts w:eastAsia="Verdana" w:cs="Verdana"/>
+                <w:b w:val="false"/>
+                <w:bCs w:val="false"/>
+                <w:i w:val="false"/>
+                <w:iCs w:val="false"/>
+                <w:color w:val="EAF0FF"/>
+                <w:sz w:val="21"/>
+                <w:szCs w:val="21"/>
+              </w:rPr>
+              <w:t>n</w:t>
+            </w:r>
+            <w:r>
+              <w:rPr>
+                <w:rFonts w:eastAsia="Verdana" w:cs="Verdana"/>
+                <w:b w:val="false"/>
+                <w:bCs w:val="false"/>
+                <w:i w:val="false"/>
+                <w:iCs w:val="false"/>
+                <w:color w:val="EAF0FF"/>
+                <w:sz w:val="21"/>
+                <w:szCs w:val="21"/>
+              </w:rPr>
+              <w:t>u</w:t>
+            </w:r>
+            <w:r>
+              <w:rPr>
+                <w:rFonts w:eastAsia="Verdana" w:cs="Verdana"/>
+                <w:b w:val="false"/>
+                <w:bCs w:val="false"/>
+                <w:i w:val="false"/>
+                <w:iCs w:val="false"/>
+                <w:color w:val="EAF0FF"/>
+                <w:sz w:val="21"/>
+                <w:szCs w:val="21"/>
+              </w:rPr>
+              <w:t>m</w:t>
+            </w:r>
+            <w:r>
+              <w:rPr>
+                <w:rFonts w:eastAsia="Verdana" w:cs="Verdana"/>
+                <w:b w:val="false"/>
+                <w:bCs w:val="false"/>
+                <w:i w:val="false"/>
+                <w:iCs w:val="false"/>
+                <w:color w:val="EAF0FF"/>
+                <w:sz w:val="21"/>
+                <w:szCs w:val="21"/>
+              </w:rPr>
+              <w:t>e</w:t>
+            </w:r>
+            <w:r>
+              <w:rPr>
+                <w:rFonts w:eastAsia="Verdana" w:cs="Verdana"/>
+                <w:b w:val="false"/>
+                <w:bCs w:val="false"/>
+                <w:i w:val="false"/>
+                <w:iCs w:val="false"/>
+                <w:color w:val="EAF0FF"/>
+                <w:sz w:val="21"/>
+                <w:szCs w:val="21"/>
+              </w:rPr>
+              <w:t>r</w:t>
+            </w:r>
+            <w:r>
+              <w:rPr>
+                <w:rFonts w:eastAsia="Verdana" w:cs="Verdana"/>
+                <w:b w:val="false"/>
+                <w:bCs w:val="false"/>
+                <w:i w:val="false"/>
+                <w:iCs w:val="false"/>
+                <w:color w:val="EAF0FF"/>
+                <w:sz w:val="21"/>
+                <w:szCs w:val="21"/>
+              </w:rPr>
+              <w:t>o</w:t>
+            </w:r>
+            <w:r>
+              <w:rPr>
+                <w:rFonts w:eastAsia="Verdana" w:cs="Verdana"/>
+                <w:b w:val="false"/>
+                <w:bCs w:val="false"/>
+                <w:i w:val="false"/>
+                <w:iCs w:val="false"/>
+                <w:color w:val="EAF0FF"/>
+                <w:sz w:val="21"/>
+                <w:szCs w:val="21"/>
+              </w:rPr>
+              <w:t>2</w:t>
+            </w:r>
+            <w:r>
+              <w:rPr>
+                <w:rFonts w:eastAsia="Verdana" w:cs="Verdana"/>
+                <w:b w:val="false"/>
+                <w:bCs w:val="false"/>
+                <w:i w:val="false"/>
+                <w:iCs w:val="false"/>
+                <w:color w:val="EAF0FF"/>
+                <w:sz w:val="21"/>
+                <w:szCs w:val="21"/>
+              </w:rPr>
+              <w:t>)</w:t>
+            </w:r>
+            <w:r>
+              <w:rPr>
+                <w:rFonts w:eastAsia="Verdana" w:cs="Verdana"/>
+                <w:b w:val="false"/>
+                <w:bCs w:val="false"/>
+                <w:i w:val="false"/>
+                <w:iCs w:val="false"/>
+                <w:color w:val="EAF0FF"/>
+                <w:sz w:val="21"/>
+                <w:szCs w:val="21"/>
+              </w:rPr>
+              <w:t>);</w:t>
               <w:br/>
-              <w:t>console.log("División: " + __________);</w:t>
+              <w:t xml:space="preserve">console.log("División: " + </w:t>
+            </w:r>
+            <w:r>
+              <w:rPr>
+                <w:rFonts w:eastAsia="Verdana" w:cs="Verdana"/>
+                <w:b w:val="false"/>
+                <w:bCs w:val="false"/>
+                <w:i w:val="false"/>
+                <w:iCs w:val="false"/>
+                <w:color w:val="EAF0FF"/>
+                <w:sz w:val="21"/>
+                <w:szCs w:val="21"/>
+              </w:rPr>
+              <w:t>d</w:t>
+            </w:r>
+            <w:r>
+              <w:rPr>
+                <w:rFonts w:eastAsia="Verdana" w:cs="Verdana"/>
+                <w:b w:val="false"/>
+                <w:bCs w:val="false"/>
+                <w:i w:val="false"/>
+                <w:iCs w:val="false"/>
+                <w:color w:val="EAF0FF"/>
+                <w:sz w:val="21"/>
+                <w:szCs w:val="21"/>
+              </w:rPr>
+              <w:t>i</w:t>
+            </w:r>
+            <w:r>
+              <w:rPr>
+                <w:rFonts w:eastAsia="Verdana" w:cs="Verdana"/>
+                <w:b w:val="false"/>
+                <w:bCs w:val="false"/>
+                <w:i w:val="false"/>
+                <w:iCs w:val="false"/>
+                <w:color w:val="EAF0FF"/>
+                <w:sz w:val="21"/>
+                <w:szCs w:val="21"/>
+              </w:rPr>
+              <w:t>v</w:t>
+            </w:r>
+            <w:r>
+              <w:rPr>
+                <w:rFonts w:eastAsia="Verdana" w:cs="Verdana"/>
+                <w:b w:val="false"/>
+                <w:bCs w:val="false"/>
+                <w:i w:val="false"/>
+                <w:iCs w:val="false"/>
+                <w:color w:val="EAF0FF"/>
+                <w:sz w:val="21"/>
+                <w:szCs w:val="21"/>
+              </w:rPr>
+              <w:t>i</w:t>
+            </w:r>
+            <w:r>
+              <w:rPr>
+                <w:rFonts w:eastAsia="Verdana" w:cs="Verdana"/>
+                <w:b w:val="false"/>
+                <w:bCs w:val="false"/>
+                <w:i w:val="false"/>
+                <w:iCs w:val="false"/>
+                <w:color w:val="EAF0FF"/>
+                <w:sz w:val="21"/>
+                <w:szCs w:val="21"/>
+              </w:rPr>
+              <w:t>s</w:t>
+            </w:r>
+            <w:r>
+              <w:rPr>
+                <w:rFonts w:eastAsia="Verdana" w:cs="Verdana"/>
+                <w:b w:val="false"/>
+                <w:bCs w:val="false"/>
+                <w:i w:val="false"/>
+                <w:iCs w:val="false"/>
+                <w:color w:val="EAF0FF"/>
+                <w:sz w:val="21"/>
+                <w:szCs w:val="21"/>
+              </w:rPr>
+              <w:t>i</w:t>
+            </w:r>
+            <w:r>
+              <w:rPr>
+                <w:rFonts w:eastAsia="Verdana" w:cs="Verdana"/>
+                <w:b w:val="false"/>
+                <w:bCs w:val="false"/>
+                <w:i w:val="false"/>
+                <w:iCs w:val="false"/>
+                <w:color w:val="EAF0FF"/>
+                <w:sz w:val="21"/>
+                <w:szCs w:val="21"/>
+              </w:rPr>
+              <w:t>o</w:t>
+            </w:r>
+            <w:r>
+              <w:rPr>
+                <w:rFonts w:eastAsia="Verdana" w:cs="Verdana"/>
+                <w:b w:val="false"/>
+                <w:bCs w:val="false"/>
+                <w:i w:val="false"/>
+                <w:iCs w:val="false"/>
+                <w:color w:val="EAF0FF"/>
+                <w:sz w:val="21"/>
+                <w:szCs w:val="21"/>
+              </w:rPr>
+              <w:t>n</w:t>
+            </w:r>
+            <w:r>
+              <w:rPr>
+                <w:rFonts w:eastAsia="Verdana" w:cs="Verdana"/>
+                <w:b w:val="false"/>
+                <w:bCs w:val="false"/>
+                <w:i w:val="false"/>
+                <w:iCs w:val="false"/>
+                <w:color w:val="EAF0FF"/>
+                <w:sz w:val="21"/>
+                <w:szCs w:val="21"/>
+              </w:rPr>
+              <w:t>(</w:t>
+            </w:r>
+            <w:r>
+              <w:rPr>
+                <w:rFonts w:eastAsia="Verdana" w:cs="Verdana"/>
+                <w:b w:val="false"/>
+                <w:bCs w:val="false"/>
+                <w:i w:val="false"/>
+                <w:iCs w:val="false"/>
+                <w:color w:val="EAF0FF"/>
+                <w:sz w:val="21"/>
+                <w:szCs w:val="21"/>
+              </w:rPr>
+              <w:t>n</w:t>
+            </w:r>
+            <w:r>
+              <w:rPr>
+                <w:rFonts w:eastAsia="Verdana" w:cs="Verdana"/>
+                <w:b w:val="false"/>
+                <w:bCs w:val="false"/>
+                <w:i w:val="false"/>
+                <w:iCs w:val="false"/>
+                <w:color w:val="EAF0FF"/>
+                <w:sz w:val="21"/>
+                <w:szCs w:val="21"/>
+              </w:rPr>
+              <w:t>u</w:t>
+            </w:r>
+            <w:r>
+              <w:rPr>
+                <w:rFonts w:eastAsia="Verdana" w:cs="Verdana"/>
+                <w:b w:val="false"/>
+                <w:bCs w:val="false"/>
+                <w:i w:val="false"/>
+                <w:iCs w:val="false"/>
+                <w:color w:val="EAF0FF"/>
+                <w:sz w:val="21"/>
+                <w:szCs w:val="21"/>
+              </w:rPr>
+              <w:t>m</w:t>
+            </w:r>
+            <w:r>
+              <w:rPr>
+                <w:rFonts w:eastAsia="Verdana" w:cs="Verdana"/>
+                <w:b w:val="false"/>
+                <w:bCs w:val="false"/>
+                <w:i w:val="false"/>
+                <w:iCs w:val="false"/>
+                <w:color w:val="EAF0FF"/>
+                <w:sz w:val="21"/>
+                <w:szCs w:val="21"/>
+              </w:rPr>
+              <w:t>e</w:t>
+            </w:r>
+            <w:r>
+              <w:rPr>
+                <w:rFonts w:eastAsia="Verdana" w:cs="Verdana"/>
+                <w:b w:val="false"/>
+                <w:bCs w:val="false"/>
+                <w:i w:val="false"/>
+                <w:iCs w:val="false"/>
+                <w:color w:val="EAF0FF"/>
+                <w:sz w:val="21"/>
+                <w:szCs w:val="21"/>
+              </w:rPr>
+              <w:t>r</w:t>
+            </w:r>
+            <w:r>
+              <w:rPr>
+                <w:rFonts w:eastAsia="Verdana" w:cs="Verdana"/>
+                <w:b w:val="false"/>
+                <w:bCs w:val="false"/>
+                <w:i w:val="false"/>
+                <w:iCs w:val="false"/>
+                <w:color w:val="EAF0FF"/>
+                <w:sz w:val="21"/>
+                <w:szCs w:val="21"/>
+              </w:rPr>
+              <w:t>o</w:t>
+            </w:r>
+            <w:r>
+              <w:rPr>
+                <w:rFonts w:eastAsia="Verdana" w:cs="Verdana"/>
+                <w:b w:val="false"/>
+                <w:bCs w:val="false"/>
+                <w:i w:val="false"/>
+                <w:iCs w:val="false"/>
+                <w:color w:val="EAF0FF"/>
+                <w:sz w:val="21"/>
+                <w:szCs w:val="21"/>
+              </w:rPr>
+              <w:t xml:space="preserve">1, </w:t>
+            </w:r>
+            <w:r>
+              <w:rPr>
+                <w:rFonts w:eastAsia="Verdana" w:cs="Verdana"/>
+                <w:b w:val="false"/>
+                <w:bCs w:val="false"/>
+                <w:i w:val="false"/>
+                <w:iCs w:val="false"/>
+                <w:color w:val="EAF0FF"/>
+                <w:sz w:val="21"/>
+                <w:szCs w:val="21"/>
+              </w:rPr>
+              <w:t>n</w:t>
+            </w:r>
+            <w:r>
+              <w:rPr>
+                <w:rFonts w:eastAsia="Verdana" w:cs="Verdana"/>
+                <w:b w:val="false"/>
+                <w:bCs w:val="false"/>
+                <w:i w:val="false"/>
+                <w:iCs w:val="false"/>
+                <w:color w:val="EAF0FF"/>
+                <w:sz w:val="21"/>
+                <w:szCs w:val="21"/>
+              </w:rPr>
+              <w:t>u</w:t>
+            </w:r>
+            <w:r>
+              <w:rPr>
+                <w:rFonts w:eastAsia="Verdana" w:cs="Verdana"/>
+                <w:b w:val="false"/>
+                <w:bCs w:val="false"/>
+                <w:i w:val="false"/>
+                <w:iCs w:val="false"/>
+                <w:color w:val="EAF0FF"/>
+                <w:sz w:val="21"/>
+                <w:szCs w:val="21"/>
+              </w:rPr>
+              <w:t>m</w:t>
+            </w:r>
+            <w:r>
+              <w:rPr>
+                <w:rFonts w:eastAsia="Verdana" w:cs="Verdana"/>
+                <w:b w:val="false"/>
+                <w:bCs w:val="false"/>
+                <w:i w:val="false"/>
+                <w:iCs w:val="false"/>
+                <w:color w:val="EAF0FF"/>
+                <w:sz w:val="21"/>
+                <w:szCs w:val="21"/>
+              </w:rPr>
+              <w:t>e</w:t>
+            </w:r>
+            <w:r>
+              <w:rPr>
+                <w:rFonts w:eastAsia="Verdana" w:cs="Verdana"/>
+                <w:b w:val="false"/>
+                <w:bCs w:val="false"/>
+                <w:i w:val="false"/>
+                <w:iCs w:val="false"/>
+                <w:color w:val="EAF0FF"/>
+                <w:sz w:val="21"/>
+                <w:szCs w:val="21"/>
+              </w:rPr>
+              <w:t>r</w:t>
+            </w:r>
+            <w:r>
+              <w:rPr>
+                <w:rFonts w:eastAsia="Verdana" w:cs="Verdana"/>
+                <w:b w:val="false"/>
+                <w:bCs w:val="false"/>
+                <w:i w:val="false"/>
+                <w:iCs w:val="false"/>
+                <w:color w:val="EAF0FF"/>
+                <w:sz w:val="21"/>
+                <w:szCs w:val="21"/>
+              </w:rPr>
+              <w:t>o</w:t>
+            </w:r>
+            <w:r>
+              <w:rPr>
+                <w:rFonts w:eastAsia="Verdana" w:cs="Verdana"/>
+                <w:b w:val="false"/>
+                <w:bCs w:val="false"/>
+                <w:i w:val="false"/>
+                <w:iCs w:val="false"/>
+                <w:color w:val="EAF0FF"/>
+                <w:sz w:val="21"/>
+                <w:szCs w:val="21"/>
+              </w:rPr>
+              <w:t>2</w:t>
+            </w:r>
+            <w:r>
+              <w:rPr>
+                <w:rFonts w:eastAsia="Verdana" w:cs="Verdana"/>
+                <w:b w:val="false"/>
+                <w:bCs w:val="false"/>
+                <w:i w:val="false"/>
+                <w:iCs w:val="false"/>
+                <w:color w:val="EAF0FF"/>
+                <w:sz w:val="21"/>
+                <w:szCs w:val="21"/>
+              </w:rPr>
+              <w:t>)</w:t>
+            </w:r>
+            <w:r>
+              <w:rPr>
+                <w:rFonts w:eastAsia="Verdana" w:cs="Verdana"/>
+                <w:b w:val="false"/>
+                <w:bCs w:val="false"/>
+                <w:i w:val="false"/>
+                <w:iCs w:val="false"/>
+                <w:color w:val="EAF0FF"/>
+                <w:sz w:val="21"/>
+                <w:szCs w:val="21"/>
+              </w:rPr>
+              <w:t>);</w:t>
             </w:r>
           </w:p>
         </w:tc>
@@ -5387,20 +4944,7 @@
                 <w:sz w:val="18"/>
                 <w:szCs w:val="18"/>
               </w:rPr>
-              <w:t>1</w:t>
-            </w:r>
-            <w:r>
-              <w:rPr>
-                <w:rFonts w:eastAsia="Verdana" w:cs="Verdana"/>
-                <w:b w:val="false"/>
-                <w:bCs w:val="false"/>
-                <w:i w:val="false"/>
-                <w:iCs w:val="false"/>
-                <w:color w:val="000000"/>
-                <w:sz w:val="18"/>
-                <w:szCs w:val="18"/>
-              </w:rPr>
-              <w:t>0</w:t>
+              <w:t>10</w:t>
             </w:r>
           </w:p>
         </w:tc>
@@ -5478,20 +5022,7 @@
                 <w:sz w:val="18"/>
                 <w:szCs w:val="18"/>
               </w:rPr>
-              <w:t>2</w:t>
-            </w:r>
-            <w:r>
-              <w:rPr>
-                <w:rFonts w:eastAsia="Verdana" w:cs="Verdana"/>
-                <w:b w:val="false"/>
-                <w:bCs w:val="false"/>
-                <w:i w:val="false"/>
-                <w:iCs w:val="false"/>
-                <w:color w:val="000000"/>
-                <w:sz w:val="18"/>
-                <w:szCs w:val="18"/>
-              </w:rPr>
-              <w:t>1</w:t>
+              <w:t>21</w:t>
             </w:r>
           </w:p>
         </w:tc>
@@ -5530,33 +5061,7 @@
                 <w:sz w:val="18"/>
                 <w:szCs w:val="18"/>
               </w:rPr>
-              <w:t>2.</w:t>
-            </w:r>
-            <w:r>
-              <w:rPr>
-                <w:rFonts w:eastAsia="Verdana" w:cs="Verdana"/>
-                <w:b w:val="false"/>
-                <w:bCs w:val="false"/>
-                <w:i w:val="false"/>
-                <w:iCs w:val="false"/>
-                <w:color w:val="000000"/>
-                <w:sz w:val="18"/>
-                <w:szCs w:val="18"/>
-              </w:rPr>
-              <w:t>3</w:t>
-            </w:r>
-            <w:r>
-              <w:rPr>
-                <w:rFonts w:eastAsia="Verdana" w:cs="Verdana"/>
-                <w:b w:val="false"/>
-                <w:bCs w:val="false"/>
-                <w:i w:val="false"/>
-                <w:iCs w:val="false"/>
-                <w:color w:val="000000"/>
-                <w:sz w:val="18"/>
-                <w:szCs w:val="18"/>
-              </w:rPr>
-              <w:t>3</w:t>
+              <w:t>2.33</w:t>
             </w:r>
           </w:p>
         </w:tc>
@@ -5715,20 +5220,7 @@
                 <w:sz w:val="18"/>
                 <w:szCs w:val="18"/>
               </w:rPr>
-              <w:t>7.</w:t>
-            </w:r>
-            <w:r>
-              <w:rPr>
-                <w:rFonts w:eastAsia="Verdana" w:cs="Verdana"/>
-                <w:b w:val="false"/>
-                <w:bCs w:val="false"/>
-                <w:i w:val="false"/>
-                <w:iCs w:val="false"/>
-                <w:color w:val="000000"/>
-                <w:sz w:val="18"/>
-                <w:szCs w:val="18"/>
-              </w:rPr>
-              <w:t>5</w:t>
+              <w:t>7.5</w:t>
             </w:r>
           </w:p>
         </w:tc>
@@ -5767,20 +5259,7 @@
                 <w:sz w:val="18"/>
                 <w:szCs w:val="18"/>
               </w:rPr>
-              <w:t>3.</w:t>
-            </w:r>
-            <w:r>
-              <w:rPr>
-                <w:rFonts w:eastAsia="Verdana" w:cs="Verdana"/>
-                <w:b w:val="false"/>
-                <w:bCs w:val="false"/>
-                <w:i w:val="false"/>
-                <w:iCs w:val="false"/>
-                <w:color w:val="000000"/>
-                <w:sz w:val="18"/>
-                <w:szCs w:val="18"/>
-              </w:rPr>
-              <w:t>5</w:t>
+              <w:t>3.5</w:t>
             </w:r>
           </w:p>
         </w:tc>
@@ -5819,20 +5298,7 @@
                 <w:sz w:val="18"/>
                 <w:szCs w:val="18"/>
               </w:rPr>
-              <w:t>1</w:t>
-            </w:r>
-            <w:r>
-              <w:rPr>
-                <w:rFonts w:eastAsia="Verdana" w:cs="Verdana"/>
-                <w:b w:val="false"/>
-                <w:bCs w:val="false"/>
-                <w:i w:val="false"/>
-                <w:iCs w:val="false"/>
-                <w:color w:val="000000"/>
-                <w:sz w:val="18"/>
-                <w:szCs w:val="18"/>
-              </w:rPr>
-              <w:t>1</w:t>
+              <w:t>11</w:t>
             </w:r>
           </w:p>
         </w:tc>
@@ -5871,33 +5337,7 @@
                 <w:sz w:val="18"/>
                 <w:szCs w:val="18"/>
               </w:rPr>
-              <w:t>7.</w:t>
-            </w:r>
-            <w:r>
-              <w:rPr>
-                <w:rFonts w:eastAsia="Verdana" w:cs="Verdana"/>
-                <w:b w:val="false"/>
-                <w:bCs w:val="false"/>
-                <w:i w:val="false"/>
-                <w:iCs w:val="false"/>
-                <w:color w:val="000000"/>
-                <w:sz w:val="18"/>
-                <w:szCs w:val="18"/>
-              </w:rPr>
-              <w:t>7</w:t>
-            </w:r>
-            <w:r>
-              <w:rPr>
-                <w:rFonts w:eastAsia="Verdana" w:cs="Verdana"/>
-                <w:b w:val="false"/>
-                <w:bCs w:val="false"/>
-                <w:i w:val="false"/>
-                <w:iCs w:val="false"/>
-                <w:color w:val="000000"/>
-                <w:sz w:val="18"/>
-                <w:szCs w:val="18"/>
-              </w:rPr>
-              <w:t>5</w:t>
+              <w:t>7.75</w:t>
             </w:r>
           </w:p>
         </w:tc>
@@ -6728,273 +6168,7 @@
           <w:szCs w:val="22"/>
           <w:shd w:fill="81D41A" w:val="clear"/>
         </w:rPr>
-        <w:t>m</w:t>
-      </w:r>
-      <w:r>
-        <w:rPr>
-          <w:rFonts w:eastAsia="Verdana" w:cs="Verdana"/>
-          <w:b w:val="false"/>
-          <w:bCs w:val="false"/>
-          <w:i w:val="false"/>
-          <w:iCs w:val="false"/>
-          <w:color w:val="000000"/>
-          <w:sz w:val="22"/>
-          <w:szCs w:val="22"/>
-          <w:shd w:fill="81D41A" w:val="clear"/>
-        </w:rPr>
-        <w:t xml:space="preserve">e </w:t>
-      </w:r>
-      <w:r>
-        <w:rPr>
-          <w:rFonts w:eastAsia="Verdana" w:cs="Verdana"/>
-          <w:b w:val="false"/>
-          <w:bCs w:val="false"/>
-          <w:i w:val="false"/>
-          <w:iCs w:val="false"/>
-          <w:color w:val="000000"/>
-          <w:sz w:val="22"/>
-          <w:szCs w:val="22"/>
-          <w:shd w:fill="81D41A" w:val="clear"/>
-        </w:rPr>
-        <w:t>c</w:t>
-      </w:r>
-      <w:r>
-        <w:rPr>
-          <w:rFonts w:eastAsia="Verdana" w:cs="Verdana"/>
-          <w:b w:val="false"/>
-          <w:bCs w:val="false"/>
-          <w:i w:val="false"/>
-          <w:iCs w:val="false"/>
-          <w:color w:val="000000"/>
-          <w:sz w:val="22"/>
-          <w:szCs w:val="22"/>
-          <w:shd w:fill="81D41A" w:val="clear"/>
-        </w:rPr>
-        <w:t>o</w:t>
-      </w:r>
-      <w:r>
-        <w:rPr>
-          <w:rFonts w:eastAsia="Verdana" w:cs="Verdana"/>
-          <w:b w:val="false"/>
-          <w:bCs w:val="false"/>
-          <w:i w:val="false"/>
-          <w:iCs w:val="false"/>
-          <w:color w:val="000000"/>
-          <w:sz w:val="22"/>
-          <w:szCs w:val="22"/>
-          <w:shd w:fill="81D41A" w:val="clear"/>
-        </w:rPr>
-        <w:t>n</w:t>
-      </w:r>
-      <w:r>
-        <w:rPr>
-          <w:rFonts w:eastAsia="Verdana" w:cs="Verdana"/>
-          <w:b w:val="false"/>
-          <w:bCs w:val="false"/>
-          <w:i w:val="false"/>
-          <w:iCs w:val="false"/>
-          <w:color w:val="000000"/>
-          <w:sz w:val="22"/>
-          <w:szCs w:val="22"/>
-          <w:shd w:fill="81D41A" w:val="clear"/>
-        </w:rPr>
-        <w:t>c</w:t>
-      </w:r>
-      <w:r>
-        <w:rPr>
-          <w:rFonts w:eastAsia="Verdana" w:cs="Verdana"/>
-          <w:b w:val="false"/>
-          <w:bCs w:val="false"/>
-          <w:i w:val="false"/>
-          <w:iCs w:val="false"/>
-          <w:color w:val="000000"/>
-          <w:sz w:val="22"/>
-          <w:szCs w:val="22"/>
-          <w:shd w:fill="81D41A" w:val="clear"/>
-        </w:rPr>
-        <w:t>a</w:t>
-      </w:r>
-      <w:r>
-        <w:rPr>
-          <w:rFonts w:eastAsia="Verdana" w:cs="Verdana"/>
-          <w:b w:val="false"/>
-          <w:bCs w:val="false"/>
-          <w:i w:val="false"/>
-          <w:iCs w:val="false"/>
-          <w:color w:val="000000"/>
-          <w:sz w:val="22"/>
-          <w:szCs w:val="22"/>
-          <w:shd w:fill="81D41A" w:val="clear"/>
-        </w:rPr>
-        <w:t>t</w:t>
-      </w:r>
-      <w:r>
-        <w:rPr>
-          <w:rFonts w:eastAsia="Verdana" w:cs="Verdana"/>
-          <w:b w:val="false"/>
-          <w:bCs w:val="false"/>
-          <w:i w:val="false"/>
-          <w:iCs w:val="false"/>
-          <w:color w:val="000000"/>
-          <w:sz w:val="22"/>
-          <w:szCs w:val="22"/>
-          <w:shd w:fill="81D41A" w:val="clear"/>
-        </w:rPr>
-        <w:t>e</w:t>
-      </w:r>
-      <w:r>
-        <w:rPr>
-          <w:rFonts w:eastAsia="Verdana" w:cs="Verdana"/>
-          <w:b w:val="false"/>
-          <w:bCs w:val="false"/>
-          <w:i w:val="false"/>
-          <w:iCs w:val="false"/>
-          <w:color w:val="000000"/>
-          <w:sz w:val="22"/>
-          <w:szCs w:val="22"/>
-          <w:shd w:fill="81D41A" w:val="clear"/>
-        </w:rPr>
-        <w:t>n</w:t>
-      </w:r>
-      <w:r>
-        <w:rPr>
-          <w:rFonts w:eastAsia="Verdana" w:cs="Verdana"/>
-          <w:b w:val="false"/>
-          <w:bCs w:val="false"/>
-          <w:i w:val="false"/>
-          <w:iCs w:val="false"/>
-          <w:color w:val="000000"/>
-          <w:sz w:val="22"/>
-          <w:szCs w:val="22"/>
-          <w:shd w:fill="81D41A" w:val="clear"/>
-        </w:rPr>
-        <w:t>a</w:t>
-      </w:r>
-      <w:r>
-        <w:rPr>
-          <w:rFonts w:eastAsia="Verdana" w:cs="Verdana"/>
-          <w:b w:val="false"/>
-          <w:bCs w:val="false"/>
-          <w:i w:val="false"/>
-          <w:iCs w:val="false"/>
-          <w:color w:val="000000"/>
-          <w:sz w:val="22"/>
-          <w:szCs w:val="22"/>
-          <w:shd w:fill="81D41A" w:val="clear"/>
-        </w:rPr>
-        <w:t>b</w:t>
-      </w:r>
-      <w:r>
-        <w:rPr>
-          <w:rFonts w:eastAsia="Verdana" w:cs="Verdana"/>
-          <w:b w:val="false"/>
-          <w:bCs w:val="false"/>
-          <w:i w:val="false"/>
-          <w:iCs w:val="false"/>
-          <w:color w:val="000000"/>
-          <w:sz w:val="22"/>
-          <w:szCs w:val="22"/>
-          <w:shd w:fill="81D41A" w:val="clear"/>
-        </w:rPr>
-        <w:t xml:space="preserve">a </w:t>
-      </w:r>
-      <w:r>
-        <w:rPr>
-          <w:rFonts w:eastAsia="Verdana" w:cs="Verdana"/>
-          <w:b w:val="false"/>
-          <w:bCs w:val="false"/>
-          <w:i w:val="false"/>
-          <w:iCs w:val="false"/>
-          <w:color w:val="000000"/>
-          <w:sz w:val="22"/>
-          <w:szCs w:val="22"/>
-          <w:shd w:fill="81D41A" w:val="clear"/>
-        </w:rPr>
-        <w:t>l</w:t>
-      </w:r>
-      <w:r>
-        <w:rPr>
-          <w:rFonts w:eastAsia="Verdana" w:cs="Verdana"/>
-          <w:b w:val="false"/>
-          <w:bCs w:val="false"/>
-          <w:i w:val="false"/>
-          <w:iCs w:val="false"/>
-          <w:color w:val="000000"/>
-          <w:sz w:val="22"/>
-          <w:szCs w:val="22"/>
-          <w:shd w:fill="81D41A" w:val="clear"/>
-        </w:rPr>
-        <w:t xml:space="preserve">a </w:t>
-      </w:r>
-      <w:r>
-        <w:rPr>
-          <w:rFonts w:eastAsia="Verdana" w:cs="Verdana"/>
-          <w:b w:val="false"/>
-          <w:bCs w:val="false"/>
-          <w:i w:val="false"/>
-          <w:iCs w:val="false"/>
-          <w:color w:val="000000"/>
-          <w:sz w:val="22"/>
-          <w:szCs w:val="22"/>
-          <w:shd w:fill="81D41A" w:val="clear"/>
-        </w:rPr>
-        <w:t>s</w:t>
-      </w:r>
-      <w:r>
-        <w:rPr>
-          <w:rFonts w:eastAsia="Verdana" w:cs="Verdana"/>
-          <w:b w:val="false"/>
-          <w:bCs w:val="false"/>
-          <w:i w:val="false"/>
-          <w:iCs w:val="false"/>
-          <w:color w:val="000000"/>
-          <w:sz w:val="22"/>
-          <w:szCs w:val="22"/>
-          <w:shd w:fill="81D41A" w:val="clear"/>
-        </w:rPr>
-        <w:t>u</w:t>
-      </w:r>
-      <w:r>
-        <w:rPr>
-          <w:rFonts w:eastAsia="Verdana" w:cs="Verdana"/>
-          <w:b w:val="false"/>
-          <w:bCs w:val="false"/>
-          <w:i w:val="false"/>
-          <w:iCs w:val="false"/>
-          <w:color w:val="000000"/>
-          <w:sz w:val="22"/>
-          <w:szCs w:val="22"/>
-          <w:shd w:fill="81D41A" w:val="clear"/>
-        </w:rPr>
-        <w:t>m</w:t>
-      </w:r>
-      <w:r>
-        <w:rPr>
-          <w:rFonts w:eastAsia="Verdana" w:cs="Verdana"/>
-          <w:b w:val="false"/>
-          <w:bCs w:val="false"/>
-          <w:i w:val="false"/>
-          <w:iCs w:val="false"/>
-          <w:color w:val="000000"/>
-          <w:sz w:val="22"/>
-          <w:szCs w:val="22"/>
-          <w:shd w:fill="81D41A" w:val="clear"/>
-        </w:rPr>
-        <w:t>a</w:t>
-      </w:r>
-      <w:r>
-        <w:rPr>
-          <w:rFonts w:eastAsia="Verdana" w:cs="Verdana"/>
-          <w:b w:val="false"/>
-          <w:bCs w:val="false"/>
-          <w:i w:val="false"/>
-          <w:iCs w:val="false"/>
-          <w:color w:val="000000"/>
-          <w:sz w:val="22"/>
-          <w:szCs w:val="22"/>
-          <w:shd w:fill="81D41A" w:val="clear"/>
-        </w:rPr>
-        <w:t>.</w:t>
+        <w:t>me concatenaba la suma.</w:t>
       </w:r>
     </w:p>
     <w:p>
@@ -7029,315 +6203,7 @@
           <w:szCs w:val="22"/>
           <w:shd w:fill="81D41A" w:val="clear"/>
         </w:rPr>
-        <w:t xml:space="preserve">tuve que declarar </w:t>
-      </w:r>
-      <w:r>
-        <w:rPr>
-          <w:rFonts w:eastAsia="Verdana" w:cs="Verdana"/>
-          <w:b w:val="false"/>
-          <w:bCs w:val="false"/>
-          <w:i w:val="false"/>
-          <w:iCs w:val="false"/>
-          <w:color w:val="000000"/>
-          <w:sz w:val="22"/>
-          <w:szCs w:val="22"/>
-          <w:shd w:fill="81D41A" w:val="clear"/>
-        </w:rPr>
-        <w:t>l</w:t>
-      </w:r>
-      <w:r>
-        <w:rPr>
-          <w:rFonts w:eastAsia="Verdana" w:cs="Verdana"/>
-          <w:b w:val="false"/>
-          <w:bCs w:val="false"/>
-          <w:i w:val="false"/>
-          <w:iCs w:val="false"/>
-          <w:color w:val="000000"/>
-          <w:sz w:val="22"/>
-          <w:szCs w:val="22"/>
-          <w:shd w:fill="81D41A" w:val="clear"/>
-        </w:rPr>
-        <w:t xml:space="preserve">a </w:t>
-      </w:r>
-      <w:r>
-        <w:rPr>
-          <w:rFonts w:eastAsia="Verdana" w:cs="Verdana"/>
-          <w:b w:val="false"/>
-          <w:bCs w:val="false"/>
-          <w:i w:val="false"/>
-          <w:iCs w:val="false"/>
-          <w:color w:val="000000"/>
-          <w:sz w:val="22"/>
-          <w:szCs w:val="22"/>
-          <w:shd w:fill="81D41A" w:val="clear"/>
-        </w:rPr>
-        <w:t>e</w:t>
-      </w:r>
-      <w:r>
-        <w:rPr>
-          <w:rFonts w:eastAsia="Verdana" w:cs="Verdana"/>
-          <w:b w:val="false"/>
-          <w:bCs w:val="false"/>
-          <w:i w:val="false"/>
-          <w:iCs w:val="false"/>
-          <w:color w:val="000000"/>
-          <w:sz w:val="22"/>
-          <w:szCs w:val="22"/>
-          <w:shd w:fill="81D41A" w:val="clear"/>
-        </w:rPr>
-        <w:t>n</w:t>
-      </w:r>
-      <w:r>
-        <w:rPr>
-          <w:rFonts w:eastAsia="Verdana" w:cs="Verdana"/>
-          <w:b w:val="false"/>
-          <w:bCs w:val="false"/>
-          <w:i w:val="false"/>
-          <w:iCs w:val="false"/>
-          <w:color w:val="000000"/>
-          <w:sz w:val="22"/>
-          <w:szCs w:val="22"/>
-          <w:shd w:fill="81D41A" w:val="clear"/>
-        </w:rPr>
-        <w:t>t</w:t>
-      </w:r>
-      <w:r>
-        <w:rPr>
-          <w:rFonts w:eastAsia="Verdana" w:cs="Verdana"/>
-          <w:b w:val="false"/>
-          <w:bCs w:val="false"/>
-          <w:i w:val="false"/>
-          <w:iCs w:val="false"/>
-          <w:color w:val="000000"/>
-          <w:sz w:val="22"/>
-          <w:szCs w:val="22"/>
-          <w:shd w:fill="81D41A" w:val="clear"/>
-        </w:rPr>
-        <w:t>r</w:t>
-      </w:r>
-      <w:r>
-        <w:rPr>
-          <w:rFonts w:eastAsia="Verdana" w:cs="Verdana"/>
-          <w:b w:val="false"/>
-          <w:bCs w:val="false"/>
-          <w:i w:val="false"/>
-          <w:iCs w:val="false"/>
-          <w:color w:val="000000"/>
-          <w:sz w:val="22"/>
-          <w:szCs w:val="22"/>
-          <w:shd w:fill="81D41A" w:val="clear"/>
-        </w:rPr>
-        <w:t>a</w:t>
-      </w:r>
-      <w:r>
-        <w:rPr>
-          <w:rFonts w:eastAsia="Verdana" w:cs="Verdana"/>
-          <w:b w:val="false"/>
-          <w:bCs w:val="false"/>
-          <w:i w:val="false"/>
-          <w:iCs w:val="false"/>
-          <w:color w:val="000000"/>
-          <w:sz w:val="22"/>
-          <w:szCs w:val="22"/>
-          <w:shd w:fill="81D41A" w:val="clear"/>
-        </w:rPr>
-        <w:t>d</w:t>
-      </w:r>
-      <w:r>
-        <w:rPr>
-          <w:rFonts w:eastAsia="Verdana" w:cs="Verdana"/>
-          <w:b w:val="false"/>
-          <w:bCs w:val="false"/>
-          <w:i w:val="false"/>
-          <w:iCs w:val="false"/>
-          <w:color w:val="000000"/>
-          <w:sz w:val="22"/>
-          <w:szCs w:val="22"/>
-          <w:shd w:fill="81D41A" w:val="clear"/>
-        </w:rPr>
-        <w:t xml:space="preserve">a </w:t>
-      </w:r>
-      <w:r>
-        <w:rPr>
-          <w:rFonts w:eastAsia="Verdana" w:cs="Verdana"/>
-          <w:b w:val="false"/>
-          <w:bCs w:val="false"/>
-          <w:i w:val="false"/>
-          <w:iCs w:val="false"/>
-          <w:color w:val="000000"/>
-          <w:sz w:val="22"/>
-          <w:szCs w:val="22"/>
-          <w:shd w:fill="81D41A" w:val="clear"/>
-        </w:rPr>
-        <w:t>d</w:t>
-      </w:r>
-      <w:r>
-        <w:rPr>
-          <w:rFonts w:eastAsia="Verdana" w:cs="Verdana"/>
-          <w:b w:val="false"/>
-          <w:bCs w:val="false"/>
-          <w:i w:val="false"/>
-          <w:iCs w:val="false"/>
-          <w:color w:val="000000"/>
-          <w:sz w:val="22"/>
-          <w:szCs w:val="22"/>
-          <w:shd w:fill="81D41A" w:val="clear"/>
-        </w:rPr>
-        <w:t xml:space="preserve">e </w:t>
-      </w:r>
-      <w:r>
-        <w:rPr>
-          <w:rFonts w:eastAsia="Verdana" w:cs="Verdana"/>
-          <w:b w:val="false"/>
-          <w:bCs w:val="false"/>
-          <w:i w:val="false"/>
-          <w:iCs w:val="false"/>
-          <w:color w:val="000000"/>
-          <w:sz w:val="22"/>
-          <w:szCs w:val="22"/>
-          <w:shd w:fill="81D41A" w:val="clear"/>
-        </w:rPr>
-        <w:t>t</w:t>
-      </w:r>
-      <w:r>
-        <w:rPr>
-          <w:rFonts w:eastAsia="Verdana" w:cs="Verdana"/>
-          <w:b w:val="false"/>
-          <w:bCs w:val="false"/>
-          <w:i w:val="false"/>
-          <w:iCs w:val="false"/>
-          <w:color w:val="000000"/>
-          <w:sz w:val="22"/>
-          <w:szCs w:val="22"/>
-          <w:shd w:fill="81D41A" w:val="clear"/>
-        </w:rPr>
-        <w:t>e</w:t>
-      </w:r>
-      <w:r>
-        <w:rPr>
-          <w:rFonts w:eastAsia="Verdana" w:cs="Verdana"/>
-          <w:b w:val="false"/>
-          <w:bCs w:val="false"/>
-          <w:i w:val="false"/>
-          <w:iCs w:val="false"/>
-          <w:color w:val="000000"/>
-          <w:sz w:val="22"/>
-          <w:szCs w:val="22"/>
-          <w:shd w:fill="81D41A" w:val="clear"/>
-        </w:rPr>
-        <w:t>x</w:t>
-      </w:r>
-      <w:r>
-        <w:rPr>
-          <w:rFonts w:eastAsia="Verdana" w:cs="Verdana"/>
-          <w:b w:val="false"/>
-          <w:bCs w:val="false"/>
-          <w:i w:val="false"/>
-          <w:iCs w:val="false"/>
-          <w:color w:val="000000"/>
-          <w:sz w:val="22"/>
-          <w:szCs w:val="22"/>
-          <w:shd w:fill="81D41A" w:val="clear"/>
-        </w:rPr>
-        <w:t>t</w:t>
-      </w:r>
-      <w:r>
-        <w:rPr>
-          <w:rFonts w:eastAsia="Verdana" w:cs="Verdana"/>
-          <w:b w:val="false"/>
-          <w:bCs w:val="false"/>
-          <w:i w:val="false"/>
-          <w:iCs w:val="false"/>
-          <w:color w:val="000000"/>
-          <w:sz w:val="22"/>
-          <w:szCs w:val="22"/>
-          <w:shd w:fill="81D41A" w:val="clear"/>
-        </w:rPr>
-        <w:t xml:space="preserve">o </w:t>
-      </w:r>
-      <w:r>
-        <w:rPr>
-          <w:rFonts w:eastAsia="Verdana" w:cs="Verdana"/>
-          <w:b w:val="false"/>
-          <w:bCs w:val="false"/>
-          <w:i w:val="false"/>
-          <w:iCs w:val="false"/>
-          <w:color w:val="000000"/>
-          <w:sz w:val="22"/>
-          <w:szCs w:val="22"/>
-          <w:shd w:fill="81D41A" w:val="clear"/>
-        </w:rPr>
-        <w:t>e</w:t>
-      </w:r>
-      <w:r>
-        <w:rPr>
-          <w:rFonts w:eastAsia="Verdana" w:cs="Verdana"/>
-          <w:b w:val="false"/>
-          <w:bCs w:val="false"/>
-          <w:i w:val="false"/>
-          <w:iCs w:val="false"/>
-          <w:color w:val="000000"/>
-          <w:sz w:val="22"/>
-          <w:szCs w:val="22"/>
-          <w:shd w:fill="81D41A" w:val="clear"/>
-        </w:rPr>
-        <w:t>n</w:t>
-      </w:r>
-      <w:r>
-        <w:rPr>
-          <w:rFonts w:eastAsia="Verdana" w:cs="Verdana"/>
-          <w:b w:val="false"/>
-          <w:bCs w:val="false"/>
-          <w:i w:val="false"/>
-          <w:iCs w:val="false"/>
-          <w:color w:val="000000"/>
-          <w:sz w:val="22"/>
-          <w:szCs w:val="22"/>
-          <w:shd w:fill="81D41A" w:val="clear"/>
-        </w:rPr>
-        <w:t>t</w:t>
-      </w:r>
-      <w:r>
-        <w:rPr>
-          <w:rFonts w:eastAsia="Verdana" w:cs="Verdana"/>
-          <w:b w:val="false"/>
-          <w:bCs w:val="false"/>
-          <w:i w:val="false"/>
-          <w:iCs w:val="false"/>
-          <w:color w:val="000000"/>
-          <w:sz w:val="22"/>
-          <w:szCs w:val="22"/>
-          <w:shd w:fill="81D41A" w:val="clear"/>
-        </w:rPr>
-        <w:t>r</w:t>
-      </w:r>
-      <w:r>
-        <w:rPr>
-          <w:rFonts w:eastAsia="Verdana" w:cs="Verdana"/>
-          <w:b w:val="false"/>
-          <w:bCs w:val="false"/>
-          <w:i w:val="false"/>
-          <w:iCs w:val="false"/>
-          <w:color w:val="000000"/>
-          <w:sz w:val="22"/>
-          <w:szCs w:val="22"/>
-          <w:shd w:fill="81D41A" w:val="clear"/>
-        </w:rPr>
-        <w:t>e</w:t>
-      </w:r>
-      <w:r>
-        <w:rPr>
-          <w:rFonts w:eastAsia="Verdana" w:cs="Verdana"/>
-          <w:b w:val="false"/>
-          <w:bCs w:val="false"/>
-          <w:i w:val="false"/>
-          <w:iCs w:val="false"/>
-          <w:color w:val="000000"/>
-          <w:sz w:val="22"/>
-          <w:szCs w:val="22"/>
-          <w:shd w:fill="81D41A" w:val="clear"/>
-        </w:rPr>
-        <w:t xml:space="preserve"> la función “number” para que lo convierta a numero.</w:t>
+        <w:t>tuve que declarar la entrada de texto entre la función “number” para que lo convierta a numero.</w:t>
       </w:r>
     </w:p>
     <w:p>
@@ -7646,469 +6512,7 @@
           <w:szCs w:val="22"/>
           <w:shd w:fill="81D41A" w:val="clear"/>
         </w:rPr>
-        <w:t>T</w:t>
-      </w:r>
-      <w:r>
-        <w:rPr>
-          <w:rFonts w:eastAsia="Verdana" w:cs="Verdana"/>
-          <w:b w:val="false"/>
-          <w:bCs w:val="false"/>
-          <w:i w:val="false"/>
-          <w:iCs w:val="false"/>
-          <w:color w:val="000000"/>
-          <w:sz w:val="22"/>
-          <w:szCs w:val="22"/>
-          <w:shd w:fill="81D41A" w:val="clear"/>
-        </w:rPr>
-        <w:t>o</w:t>
-      </w:r>
-      <w:r>
-        <w:rPr>
-          <w:rFonts w:eastAsia="Verdana" w:cs="Verdana"/>
-          <w:b w:val="false"/>
-          <w:bCs w:val="false"/>
-          <w:i w:val="false"/>
-          <w:iCs w:val="false"/>
-          <w:color w:val="000000"/>
-          <w:sz w:val="22"/>
-          <w:szCs w:val="22"/>
-          <w:shd w:fill="81D41A" w:val="clear"/>
-        </w:rPr>
-        <w:t>d</w:t>
-      </w:r>
-      <w:r>
-        <w:rPr>
-          <w:rFonts w:eastAsia="Verdana" w:cs="Verdana"/>
-          <w:b w:val="false"/>
-          <w:bCs w:val="false"/>
-          <w:i w:val="false"/>
-          <w:iCs w:val="false"/>
-          <w:color w:val="000000"/>
-          <w:sz w:val="22"/>
-          <w:szCs w:val="22"/>
-          <w:shd w:fill="81D41A" w:val="clear"/>
-        </w:rPr>
-        <w:t xml:space="preserve">o </w:t>
-      </w:r>
-      <w:r>
-        <w:rPr>
-          <w:rFonts w:eastAsia="Verdana" w:cs="Verdana"/>
-          <w:b w:val="false"/>
-          <w:bCs w:val="false"/>
-          <w:i w:val="false"/>
-          <w:iCs w:val="false"/>
-          <w:color w:val="000000"/>
-          <w:sz w:val="22"/>
-          <w:szCs w:val="22"/>
-          <w:shd w:fill="81D41A" w:val="clear"/>
-        </w:rPr>
-        <w:t>l</w:t>
-      </w:r>
-      <w:r>
-        <w:rPr>
-          <w:rFonts w:eastAsia="Verdana" w:cs="Verdana"/>
-          <w:b w:val="false"/>
-          <w:bCs w:val="false"/>
-          <w:i w:val="false"/>
-          <w:iCs w:val="false"/>
-          <w:color w:val="000000"/>
-          <w:sz w:val="22"/>
-          <w:szCs w:val="22"/>
-          <w:shd w:fill="81D41A" w:val="clear"/>
-        </w:rPr>
-        <w:t xml:space="preserve">a </w:t>
-      </w:r>
-      <w:r>
-        <w:rPr>
-          <w:rFonts w:eastAsia="Verdana" w:cs="Verdana"/>
-          <w:b w:val="false"/>
-          <w:bCs w:val="false"/>
-          <w:i w:val="false"/>
-          <w:iCs w:val="false"/>
-          <w:color w:val="000000"/>
-          <w:sz w:val="22"/>
-          <w:szCs w:val="22"/>
-          <w:shd w:fill="81D41A" w:val="clear"/>
-        </w:rPr>
-        <w:t>v</w:t>
-      </w:r>
-      <w:r>
-        <w:rPr>
-          <w:rFonts w:eastAsia="Verdana" w:cs="Verdana"/>
-          <w:b w:val="false"/>
-          <w:bCs w:val="false"/>
-          <w:i w:val="false"/>
-          <w:iCs w:val="false"/>
-          <w:color w:val="000000"/>
-          <w:sz w:val="22"/>
-          <w:szCs w:val="22"/>
-          <w:shd w:fill="81D41A" w:val="clear"/>
-        </w:rPr>
-        <w:t>e</w:t>
-      </w:r>
-      <w:r>
-        <w:rPr>
-          <w:rFonts w:eastAsia="Verdana" w:cs="Verdana"/>
-          <w:b w:val="false"/>
-          <w:bCs w:val="false"/>
-          <w:i w:val="false"/>
-          <w:iCs w:val="false"/>
-          <w:color w:val="000000"/>
-          <w:sz w:val="22"/>
-          <w:szCs w:val="22"/>
-          <w:shd w:fill="81D41A" w:val="clear"/>
-        </w:rPr>
-        <w:t>r</w:t>
-      </w:r>
-      <w:r>
-        <w:rPr>
-          <w:rFonts w:eastAsia="Verdana" w:cs="Verdana"/>
-          <w:b w:val="false"/>
-          <w:bCs w:val="false"/>
-          <w:i w:val="false"/>
-          <w:iCs w:val="false"/>
-          <w:color w:val="000000"/>
-          <w:sz w:val="22"/>
-          <w:szCs w:val="22"/>
-          <w:shd w:fill="81D41A" w:val="clear"/>
-        </w:rPr>
-        <w:t>d</w:t>
-      </w:r>
-      <w:r>
-        <w:rPr>
-          <w:rFonts w:eastAsia="Verdana" w:cs="Verdana"/>
-          <w:b w:val="false"/>
-          <w:bCs w:val="false"/>
-          <w:i w:val="false"/>
-          <w:iCs w:val="false"/>
-          <w:color w:val="000000"/>
-          <w:sz w:val="22"/>
-          <w:szCs w:val="22"/>
-          <w:shd w:fill="81D41A" w:val="clear"/>
-        </w:rPr>
-        <w:t>a</w:t>
-      </w:r>
-      <w:r>
-        <w:rPr>
-          <w:rFonts w:eastAsia="Verdana" w:cs="Verdana"/>
-          <w:b w:val="false"/>
-          <w:bCs w:val="false"/>
-          <w:i w:val="false"/>
-          <w:iCs w:val="false"/>
-          <w:color w:val="000000"/>
-          <w:sz w:val="22"/>
-          <w:szCs w:val="22"/>
-          <w:shd w:fill="81D41A" w:val="clear"/>
-        </w:rPr>
-        <w:t xml:space="preserve">d; </w:t>
-      </w:r>
-      <w:r>
-        <w:rPr>
-          <w:rFonts w:eastAsia="Verdana" w:cs="Verdana"/>
-          <w:b w:val="false"/>
-          <w:bCs w:val="false"/>
-          <w:i w:val="false"/>
-          <w:iCs w:val="false"/>
-          <w:color w:val="000000"/>
-          <w:sz w:val="22"/>
-          <w:szCs w:val="22"/>
-          <w:shd w:fill="81D41A" w:val="clear"/>
-        </w:rPr>
-        <w:t>E</w:t>
-      </w:r>
-      <w:r>
-        <w:rPr>
-          <w:rFonts w:eastAsia="Verdana" w:cs="Verdana"/>
-          <w:b w:val="false"/>
-          <w:bCs w:val="false"/>
-          <w:i w:val="false"/>
-          <w:iCs w:val="false"/>
-          <w:color w:val="000000"/>
-          <w:sz w:val="22"/>
-          <w:szCs w:val="22"/>
-          <w:shd w:fill="81D41A" w:val="clear"/>
-        </w:rPr>
-        <w:t>x</w:t>
-      </w:r>
-      <w:r>
-        <w:rPr>
-          <w:rFonts w:eastAsia="Verdana" w:cs="Verdana"/>
-          <w:b w:val="false"/>
-          <w:bCs w:val="false"/>
-          <w:i w:val="false"/>
-          <w:iCs w:val="false"/>
-          <w:color w:val="000000"/>
-          <w:sz w:val="22"/>
-          <w:szCs w:val="22"/>
-          <w:shd w:fill="81D41A" w:val="clear"/>
-        </w:rPr>
-        <w:t>t</w:t>
-      </w:r>
-      <w:r>
-        <w:rPr>
-          <w:rFonts w:eastAsia="Verdana" w:cs="Verdana"/>
-          <w:b w:val="false"/>
-          <w:bCs w:val="false"/>
-          <w:i w:val="false"/>
-          <w:iCs w:val="false"/>
-          <w:color w:val="000000"/>
-          <w:sz w:val="22"/>
-          <w:szCs w:val="22"/>
-          <w:shd w:fill="81D41A" w:val="clear"/>
-        </w:rPr>
-        <w:t>r</w:t>
-      </w:r>
-      <w:r>
-        <w:rPr>
-          <w:rFonts w:eastAsia="Verdana" w:cs="Verdana"/>
-          <w:b w:val="false"/>
-          <w:bCs w:val="false"/>
-          <w:i w:val="false"/>
-          <w:iCs w:val="false"/>
-          <w:color w:val="000000"/>
-          <w:sz w:val="22"/>
-          <w:szCs w:val="22"/>
-          <w:shd w:fill="81D41A" w:val="clear"/>
-        </w:rPr>
-        <w:t>e</w:t>
-      </w:r>
-      <w:r>
-        <w:rPr>
-          <w:rFonts w:eastAsia="Verdana" w:cs="Verdana"/>
-          <w:b w:val="false"/>
-          <w:bCs w:val="false"/>
-          <w:i w:val="false"/>
-          <w:iCs w:val="false"/>
-          <w:color w:val="000000"/>
-          <w:sz w:val="22"/>
-          <w:szCs w:val="22"/>
-          <w:shd w:fill="81D41A" w:val="clear"/>
-        </w:rPr>
-        <w:t>m</w:t>
-      </w:r>
-      <w:r>
-        <w:rPr>
-          <w:rFonts w:eastAsia="Verdana" w:cs="Verdana"/>
-          <w:b w:val="false"/>
-          <w:bCs w:val="false"/>
-          <w:i w:val="false"/>
-          <w:iCs w:val="false"/>
-          <w:color w:val="000000"/>
-          <w:sz w:val="22"/>
-          <w:szCs w:val="22"/>
-          <w:shd w:fill="81D41A" w:val="clear"/>
-        </w:rPr>
-        <w:t>a</w:t>
-      </w:r>
-      <w:r>
-        <w:rPr>
-          <w:rFonts w:eastAsia="Verdana" w:cs="Verdana"/>
-          <w:b w:val="false"/>
-          <w:bCs w:val="false"/>
-          <w:i w:val="false"/>
-          <w:iCs w:val="false"/>
-          <w:color w:val="000000"/>
-          <w:sz w:val="22"/>
-          <w:szCs w:val="22"/>
-          <w:shd w:fill="81D41A" w:val="clear"/>
-        </w:rPr>
-        <w:t>d</w:t>
-      </w:r>
-      <w:r>
-        <w:rPr>
-          <w:rFonts w:eastAsia="Verdana" w:cs="Verdana"/>
-          <w:b w:val="false"/>
-          <w:bCs w:val="false"/>
-          <w:i w:val="false"/>
-          <w:iCs w:val="false"/>
-          <w:color w:val="000000"/>
-          <w:sz w:val="22"/>
-          <w:szCs w:val="22"/>
-          <w:shd w:fill="81D41A" w:val="clear"/>
-        </w:rPr>
-        <w:t>a</w:t>
-      </w:r>
-      <w:r>
-        <w:rPr>
-          <w:rFonts w:eastAsia="Verdana" w:cs="Verdana"/>
-          <w:b w:val="false"/>
-          <w:bCs w:val="false"/>
-          <w:i w:val="false"/>
-          <w:iCs w:val="false"/>
-          <w:color w:val="000000"/>
-          <w:sz w:val="22"/>
-          <w:szCs w:val="22"/>
-          <w:shd w:fill="81D41A" w:val="clear"/>
-        </w:rPr>
-        <w:t>m</w:t>
-      </w:r>
-      <w:r>
-        <w:rPr>
-          <w:rFonts w:eastAsia="Verdana" w:cs="Verdana"/>
-          <w:b w:val="false"/>
-          <w:bCs w:val="false"/>
-          <w:i w:val="false"/>
-          <w:iCs w:val="false"/>
-          <w:color w:val="000000"/>
-          <w:sz w:val="22"/>
-          <w:szCs w:val="22"/>
-          <w:shd w:fill="81D41A" w:val="clear"/>
-        </w:rPr>
-        <w:t>e</w:t>
-      </w:r>
-      <w:r>
-        <w:rPr>
-          <w:rFonts w:eastAsia="Verdana" w:cs="Verdana"/>
-          <w:b w:val="false"/>
-          <w:bCs w:val="false"/>
-          <w:i w:val="false"/>
-          <w:iCs w:val="false"/>
-          <w:color w:val="000000"/>
-          <w:sz w:val="22"/>
-          <w:szCs w:val="22"/>
-          <w:shd w:fill="81D41A" w:val="clear"/>
-        </w:rPr>
-        <w:t>n</w:t>
-      </w:r>
-      <w:r>
-        <w:rPr>
-          <w:rFonts w:eastAsia="Verdana" w:cs="Verdana"/>
-          <w:b w:val="false"/>
-          <w:bCs w:val="false"/>
-          <w:i w:val="false"/>
-          <w:iCs w:val="false"/>
-          <w:color w:val="000000"/>
-          <w:sz w:val="22"/>
-          <w:szCs w:val="22"/>
-          <w:shd w:fill="81D41A" w:val="clear"/>
-        </w:rPr>
-        <w:t>t</w:t>
-      </w:r>
-      <w:r>
-        <w:rPr>
-          <w:rFonts w:eastAsia="Verdana" w:cs="Verdana"/>
-          <w:b w:val="false"/>
-          <w:bCs w:val="false"/>
-          <w:i w:val="false"/>
-          <w:iCs w:val="false"/>
-          <w:color w:val="000000"/>
-          <w:sz w:val="22"/>
-          <w:szCs w:val="22"/>
-          <w:shd w:fill="81D41A" w:val="clear"/>
-        </w:rPr>
-        <w:t xml:space="preserve">e </w:t>
-      </w:r>
-      <w:r>
-        <w:rPr>
-          <w:rFonts w:eastAsia="Verdana" w:cs="Verdana"/>
-          <w:b w:val="false"/>
-          <w:bCs w:val="false"/>
-          <w:i w:val="false"/>
-          <w:iCs w:val="false"/>
-          <w:color w:val="000000"/>
-          <w:sz w:val="22"/>
-          <w:szCs w:val="22"/>
-          <w:shd w:fill="81D41A" w:val="clear"/>
-        </w:rPr>
-        <w:t>s</w:t>
-      </w:r>
-      <w:r>
-        <w:rPr>
-          <w:rFonts w:eastAsia="Verdana" w:cs="Verdana"/>
-          <w:b w:val="false"/>
-          <w:bCs w:val="false"/>
-          <w:i w:val="false"/>
-          <w:iCs w:val="false"/>
-          <w:color w:val="000000"/>
-          <w:sz w:val="22"/>
-          <w:szCs w:val="22"/>
-          <w:shd w:fill="81D41A" w:val="clear"/>
-        </w:rPr>
-        <w:t>e</w:t>
-      </w:r>
-      <w:r>
-        <w:rPr>
-          <w:rFonts w:eastAsia="Verdana" w:cs="Verdana"/>
-          <w:b w:val="false"/>
-          <w:bCs w:val="false"/>
-          <w:i w:val="false"/>
-          <w:iCs w:val="false"/>
-          <w:color w:val="000000"/>
-          <w:sz w:val="22"/>
-          <w:szCs w:val="22"/>
-          <w:shd w:fill="81D41A" w:val="clear"/>
-        </w:rPr>
-        <w:t>n</w:t>
-      </w:r>
-      <w:r>
-        <w:rPr>
-          <w:rFonts w:eastAsia="Verdana" w:cs="Verdana"/>
-          <w:b w:val="false"/>
-          <w:bCs w:val="false"/>
-          <w:i w:val="false"/>
-          <w:iCs w:val="false"/>
-          <w:color w:val="000000"/>
-          <w:sz w:val="22"/>
-          <w:szCs w:val="22"/>
-          <w:shd w:fill="81D41A" w:val="clear"/>
-        </w:rPr>
-        <w:t>c</w:t>
-      </w:r>
-      <w:r>
-        <w:rPr>
-          <w:rFonts w:eastAsia="Verdana" w:cs="Verdana"/>
-          <w:b w:val="false"/>
-          <w:bCs w:val="false"/>
-          <w:i w:val="false"/>
-          <w:iCs w:val="false"/>
-          <w:color w:val="000000"/>
-          <w:sz w:val="22"/>
-          <w:szCs w:val="22"/>
-          <w:shd w:fill="81D41A" w:val="clear"/>
-        </w:rPr>
-        <w:t>i</w:t>
-      </w:r>
-      <w:r>
-        <w:rPr>
-          <w:rFonts w:eastAsia="Verdana" w:cs="Verdana"/>
-          <w:b w:val="false"/>
-          <w:bCs w:val="false"/>
-          <w:i w:val="false"/>
-          <w:iCs w:val="false"/>
-          <w:color w:val="000000"/>
-          <w:sz w:val="22"/>
-          <w:szCs w:val="22"/>
-          <w:shd w:fill="81D41A" w:val="clear"/>
-        </w:rPr>
-        <w:t>l</w:t>
-      </w:r>
-      <w:r>
-        <w:rPr>
-          <w:rFonts w:eastAsia="Verdana" w:cs="Verdana"/>
-          <w:b w:val="false"/>
-          <w:bCs w:val="false"/>
-          <w:i w:val="false"/>
-          <w:iCs w:val="false"/>
-          <w:color w:val="000000"/>
-          <w:sz w:val="22"/>
-          <w:szCs w:val="22"/>
-          <w:shd w:fill="81D41A" w:val="clear"/>
-        </w:rPr>
-        <w:t>l</w:t>
-      </w:r>
-      <w:r>
-        <w:rPr>
-          <w:rFonts w:eastAsia="Verdana" w:cs="Verdana"/>
-          <w:b w:val="false"/>
-          <w:bCs w:val="false"/>
-          <w:i w:val="false"/>
-          <w:iCs w:val="false"/>
-          <w:color w:val="000000"/>
-          <w:sz w:val="22"/>
-          <w:szCs w:val="22"/>
-          <w:shd w:fill="81D41A" w:val="clear"/>
-        </w:rPr>
-        <w:t>o.</w:t>
+        <w:t>Todo la verdad; Extremadamente sencillo.</w:t>
       </w:r>
     </w:p>
     <w:p>
@@ -8154,707 +6558,7 @@
           <w:szCs w:val="22"/>
           <w:shd w:fill="81D41A" w:val="clear"/>
         </w:rPr>
-        <w:t>Q</w:t>
-      </w:r>
-      <w:r>
-        <w:rPr>
-          <w:rFonts w:eastAsia="Verdana" w:cs="Verdana"/>
-          <w:b w:val="false"/>
-          <w:bCs w:val="false"/>
-          <w:i w:val="false"/>
-          <w:iCs w:val="false"/>
-          <w:color w:val="000000"/>
-          <w:sz w:val="22"/>
-          <w:szCs w:val="22"/>
-          <w:shd w:fill="81D41A" w:val="clear"/>
-        </w:rPr>
-        <w:t>u</w:t>
-      </w:r>
-      <w:r>
-        <w:rPr>
-          <w:rFonts w:eastAsia="Verdana" w:cs="Verdana"/>
-          <w:b w:val="false"/>
-          <w:bCs w:val="false"/>
-          <w:i w:val="false"/>
-          <w:iCs w:val="false"/>
-          <w:color w:val="000000"/>
-          <w:sz w:val="22"/>
-          <w:szCs w:val="22"/>
-          <w:shd w:fill="81D41A" w:val="clear"/>
-        </w:rPr>
-        <w:t xml:space="preserve">e </w:t>
-      </w:r>
-      <w:r>
-        <w:rPr>
-          <w:rFonts w:eastAsia="Verdana" w:cs="Verdana"/>
-          <w:b w:val="false"/>
-          <w:bCs w:val="false"/>
-          <w:i w:val="false"/>
-          <w:iCs w:val="false"/>
-          <w:color w:val="000000"/>
-          <w:sz w:val="22"/>
-          <w:szCs w:val="22"/>
-          <w:shd w:fill="81D41A" w:val="clear"/>
-        </w:rPr>
-        <w:t>u</w:t>
-      </w:r>
-      <w:r>
-        <w:rPr>
-          <w:rFonts w:eastAsia="Verdana" w:cs="Verdana"/>
-          <w:b w:val="false"/>
-          <w:bCs w:val="false"/>
-          <w:i w:val="false"/>
-          <w:iCs w:val="false"/>
-          <w:color w:val="000000"/>
-          <w:sz w:val="22"/>
-          <w:szCs w:val="22"/>
-          <w:shd w:fill="81D41A" w:val="clear"/>
-        </w:rPr>
-        <w:t>n</w:t>
-      </w:r>
-      <w:r>
-        <w:rPr>
-          <w:rFonts w:eastAsia="Verdana" w:cs="Verdana"/>
-          <w:b w:val="false"/>
-          <w:bCs w:val="false"/>
-          <w:i w:val="false"/>
-          <w:iCs w:val="false"/>
-          <w:color w:val="000000"/>
-          <w:sz w:val="22"/>
-          <w:szCs w:val="22"/>
-          <w:shd w:fill="81D41A" w:val="clear"/>
-        </w:rPr>
-        <w:t xml:space="preserve">o </w:t>
-      </w:r>
-      <w:r>
-        <w:rPr>
-          <w:rFonts w:eastAsia="Verdana" w:cs="Verdana"/>
-          <w:b w:val="false"/>
-          <w:bCs w:val="false"/>
-          <w:i w:val="false"/>
-          <w:iCs w:val="false"/>
-          <w:color w:val="000000"/>
-          <w:sz w:val="22"/>
-          <w:szCs w:val="22"/>
-          <w:shd w:fill="81D41A" w:val="clear"/>
-        </w:rPr>
-        <w:t>e</w:t>
-      </w:r>
-      <w:r>
-        <w:rPr>
-          <w:rFonts w:eastAsia="Verdana" w:cs="Verdana"/>
-          <w:b w:val="false"/>
-          <w:bCs w:val="false"/>
-          <w:i w:val="false"/>
-          <w:iCs w:val="false"/>
-          <w:color w:val="000000"/>
-          <w:sz w:val="22"/>
-          <w:szCs w:val="22"/>
-          <w:shd w:fill="81D41A" w:val="clear"/>
-        </w:rPr>
-        <w:t xml:space="preserve">s </w:t>
-      </w:r>
-      <w:r>
-        <w:rPr>
-          <w:rFonts w:eastAsia="Verdana" w:cs="Verdana"/>
-          <w:b w:val="false"/>
-          <w:bCs w:val="false"/>
-          <w:i w:val="false"/>
-          <w:iCs w:val="false"/>
-          <w:color w:val="000000"/>
-          <w:sz w:val="22"/>
-          <w:szCs w:val="22"/>
-          <w:shd w:fill="81D41A" w:val="clear"/>
-        </w:rPr>
-        <w:t>n</w:t>
-      </w:r>
-      <w:r>
-        <w:rPr>
-          <w:rFonts w:eastAsia="Verdana" w:cs="Verdana"/>
-          <w:b w:val="false"/>
-          <w:bCs w:val="false"/>
-          <w:i w:val="false"/>
-          <w:iCs w:val="false"/>
-          <w:color w:val="000000"/>
-          <w:sz w:val="22"/>
-          <w:szCs w:val="22"/>
-          <w:shd w:fill="81D41A" w:val="clear"/>
-        </w:rPr>
-        <w:t>u</w:t>
-      </w:r>
-      <w:r>
-        <w:rPr>
-          <w:rFonts w:eastAsia="Verdana" w:cs="Verdana"/>
-          <w:b w:val="false"/>
-          <w:bCs w:val="false"/>
-          <w:i w:val="false"/>
-          <w:iCs w:val="false"/>
-          <w:color w:val="000000"/>
-          <w:sz w:val="22"/>
-          <w:szCs w:val="22"/>
-          <w:shd w:fill="81D41A" w:val="clear"/>
-        </w:rPr>
-        <w:t>m</w:t>
-      </w:r>
-      <w:r>
-        <w:rPr>
-          <w:rFonts w:eastAsia="Verdana" w:cs="Verdana"/>
-          <w:b w:val="false"/>
-          <w:bCs w:val="false"/>
-          <w:i w:val="false"/>
-          <w:iCs w:val="false"/>
-          <w:color w:val="000000"/>
-          <w:sz w:val="22"/>
-          <w:szCs w:val="22"/>
-          <w:shd w:fill="81D41A" w:val="clear"/>
-        </w:rPr>
-        <w:t>b</w:t>
-      </w:r>
-      <w:r>
-        <w:rPr>
-          <w:rFonts w:eastAsia="Verdana" w:cs="Verdana"/>
-          <w:b w:val="false"/>
-          <w:bCs w:val="false"/>
-          <w:i w:val="false"/>
-          <w:iCs w:val="false"/>
-          <w:color w:val="000000"/>
-          <w:sz w:val="22"/>
-          <w:szCs w:val="22"/>
-          <w:shd w:fill="81D41A" w:val="clear"/>
-        </w:rPr>
-        <w:t>e</w:t>
-      </w:r>
-      <w:r>
-        <w:rPr>
-          <w:rFonts w:eastAsia="Verdana" w:cs="Verdana"/>
-          <w:b w:val="false"/>
-          <w:bCs w:val="false"/>
-          <w:i w:val="false"/>
-          <w:iCs w:val="false"/>
-          <w:color w:val="000000"/>
-          <w:sz w:val="22"/>
-          <w:szCs w:val="22"/>
-          <w:shd w:fill="81D41A" w:val="clear"/>
-        </w:rPr>
-        <w:t xml:space="preserve">r </w:t>
-      </w:r>
-      <w:r>
-        <w:rPr>
-          <w:rFonts w:eastAsia="Verdana" w:cs="Verdana"/>
-          <w:b w:val="false"/>
-          <w:bCs w:val="false"/>
-          <w:i w:val="false"/>
-          <w:iCs w:val="false"/>
-          <w:color w:val="000000"/>
-          <w:sz w:val="22"/>
-          <w:szCs w:val="22"/>
-          <w:shd w:fill="81D41A" w:val="clear"/>
-        </w:rPr>
-        <w:t xml:space="preserve">y </w:t>
-      </w:r>
-      <w:r>
-        <w:rPr>
-          <w:rFonts w:eastAsia="Verdana" w:cs="Verdana"/>
-          <w:b w:val="false"/>
-          <w:bCs w:val="false"/>
-          <w:i w:val="false"/>
-          <w:iCs w:val="false"/>
-          <w:color w:val="000000"/>
-          <w:sz w:val="22"/>
-          <w:szCs w:val="22"/>
-          <w:shd w:fill="81D41A" w:val="clear"/>
-        </w:rPr>
-        <w:t>o</w:t>
-      </w:r>
-      <w:r>
-        <w:rPr>
-          <w:rFonts w:eastAsia="Verdana" w:cs="Verdana"/>
-          <w:b w:val="false"/>
-          <w:bCs w:val="false"/>
-          <w:i w:val="false"/>
-          <w:iCs w:val="false"/>
-          <w:color w:val="000000"/>
-          <w:sz w:val="22"/>
-          <w:szCs w:val="22"/>
-          <w:shd w:fill="81D41A" w:val="clear"/>
-        </w:rPr>
-        <w:t>t</w:t>
-      </w:r>
-      <w:r>
-        <w:rPr>
-          <w:rFonts w:eastAsia="Verdana" w:cs="Verdana"/>
-          <w:b w:val="false"/>
-          <w:bCs w:val="false"/>
-          <w:i w:val="false"/>
-          <w:iCs w:val="false"/>
-          <w:color w:val="000000"/>
-          <w:sz w:val="22"/>
-          <w:szCs w:val="22"/>
-          <w:shd w:fill="81D41A" w:val="clear"/>
-        </w:rPr>
-        <w:t>r</w:t>
-      </w:r>
-      <w:r>
-        <w:rPr>
-          <w:rFonts w:eastAsia="Verdana" w:cs="Verdana"/>
-          <w:b w:val="false"/>
-          <w:bCs w:val="false"/>
-          <w:i w:val="false"/>
-          <w:iCs w:val="false"/>
-          <w:color w:val="000000"/>
-          <w:sz w:val="22"/>
-          <w:szCs w:val="22"/>
-          <w:shd w:fill="81D41A" w:val="clear"/>
-        </w:rPr>
-        <w:t xml:space="preserve">o </w:t>
-      </w:r>
-      <w:r>
-        <w:rPr>
-          <w:rFonts w:eastAsia="Verdana" w:cs="Verdana"/>
-          <w:b w:val="false"/>
-          <w:bCs w:val="false"/>
-          <w:i w:val="false"/>
-          <w:iCs w:val="false"/>
-          <w:color w:val="000000"/>
-          <w:sz w:val="22"/>
-          <w:szCs w:val="22"/>
-          <w:shd w:fill="81D41A" w:val="clear"/>
-        </w:rPr>
-        <w:t>e</w:t>
-      </w:r>
-      <w:r>
-        <w:rPr>
-          <w:rFonts w:eastAsia="Verdana" w:cs="Verdana"/>
-          <w:b w:val="false"/>
-          <w:bCs w:val="false"/>
-          <w:i w:val="false"/>
-          <w:iCs w:val="false"/>
-          <w:color w:val="000000"/>
-          <w:sz w:val="22"/>
-          <w:szCs w:val="22"/>
-          <w:shd w:fill="81D41A" w:val="clear"/>
-        </w:rPr>
-        <w:t xml:space="preserve">s </w:t>
-      </w:r>
-      <w:r>
-        <w:rPr>
-          <w:rFonts w:eastAsia="Verdana" w:cs="Verdana"/>
-          <w:b w:val="false"/>
-          <w:bCs w:val="false"/>
-          <w:i w:val="false"/>
-          <w:iCs w:val="false"/>
-          <w:color w:val="000000"/>
-          <w:sz w:val="22"/>
-          <w:szCs w:val="22"/>
-          <w:shd w:fill="81D41A" w:val="clear"/>
-        </w:rPr>
-        <w:t>s</w:t>
-      </w:r>
-      <w:r>
-        <w:rPr>
-          <w:rFonts w:eastAsia="Verdana" w:cs="Verdana"/>
-          <w:b w:val="false"/>
-          <w:bCs w:val="false"/>
-          <w:i w:val="false"/>
-          <w:iCs w:val="false"/>
-          <w:color w:val="000000"/>
-          <w:sz w:val="22"/>
-          <w:szCs w:val="22"/>
-          <w:shd w:fill="81D41A" w:val="clear"/>
-        </w:rPr>
-        <w:t>t</w:t>
-      </w:r>
-      <w:r>
-        <w:rPr>
-          <w:rFonts w:eastAsia="Verdana" w:cs="Verdana"/>
-          <w:b w:val="false"/>
-          <w:bCs w:val="false"/>
-          <w:i w:val="false"/>
-          <w:iCs w:val="false"/>
-          <w:color w:val="000000"/>
-          <w:sz w:val="22"/>
-          <w:szCs w:val="22"/>
-          <w:shd w:fill="81D41A" w:val="clear"/>
-        </w:rPr>
-        <w:t>r</w:t>
-      </w:r>
-      <w:r>
-        <w:rPr>
-          <w:rFonts w:eastAsia="Verdana" w:cs="Verdana"/>
-          <w:b w:val="false"/>
-          <w:bCs w:val="false"/>
-          <w:i w:val="false"/>
-          <w:iCs w:val="false"/>
-          <w:color w:val="000000"/>
-          <w:sz w:val="22"/>
-          <w:szCs w:val="22"/>
-          <w:shd w:fill="81D41A" w:val="clear"/>
-        </w:rPr>
-        <w:t>i</w:t>
-      </w:r>
-      <w:r>
-        <w:rPr>
-          <w:rFonts w:eastAsia="Verdana" w:cs="Verdana"/>
-          <w:b w:val="false"/>
-          <w:bCs w:val="false"/>
-          <w:i w:val="false"/>
-          <w:iCs w:val="false"/>
-          <w:color w:val="000000"/>
-          <w:sz w:val="22"/>
-          <w:szCs w:val="22"/>
-          <w:shd w:fill="81D41A" w:val="clear"/>
-        </w:rPr>
-        <w:t>n</w:t>
-      </w:r>
-      <w:r>
-        <w:rPr>
-          <w:rFonts w:eastAsia="Verdana" w:cs="Verdana"/>
-          <w:b w:val="false"/>
-          <w:bCs w:val="false"/>
-          <w:i w:val="false"/>
-          <w:iCs w:val="false"/>
-          <w:color w:val="000000"/>
-          <w:sz w:val="22"/>
-          <w:szCs w:val="22"/>
-          <w:shd w:fill="81D41A" w:val="clear"/>
-        </w:rPr>
-        <w:t xml:space="preserve">g, </w:t>
-      </w:r>
-      <w:r>
-        <w:rPr>
-          <w:rFonts w:eastAsia="Verdana" w:cs="Verdana"/>
-          <w:b w:val="false"/>
-          <w:bCs w:val="false"/>
-          <w:i w:val="false"/>
-          <w:iCs w:val="false"/>
-          <w:color w:val="000000"/>
-          <w:sz w:val="22"/>
-          <w:szCs w:val="22"/>
-          <w:shd w:fill="81D41A" w:val="clear"/>
-        </w:rPr>
-        <w:t>p</w:t>
-      </w:r>
-      <w:r>
-        <w:rPr>
-          <w:rFonts w:eastAsia="Verdana" w:cs="Verdana"/>
-          <w:b w:val="false"/>
-          <w:bCs w:val="false"/>
-          <w:i w:val="false"/>
-          <w:iCs w:val="false"/>
-          <w:color w:val="000000"/>
-          <w:sz w:val="22"/>
-          <w:szCs w:val="22"/>
-          <w:shd w:fill="81D41A" w:val="clear"/>
-        </w:rPr>
-        <w:t>o</w:t>
-      </w:r>
-      <w:r>
-        <w:rPr>
-          <w:rFonts w:eastAsia="Verdana" w:cs="Verdana"/>
-          <w:b w:val="false"/>
-          <w:bCs w:val="false"/>
-          <w:i w:val="false"/>
-          <w:iCs w:val="false"/>
-          <w:color w:val="000000"/>
-          <w:sz w:val="22"/>
-          <w:szCs w:val="22"/>
-          <w:shd w:fill="81D41A" w:val="clear"/>
-        </w:rPr>
-        <w:t xml:space="preserve">r </w:t>
-      </w:r>
-      <w:r>
-        <w:rPr>
-          <w:rFonts w:eastAsia="Verdana" w:cs="Verdana"/>
-          <w:b w:val="false"/>
-          <w:bCs w:val="false"/>
-          <w:i w:val="false"/>
-          <w:iCs w:val="false"/>
-          <w:color w:val="000000"/>
-          <w:sz w:val="22"/>
-          <w:szCs w:val="22"/>
-          <w:shd w:fill="81D41A" w:val="clear"/>
-        </w:rPr>
-        <w:t>l</w:t>
-      </w:r>
-      <w:r>
-        <w:rPr>
-          <w:rFonts w:eastAsia="Verdana" w:cs="Verdana"/>
-          <w:b w:val="false"/>
-          <w:bCs w:val="false"/>
-          <w:i w:val="false"/>
-          <w:iCs w:val="false"/>
-          <w:color w:val="000000"/>
-          <w:sz w:val="22"/>
-          <w:szCs w:val="22"/>
-          <w:shd w:fill="81D41A" w:val="clear"/>
-        </w:rPr>
-        <w:t xml:space="preserve">o </w:t>
-      </w:r>
-      <w:r>
-        <w:rPr>
-          <w:rFonts w:eastAsia="Verdana" w:cs="Verdana"/>
-          <w:b w:val="false"/>
-          <w:bCs w:val="false"/>
-          <w:i w:val="false"/>
-          <w:iCs w:val="false"/>
-          <w:color w:val="000000"/>
-          <w:sz w:val="22"/>
-          <w:szCs w:val="22"/>
-          <w:shd w:fill="81D41A" w:val="clear"/>
-        </w:rPr>
-        <w:t>q</w:t>
-      </w:r>
-      <w:r>
-        <w:rPr>
-          <w:rFonts w:eastAsia="Verdana" w:cs="Verdana"/>
-          <w:b w:val="false"/>
-          <w:bCs w:val="false"/>
-          <w:i w:val="false"/>
-          <w:iCs w:val="false"/>
-          <w:color w:val="000000"/>
-          <w:sz w:val="22"/>
-          <w:szCs w:val="22"/>
-          <w:shd w:fill="81D41A" w:val="clear"/>
-        </w:rPr>
-        <w:t>u</w:t>
-      </w:r>
-      <w:r>
-        <w:rPr>
-          <w:rFonts w:eastAsia="Verdana" w:cs="Verdana"/>
-          <w:b w:val="false"/>
-          <w:bCs w:val="false"/>
-          <w:i w:val="false"/>
-          <w:iCs w:val="false"/>
-          <w:color w:val="000000"/>
-          <w:sz w:val="22"/>
-          <w:szCs w:val="22"/>
-          <w:shd w:fill="81D41A" w:val="clear"/>
-        </w:rPr>
-        <w:t xml:space="preserve">e </w:t>
-      </w:r>
-      <w:r>
-        <w:rPr>
-          <w:rFonts w:eastAsia="Verdana" w:cs="Verdana"/>
-          <w:b w:val="false"/>
-          <w:bCs w:val="false"/>
-          <w:i w:val="false"/>
-          <w:iCs w:val="false"/>
-          <w:color w:val="000000"/>
-          <w:sz w:val="22"/>
-          <w:szCs w:val="22"/>
-          <w:shd w:fill="81D41A" w:val="clear"/>
-        </w:rPr>
-        <w:t>c</w:t>
-      </w:r>
-      <w:r>
-        <w:rPr>
-          <w:rFonts w:eastAsia="Verdana" w:cs="Verdana"/>
-          <w:b w:val="false"/>
-          <w:bCs w:val="false"/>
-          <w:i w:val="false"/>
-          <w:iCs w:val="false"/>
-          <w:color w:val="000000"/>
-          <w:sz w:val="22"/>
-          <w:szCs w:val="22"/>
-          <w:shd w:fill="81D41A" w:val="clear"/>
-        </w:rPr>
-        <w:t>o</w:t>
-      </w:r>
-      <w:r>
-        <w:rPr>
-          <w:rFonts w:eastAsia="Verdana" w:cs="Verdana"/>
-          <w:b w:val="false"/>
-          <w:bCs w:val="false"/>
-          <w:i w:val="false"/>
-          <w:iCs w:val="false"/>
-          <w:color w:val="000000"/>
-          <w:sz w:val="22"/>
-          <w:szCs w:val="22"/>
-          <w:shd w:fill="81D41A" w:val="clear"/>
-        </w:rPr>
-        <w:t>n</w:t>
-      </w:r>
-      <w:r>
-        <w:rPr>
-          <w:rFonts w:eastAsia="Verdana" w:cs="Verdana"/>
-          <w:b w:val="false"/>
-          <w:bCs w:val="false"/>
-          <w:i w:val="false"/>
-          <w:iCs w:val="false"/>
-          <w:color w:val="000000"/>
-          <w:sz w:val="22"/>
-          <w:szCs w:val="22"/>
-          <w:shd w:fill="81D41A" w:val="clear"/>
-        </w:rPr>
-        <w:t>c</w:t>
-      </w:r>
-      <w:r>
-        <w:rPr>
-          <w:rFonts w:eastAsia="Verdana" w:cs="Verdana"/>
-          <w:b w:val="false"/>
-          <w:bCs w:val="false"/>
-          <w:i w:val="false"/>
-          <w:iCs w:val="false"/>
-          <w:color w:val="000000"/>
-          <w:sz w:val="22"/>
-          <w:szCs w:val="22"/>
-          <w:shd w:fill="81D41A" w:val="clear"/>
-        </w:rPr>
-        <w:t>a</w:t>
-      </w:r>
-      <w:r>
-        <w:rPr>
-          <w:rFonts w:eastAsia="Verdana" w:cs="Verdana"/>
-          <w:b w:val="false"/>
-          <w:bCs w:val="false"/>
-          <w:i w:val="false"/>
-          <w:iCs w:val="false"/>
-          <w:color w:val="000000"/>
-          <w:sz w:val="22"/>
-          <w:szCs w:val="22"/>
-          <w:shd w:fill="81D41A" w:val="clear"/>
-        </w:rPr>
-        <w:t>t</w:t>
-      </w:r>
-      <w:r>
-        <w:rPr>
-          <w:rFonts w:eastAsia="Verdana" w:cs="Verdana"/>
-          <w:b w:val="false"/>
-          <w:bCs w:val="false"/>
-          <w:i w:val="false"/>
-          <w:iCs w:val="false"/>
-          <w:color w:val="000000"/>
-          <w:sz w:val="22"/>
-          <w:szCs w:val="22"/>
-          <w:shd w:fill="81D41A" w:val="clear"/>
-        </w:rPr>
-        <w:t>e</w:t>
-      </w:r>
-      <w:r>
-        <w:rPr>
-          <w:rFonts w:eastAsia="Verdana" w:cs="Verdana"/>
-          <w:b w:val="false"/>
-          <w:bCs w:val="false"/>
-          <w:i w:val="false"/>
-          <w:iCs w:val="false"/>
-          <w:color w:val="000000"/>
-          <w:sz w:val="22"/>
-          <w:szCs w:val="22"/>
-          <w:shd w:fill="81D41A" w:val="clear"/>
-        </w:rPr>
-        <w:t>n</w:t>
-      </w:r>
-      <w:r>
-        <w:rPr>
-          <w:rFonts w:eastAsia="Verdana" w:cs="Verdana"/>
-          <w:b w:val="false"/>
-          <w:bCs w:val="false"/>
-          <w:i w:val="false"/>
-          <w:iCs w:val="false"/>
-          <w:color w:val="000000"/>
-          <w:sz w:val="22"/>
-          <w:szCs w:val="22"/>
-          <w:shd w:fill="81D41A" w:val="clear"/>
-        </w:rPr>
-        <w:t xml:space="preserve">a </w:t>
-      </w:r>
-      <w:r>
-        <w:rPr>
-          <w:rFonts w:eastAsia="Verdana" w:cs="Verdana"/>
-          <w:b w:val="false"/>
-          <w:bCs w:val="false"/>
-          <w:i w:val="false"/>
-          <w:iCs w:val="false"/>
-          <w:color w:val="000000"/>
-          <w:sz w:val="22"/>
-          <w:szCs w:val="22"/>
-          <w:shd w:fill="81D41A" w:val="clear"/>
-        </w:rPr>
-        <w:t>a</w:t>
-      </w:r>
-      <w:r>
-        <w:rPr>
-          <w:rFonts w:eastAsia="Verdana" w:cs="Verdana"/>
-          <w:b w:val="false"/>
-          <w:bCs w:val="false"/>
-          <w:i w:val="false"/>
-          <w:iCs w:val="false"/>
-          <w:color w:val="000000"/>
-          <w:sz w:val="22"/>
-          <w:szCs w:val="22"/>
-          <w:shd w:fill="81D41A" w:val="clear"/>
-        </w:rPr>
-        <w:t xml:space="preserve">l </w:t>
-      </w:r>
-      <w:r>
-        <w:rPr>
-          <w:rFonts w:eastAsia="Verdana" w:cs="Verdana"/>
-          <w:b w:val="false"/>
-          <w:bCs w:val="false"/>
-          <w:i w:val="false"/>
-          <w:iCs w:val="false"/>
-          <w:color w:val="000000"/>
-          <w:sz w:val="22"/>
-          <w:szCs w:val="22"/>
-          <w:shd w:fill="81D41A" w:val="clear"/>
-        </w:rPr>
-        <w:t>s</w:t>
-      </w:r>
-      <w:r>
-        <w:rPr>
-          <w:rFonts w:eastAsia="Verdana" w:cs="Verdana"/>
-          <w:b w:val="false"/>
-          <w:bCs w:val="false"/>
-          <w:i w:val="false"/>
-          <w:iCs w:val="false"/>
-          <w:color w:val="000000"/>
-          <w:sz w:val="22"/>
-          <w:szCs w:val="22"/>
-          <w:shd w:fill="81D41A" w:val="clear"/>
-        </w:rPr>
-        <w:t>u</w:t>
-      </w:r>
-      <w:r>
-        <w:rPr>
-          <w:rFonts w:eastAsia="Verdana" w:cs="Verdana"/>
-          <w:b w:val="false"/>
-          <w:bCs w:val="false"/>
-          <w:i w:val="false"/>
-          <w:iCs w:val="false"/>
-          <w:color w:val="000000"/>
-          <w:sz w:val="22"/>
-          <w:szCs w:val="22"/>
-          <w:shd w:fill="81D41A" w:val="clear"/>
-        </w:rPr>
-        <w:t>m</w:t>
-      </w:r>
-      <w:r>
-        <w:rPr>
-          <w:rFonts w:eastAsia="Verdana" w:cs="Verdana"/>
-          <w:b w:val="false"/>
-          <w:bCs w:val="false"/>
-          <w:i w:val="false"/>
-          <w:iCs w:val="false"/>
-          <w:color w:val="000000"/>
-          <w:sz w:val="22"/>
-          <w:szCs w:val="22"/>
-          <w:shd w:fill="81D41A" w:val="clear"/>
-        </w:rPr>
-        <w:t>a</w:t>
-      </w:r>
-      <w:r>
-        <w:rPr>
-          <w:rFonts w:eastAsia="Verdana" w:cs="Verdana"/>
-          <w:b w:val="false"/>
-          <w:bCs w:val="false"/>
-          <w:i w:val="false"/>
-          <w:iCs w:val="false"/>
-          <w:color w:val="000000"/>
-          <w:sz w:val="22"/>
-          <w:szCs w:val="22"/>
-          <w:shd w:fill="81D41A" w:val="clear"/>
-        </w:rPr>
-        <w:t>r.</w:t>
+        <w:t>Que uno es number y otro es string, por lo que concatena al sumar.</w:t>
       </w:r>
     </w:p>
     <w:p>
@@ -8900,847 +6604,7 @@
           <w:szCs w:val="22"/>
           <w:shd w:fill="81D41A" w:val="clear"/>
         </w:rPr>
-        <w:t>P</w:t>
-      </w:r>
-      <w:r>
-        <w:rPr>
-          <w:rFonts w:eastAsia="Verdana" w:cs="Verdana"/>
-          <w:b w:val="false"/>
-          <w:bCs w:val="false"/>
-          <w:i w:val="false"/>
-          <w:iCs w:val="false"/>
-          <w:color w:val="000000"/>
-          <w:sz w:val="22"/>
-          <w:szCs w:val="22"/>
-          <w:shd w:fill="81D41A" w:val="clear"/>
-        </w:rPr>
-        <w:t>a</w:t>
-      </w:r>
-      <w:r>
-        <w:rPr>
-          <w:rFonts w:eastAsia="Verdana" w:cs="Verdana"/>
-          <w:b w:val="false"/>
-          <w:bCs w:val="false"/>
-          <w:i w:val="false"/>
-          <w:iCs w:val="false"/>
-          <w:color w:val="000000"/>
-          <w:sz w:val="22"/>
-          <w:szCs w:val="22"/>
-          <w:shd w:fill="81D41A" w:val="clear"/>
-        </w:rPr>
-        <w:t>r</w:t>
-      </w:r>
-      <w:r>
-        <w:rPr>
-          <w:rFonts w:eastAsia="Verdana" w:cs="Verdana"/>
-          <w:b w:val="false"/>
-          <w:bCs w:val="false"/>
-          <w:i w:val="false"/>
-          <w:iCs w:val="false"/>
-          <w:color w:val="000000"/>
-          <w:sz w:val="22"/>
-          <w:szCs w:val="22"/>
-          <w:shd w:fill="81D41A" w:val="clear"/>
-        </w:rPr>
-        <w:t xml:space="preserve">a </w:t>
-      </w:r>
-      <w:r>
-        <w:rPr>
-          <w:rFonts w:eastAsia="Verdana" w:cs="Verdana"/>
-          <w:b w:val="false"/>
-          <w:bCs w:val="false"/>
-          <w:i w:val="false"/>
-          <w:iCs w:val="false"/>
-          <w:color w:val="000000"/>
-          <w:sz w:val="22"/>
-          <w:szCs w:val="22"/>
-          <w:shd w:fill="81D41A" w:val="clear"/>
-        </w:rPr>
-        <w:t>i</w:t>
-      </w:r>
-      <w:r>
-        <w:rPr>
-          <w:rFonts w:eastAsia="Verdana" w:cs="Verdana"/>
-          <w:b w:val="false"/>
-          <w:bCs w:val="false"/>
-          <w:i w:val="false"/>
-          <w:iCs w:val="false"/>
-          <w:color w:val="000000"/>
-          <w:sz w:val="22"/>
-          <w:szCs w:val="22"/>
-          <w:shd w:fill="81D41A" w:val="clear"/>
-        </w:rPr>
-        <w:t>n</w:t>
-      </w:r>
-      <w:r>
-        <w:rPr>
-          <w:rFonts w:eastAsia="Verdana" w:cs="Verdana"/>
-          <w:b w:val="false"/>
-          <w:bCs w:val="false"/>
-          <w:i w:val="false"/>
-          <w:iCs w:val="false"/>
-          <w:color w:val="000000"/>
-          <w:sz w:val="22"/>
-          <w:szCs w:val="22"/>
-          <w:shd w:fill="81D41A" w:val="clear"/>
-        </w:rPr>
-        <w:t>d</w:t>
-      </w:r>
-      <w:r>
-        <w:rPr>
-          <w:rFonts w:eastAsia="Verdana" w:cs="Verdana"/>
-          <w:b w:val="false"/>
-          <w:bCs w:val="false"/>
-          <w:i w:val="false"/>
-          <w:iCs w:val="false"/>
-          <w:color w:val="000000"/>
-          <w:sz w:val="22"/>
-          <w:szCs w:val="22"/>
-          <w:shd w:fill="81D41A" w:val="clear"/>
-        </w:rPr>
-        <w:t>i</w:t>
-      </w:r>
-      <w:r>
-        <w:rPr>
-          <w:rFonts w:eastAsia="Verdana" w:cs="Verdana"/>
-          <w:b w:val="false"/>
-          <w:bCs w:val="false"/>
-          <w:i w:val="false"/>
-          <w:iCs w:val="false"/>
-          <w:color w:val="000000"/>
-          <w:sz w:val="22"/>
-          <w:szCs w:val="22"/>
-          <w:shd w:fill="81D41A" w:val="clear"/>
-        </w:rPr>
-        <w:t>c</w:t>
-      </w:r>
-      <w:r>
-        <w:rPr>
-          <w:rFonts w:eastAsia="Verdana" w:cs="Verdana"/>
-          <w:b w:val="false"/>
-          <w:bCs w:val="false"/>
-          <w:i w:val="false"/>
-          <w:iCs w:val="false"/>
-          <w:color w:val="000000"/>
-          <w:sz w:val="22"/>
-          <w:szCs w:val="22"/>
-          <w:shd w:fill="81D41A" w:val="clear"/>
-        </w:rPr>
-        <w:t>a</w:t>
-      </w:r>
-      <w:r>
-        <w:rPr>
-          <w:rFonts w:eastAsia="Verdana" w:cs="Verdana"/>
-          <w:b w:val="false"/>
-          <w:bCs w:val="false"/>
-          <w:i w:val="false"/>
-          <w:iCs w:val="false"/>
-          <w:color w:val="000000"/>
-          <w:sz w:val="22"/>
-          <w:szCs w:val="22"/>
-          <w:shd w:fill="81D41A" w:val="clear"/>
-        </w:rPr>
-        <w:t xml:space="preserve">r </w:t>
-      </w:r>
-      <w:r>
-        <w:rPr>
-          <w:rFonts w:eastAsia="Verdana" w:cs="Verdana"/>
-          <w:b w:val="false"/>
-          <w:bCs w:val="false"/>
-          <w:i w:val="false"/>
-          <w:iCs w:val="false"/>
-          <w:color w:val="000000"/>
-          <w:sz w:val="22"/>
-          <w:szCs w:val="22"/>
-          <w:shd w:fill="81D41A" w:val="clear"/>
-        </w:rPr>
-        <w:t>e</w:t>
-      </w:r>
-      <w:r>
-        <w:rPr>
-          <w:rFonts w:eastAsia="Verdana" w:cs="Verdana"/>
-          <w:b w:val="false"/>
-          <w:bCs w:val="false"/>
-          <w:i w:val="false"/>
-          <w:iCs w:val="false"/>
-          <w:color w:val="000000"/>
-          <w:sz w:val="22"/>
-          <w:szCs w:val="22"/>
-          <w:shd w:fill="81D41A" w:val="clear"/>
-        </w:rPr>
-        <w:t>x</w:t>
-      </w:r>
-      <w:r>
-        <w:rPr>
-          <w:rFonts w:eastAsia="Verdana" w:cs="Verdana"/>
-          <w:b w:val="false"/>
-          <w:bCs w:val="false"/>
-          <w:i w:val="false"/>
-          <w:iCs w:val="false"/>
-          <w:color w:val="000000"/>
-          <w:sz w:val="22"/>
-          <w:szCs w:val="22"/>
-          <w:shd w:fill="81D41A" w:val="clear"/>
-        </w:rPr>
-        <w:t>p</w:t>
-      </w:r>
-      <w:r>
-        <w:rPr>
-          <w:rFonts w:eastAsia="Verdana" w:cs="Verdana"/>
-          <w:b w:val="false"/>
-          <w:bCs w:val="false"/>
-          <w:i w:val="false"/>
-          <w:iCs w:val="false"/>
-          <w:color w:val="000000"/>
-          <w:sz w:val="22"/>
-          <w:szCs w:val="22"/>
-          <w:shd w:fill="81D41A" w:val="clear"/>
-        </w:rPr>
-        <w:t>l</w:t>
-      </w:r>
-      <w:r>
-        <w:rPr>
-          <w:rFonts w:eastAsia="Verdana" w:cs="Verdana"/>
-          <w:b w:val="false"/>
-          <w:bCs w:val="false"/>
-          <w:i w:val="false"/>
-          <w:iCs w:val="false"/>
-          <w:color w:val="000000"/>
-          <w:sz w:val="22"/>
-          <w:szCs w:val="22"/>
-          <w:shd w:fill="81D41A" w:val="clear"/>
-        </w:rPr>
-        <w:t>i</w:t>
-      </w:r>
-      <w:r>
-        <w:rPr>
-          <w:rFonts w:eastAsia="Verdana" w:cs="Verdana"/>
-          <w:b w:val="false"/>
-          <w:bCs w:val="false"/>
-          <w:i w:val="false"/>
-          <w:iCs w:val="false"/>
-          <w:color w:val="000000"/>
-          <w:sz w:val="22"/>
-          <w:szCs w:val="22"/>
-          <w:shd w:fill="81D41A" w:val="clear"/>
-        </w:rPr>
-        <w:t>c</w:t>
-      </w:r>
-      <w:r>
-        <w:rPr>
-          <w:rFonts w:eastAsia="Verdana" w:cs="Verdana"/>
-          <w:b w:val="false"/>
-          <w:bCs w:val="false"/>
-          <w:i w:val="false"/>
-          <w:iCs w:val="false"/>
-          <w:color w:val="000000"/>
-          <w:sz w:val="22"/>
-          <w:szCs w:val="22"/>
-          <w:shd w:fill="81D41A" w:val="clear"/>
-        </w:rPr>
-        <w:t>i</w:t>
-      </w:r>
-      <w:r>
-        <w:rPr>
-          <w:rFonts w:eastAsia="Verdana" w:cs="Verdana"/>
-          <w:b w:val="false"/>
-          <w:bCs w:val="false"/>
-          <w:i w:val="false"/>
-          <w:iCs w:val="false"/>
-          <w:color w:val="000000"/>
-          <w:sz w:val="22"/>
-          <w:szCs w:val="22"/>
-          <w:shd w:fill="81D41A" w:val="clear"/>
-        </w:rPr>
-        <w:t>t</w:t>
-      </w:r>
-      <w:r>
-        <w:rPr>
-          <w:rFonts w:eastAsia="Verdana" w:cs="Verdana"/>
-          <w:b w:val="false"/>
-          <w:bCs w:val="false"/>
-          <w:i w:val="false"/>
-          <w:iCs w:val="false"/>
-          <w:color w:val="000000"/>
-          <w:sz w:val="22"/>
-          <w:szCs w:val="22"/>
-          <w:shd w:fill="81D41A" w:val="clear"/>
-        </w:rPr>
-        <w:t>a</w:t>
-      </w:r>
-      <w:r>
-        <w:rPr>
-          <w:rFonts w:eastAsia="Verdana" w:cs="Verdana"/>
-          <w:b w:val="false"/>
-          <w:bCs w:val="false"/>
-          <w:i w:val="false"/>
-          <w:iCs w:val="false"/>
-          <w:color w:val="000000"/>
-          <w:sz w:val="22"/>
-          <w:szCs w:val="22"/>
-          <w:shd w:fill="81D41A" w:val="clear"/>
-        </w:rPr>
-        <w:t>m</w:t>
-      </w:r>
-      <w:r>
-        <w:rPr>
-          <w:rFonts w:eastAsia="Verdana" w:cs="Verdana"/>
-          <w:b w:val="false"/>
-          <w:bCs w:val="false"/>
-          <w:i w:val="false"/>
-          <w:iCs w:val="false"/>
-          <w:color w:val="000000"/>
-          <w:sz w:val="22"/>
-          <w:szCs w:val="22"/>
-          <w:shd w:fill="81D41A" w:val="clear"/>
-        </w:rPr>
-        <w:t>e</w:t>
-      </w:r>
-      <w:r>
-        <w:rPr>
-          <w:rFonts w:eastAsia="Verdana" w:cs="Verdana"/>
-          <w:b w:val="false"/>
-          <w:bCs w:val="false"/>
-          <w:i w:val="false"/>
-          <w:iCs w:val="false"/>
-          <w:color w:val="000000"/>
-          <w:sz w:val="22"/>
-          <w:szCs w:val="22"/>
-          <w:shd w:fill="81D41A" w:val="clear"/>
-        </w:rPr>
-        <w:t>n</w:t>
-      </w:r>
-      <w:r>
-        <w:rPr>
-          <w:rFonts w:eastAsia="Verdana" w:cs="Verdana"/>
-          <w:b w:val="false"/>
-          <w:bCs w:val="false"/>
-          <w:i w:val="false"/>
-          <w:iCs w:val="false"/>
-          <w:color w:val="000000"/>
-          <w:sz w:val="22"/>
-          <w:szCs w:val="22"/>
-          <w:shd w:fill="81D41A" w:val="clear"/>
-        </w:rPr>
-        <w:t>t</w:t>
-      </w:r>
-      <w:r>
-        <w:rPr>
-          <w:rFonts w:eastAsia="Verdana" w:cs="Verdana"/>
-          <w:b w:val="false"/>
-          <w:bCs w:val="false"/>
-          <w:i w:val="false"/>
-          <w:iCs w:val="false"/>
-          <w:color w:val="000000"/>
-          <w:sz w:val="22"/>
-          <w:szCs w:val="22"/>
-          <w:shd w:fill="81D41A" w:val="clear"/>
-        </w:rPr>
-        <w:t xml:space="preserve">e </w:t>
-      </w:r>
-      <w:r>
-        <w:rPr>
-          <w:rFonts w:eastAsia="Verdana" w:cs="Verdana"/>
-          <w:b w:val="false"/>
-          <w:bCs w:val="false"/>
-          <w:i w:val="false"/>
-          <w:iCs w:val="false"/>
-          <w:color w:val="000000"/>
-          <w:sz w:val="22"/>
-          <w:szCs w:val="22"/>
-          <w:shd w:fill="81D41A" w:val="clear"/>
-        </w:rPr>
-        <w:t>q</w:t>
-      </w:r>
-      <w:r>
-        <w:rPr>
-          <w:rFonts w:eastAsia="Verdana" w:cs="Verdana"/>
-          <w:b w:val="false"/>
-          <w:bCs w:val="false"/>
-          <w:i w:val="false"/>
-          <w:iCs w:val="false"/>
-          <w:color w:val="000000"/>
-          <w:sz w:val="22"/>
-          <w:szCs w:val="22"/>
-          <w:shd w:fill="81D41A" w:val="clear"/>
-        </w:rPr>
-        <w:t>u</w:t>
-      </w:r>
-      <w:r>
-        <w:rPr>
-          <w:rFonts w:eastAsia="Verdana" w:cs="Verdana"/>
-          <w:b w:val="false"/>
-          <w:bCs w:val="false"/>
-          <w:i w:val="false"/>
-          <w:iCs w:val="false"/>
-          <w:color w:val="000000"/>
-          <w:sz w:val="22"/>
-          <w:szCs w:val="22"/>
-          <w:shd w:fill="81D41A" w:val="clear"/>
-        </w:rPr>
-        <w:t xml:space="preserve">e </w:t>
-      </w:r>
-      <w:r>
-        <w:rPr>
-          <w:rFonts w:eastAsia="Verdana" w:cs="Verdana"/>
-          <w:b w:val="false"/>
-          <w:bCs w:val="false"/>
-          <w:i w:val="false"/>
-          <w:iCs w:val="false"/>
-          <w:color w:val="000000"/>
-          <w:sz w:val="22"/>
-          <w:szCs w:val="22"/>
-          <w:shd w:fill="81D41A" w:val="clear"/>
-        </w:rPr>
-        <w:t>l</w:t>
-      </w:r>
-      <w:r>
-        <w:rPr>
-          <w:rFonts w:eastAsia="Verdana" w:cs="Verdana"/>
-          <w:b w:val="false"/>
-          <w:bCs w:val="false"/>
-          <w:i w:val="false"/>
-          <w:iCs w:val="false"/>
-          <w:color w:val="000000"/>
-          <w:sz w:val="22"/>
-          <w:szCs w:val="22"/>
-          <w:shd w:fill="81D41A" w:val="clear"/>
-        </w:rPr>
-        <w:t xml:space="preserve">a </w:t>
-      </w:r>
-      <w:r>
-        <w:rPr>
-          <w:rFonts w:eastAsia="Verdana" w:cs="Verdana"/>
-          <w:b w:val="false"/>
-          <w:bCs w:val="false"/>
-          <w:i w:val="false"/>
-          <w:iCs w:val="false"/>
-          <w:color w:val="000000"/>
-          <w:sz w:val="22"/>
-          <w:szCs w:val="22"/>
-          <w:shd w:fill="81D41A" w:val="clear"/>
-        </w:rPr>
-        <w:t>e</w:t>
-      </w:r>
-      <w:r>
-        <w:rPr>
-          <w:rFonts w:eastAsia="Verdana" w:cs="Verdana"/>
-          <w:b w:val="false"/>
-          <w:bCs w:val="false"/>
-          <w:i w:val="false"/>
-          <w:iCs w:val="false"/>
-          <w:color w:val="000000"/>
-          <w:sz w:val="22"/>
-          <w:szCs w:val="22"/>
-          <w:shd w:fill="81D41A" w:val="clear"/>
-        </w:rPr>
-        <w:t>n</w:t>
-      </w:r>
-      <w:r>
-        <w:rPr>
-          <w:rFonts w:eastAsia="Verdana" w:cs="Verdana"/>
-          <w:b w:val="false"/>
-          <w:bCs w:val="false"/>
-          <w:i w:val="false"/>
-          <w:iCs w:val="false"/>
-          <w:color w:val="000000"/>
-          <w:sz w:val="22"/>
-          <w:szCs w:val="22"/>
-          <w:shd w:fill="81D41A" w:val="clear"/>
-        </w:rPr>
-        <w:t>t</w:t>
-      </w:r>
-      <w:r>
-        <w:rPr>
-          <w:rFonts w:eastAsia="Verdana" w:cs="Verdana"/>
-          <w:b w:val="false"/>
-          <w:bCs w:val="false"/>
-          <w:i w:val="false"/>
-          <w:iCs w:val="false"/>
-          <w:color w:val="000000"/>
-          <w:sz w:val="22"/>
-          <w:szCs w:val="22"/>
-          <w:shd w:fill="81D41A" w:val="clear"/>
-        </w:rPr>
-        <w:t>r</w:t>
-      </w:r>
-      <w:r>
-        <w:rPr>
-          <w:rFonts w:eastAsia="Verdana" w:cs="Verdana"/>
-          <w:b w:val="false"/>
-          <w:bCs w:val="false"/>
-          <w:i w:val="false"/>
-          <w:iCs w:val="false"/>
-          <w:color w:val="000000"/>
-          <w:sz w:val="22"/>
-          <w:szCs w:val="22"/>
-          <w:shd w:fill="81D41A" w:val="clear"/>
-        </w:rPr>
-        <w:t>a</w:t>
-      </w:r>
-      <w:r>
-        <w:rPr>
-          <w:rFonts w:eastAsia="Verdana" w:cs="Verdana"/>
-          <w:b w:val="false"/>
-          <w:bCs w:val="false"/>
-          <w:i w:val="false"/>
-          <w:iCs w:val="false"/>
-          <w:color w:val="000000"/>
-          <w:sz w:val="22"/>
-          <w:szCs w:val="22"/>
-          <w:shd w:fill="81D41A" w:val="clear"/>
-        </w:rPr>
-        <w:t>d</w:t>
-      </w:r>
-      <w:r>
-        <w:rPr>
-          <w:rFonts w:eastAsia="Verdana" w:cs="Verdana"/>
-          <w:b w:val="false"/>
-          <w:bCs w:val="false"/>
-          <w:i w:val="false"/>
-          <w:iCs w:val="false"/>
-          <w:color w:val="000000"/>
-          <w:sz w:val="22"/>
-          <w:szCs w:val="22"/>
-          <w:shd w:fill="81D41A" w:val="clear"/>
-        </w:rPr>
-        <w:t xml:space="preserve">a </w:t>
-      </w:r>
-      <w:r>
-        <w:rPr>
-          <w:rFonts w:eastAsia="Verdana" w:cs="Verdana"/>
-          <w:b w:val="false"/>
-          <w:bCs w:val="false"/>
-          <w:i w:val="false"/>
-          <w:iCs w:val="false"/>
-          <w:color w:val="000000"/>
-          <w:sz w:val="22"/>
-          <w:szCs w:val="22"/>
-          <w:shd w:fill="81D41A" w:val="clear"/>
-        </w:rPr>
-        <w:t>d</w:t>
-      </w:r>
-      <w:r>
-        <w:rPr>
-          <w:rFonts w:eastAsia="Verdana" w:cs="Verdana"/>
-          <w:b w:val="false"/>
-          <w:bCs w:val="false"/>
-          <w:i w:val="false"/>
-          <w:iCs w:val="false"/>
-          <w:color w:val="000000"/>
-          <w:sz w:val="22"/>
-          <w:szCs w:val="22"/>
-          <w:shd w:fill="81D41A" w:val="clear"/>
-        </w:rPr>
-        <w:t xml:space="preserve">e </w:t>
-      </w:r>
-      <w:r>
-        <w:rPr>
-          <w:rFonts w:eastAsia="Verdana" w:cs="Verdana"/>
-          <w:b w:val="false"/>
-          <w:bCs w:val="false"/>
-          <w:i w:val="false"/>
-          <w:iCs w:val="false"/>
-          <w:color w:val="000000"/>
-          <w:sz w:val="22"/>
-          <w:szCs w:val="22"/>
-          <w:shd w:fill="81D41A" w:val="clear"/>
-        </w:rPr>
-        <w:t>d</w:t>
-      </w:r>
-      <w:r>
-        <w:rPr>
-          <w:rFonts w:eastAsia="Verdana" w:cs="Verdana"/>
-          <w:b w:val="false"/>
-          <w:bCs w:val="false"/>
-          <w:i w:val="false"/>
-          <w:iCs w:val="false"/>
-          <w:color w:val="000000"/>
-          <w:sz w:val="22"/>
-          <w:szCs w:val="22"/>
-          <w:shd w:fill="81D41A" w:val="clear"/>
-        </w:rPr>
-        <w:t>a</w:t>
-      </w:r>
-      <w:r>
-        <w:rPr>
-          <w:rFonts w:eastAsia="Verdana" w:cs="Verdana"/>
-          <w:b w:val="false"/>
-          <w:bCs w:val="false"/>
-          <w:i w:val="false"/>
-          <w:iCs w:val="false"/>
-          <w:color w:val="000000"/>
-          <w:sz w:val="22"/>
-          <w:szCs w:val="22"/>
-          <w:shd w:fill="81D41A" w:val="clear"/>
-        </w:rPr>
-        <w:t>t</w:t>
-      </w:r>
-      <w:r>
-        <w:rPr>
-          <w:rFonts w:eastAsia="Verdana" w:cs="Verdana"/>
-          <w:b w:val="false"/>
-          <w:bCs w:val="false"/>
-          <w:i w:val="false"/>
-          <w:iCs w:val="false"/>
-          <w:color w:val="000000"/>
-          <w:sz w:val="22"/>
-          <w:szCs w:val="22"/>
-          <w:shd w:fill="81D41A" w:val="clear"/>
-        </w:rPr>
-        <w:t>o</w:t>
-      </w:r>
-      <w:r>
-        <w:rPr>
-          <w:rFonts w:eastAsia="Verdana" w:cs="Verdana"/>
-          <w:b w:val="false"/>
-          <w:bCs w:val="false"/>
-          <w:i w:val="false"/>
-          <w:iCs w:val="false"/>
-          <w:color w:val="000000"/>
-          <w:sz w:val="22"/>
-          <w:szCs w:val="22"/>
-          <w:shd w:fill="81D41A" w:val="clear"/>
-        </w:rPr>
-        <w:t xml:space="preserve">s </w:t>
-      </w:r>
-      <w:r>
-        <w:rPr>
-          <w:rFonts w:eastAsia="Verdana" w:cs="Verdana"/>
-          <w:b w:val="false"/>
-          <w:bCs w:val="false"/>
-          <w:i w:val="false"/>
-          <w:iCs w:val="false"/>
-          <w:color w:val="000000"/>
-          <w:sz w:val="22"/>
-          <w:szCs w:val="22"/>
-          <w:shd w:fill="81D41A" w:val="clear"/>
-        </w:rPr>
-        <w:t>s</w:t>
-      </w:r>
-      <w:r>
-        <w:rPr>
-          <w:rFonts w:eastAsia="Verdana" w:cs="Verdana"/>
-          <w:b w:val="false"/>
-          <w:bCs w:val="false"/>
-          <w:i w:val="false"/>
-          <w:iCs w:val="false"/>
-          <w:color w:val="000000"/>
-          <w:sz w:val="22"/>
-          <w:szCs w:val="22"/>
-          <w:shd w:fill="81D41A" w:val="clear"/>
-        </w:rPr>
-        <w:t xml:space="preserve">e </w:t>
-      </w:r>
-      <w:r>
-        <w:rPr>
-          <w:rFonts w:eastAsia="Verdana" w:cs="Verdana"/>
-          <w:b w:val="false"/>
-          <w:bCs w:val="false"/>
-          <w:i w:val="false"/>
-          <w:iCs w:val="false"/>
-          <w:color w:val="000000"/>
-          <w:sz w:val="22"/>
-          <w:szCs w:val="22"/>
-          <w:shd w:fill="81D41A" w:val="clear"/>
-        </w:rPr>
-        <w:t>v</w:t>
-      </w:r>
-      <w:r>
-        <w:rPr>
-          <w:rFonts w:eastAsia="Verdana" w:cs="Verdana"/>
-          <w:b w:val="false"/>
-          <w:bCs w:val="false"/>
-          <w:i w:val="false"/>
-          <w:iCs w:val="false"/>
-          <w:color w:val="000000"/>
-          <w:sz w:val="22"/>
-          <w:szCs w:val="22"/>
-          <w:shd w:fill="81D41A" w:val="clear"/>
-        </w:rPr>
-        <w:t>o</w:t>
-      </w:r>
-      <w:r>
-        <w:rPr>
-          <w:rFonts w:eastAsia="Verdana" w:cs="Verdana"/>
-          <w:b w:val="false"/>
-          <w:bCs w:val="false"/>
-          <w:i w:val="false"/>
-          <w:iCs w:val="false"/>
-          <w:color w:val="000000"/>
-          <w:sz w:val="22"/>
-          <w:szCs w:val="22"/>
-          <w:shd w:fill="81D41A" w:val="clear"/>
-        </w:rPr>
-        <w:t>l</w:t>
-      </w:r>
-      <w:r>
-        <w:rPr>
-          <w:rFonts w:eastAsia="Verdana" w:cs="Verdana"/>
-          <w:b w:val="false"/>
-          <w:bCs w:val="false"/>
-          <w:i w:val="false"/>
-          <w:iCs w:val="false"/>
-          <w:color w:val="000000"/>
-          <w:sz w:val="22"/>
-          <w:szCs w:val="22"/>
-          <w:shd w:fill="81D41A" w:val="clear"/>
-        </w:rPr>
-        <w:t>v</w:t>
-      </w:r>
-      <w:r>
-        <w:rPr>
-          <w:rFonts w:eastAsia="Verdana" w:cs="Verdana"/>
-          <w:b w:val="false"/>
-          <w:bCs w:val="false"/>
-          <w:i w:val="false"/>
-          <w:iCs w:val="false"/>
-          <w:color w:val="000000"/>
-          <w:sz w:val="22"/>
-          <w:szCs w:val="22"/>
-          <w:shd w:fill="81D41A" w:val="clear"/>
-        </w:rPr>
-        <w:t>e</w:t>
-      </w:r>
-      <w:r>
-        <w:rPr>
-          <w:rFonts w:eastAsia="Verdana" w:cs="Verdana"/>
-          <w:b w:val="false"/>
-          <w:bCs w:val="false"/>
-          <w:i w:val="false"/>
-          <w:iCs w:val="false"/>
-          <w:color w:val="000000"/>
-          <w:sz w:val="22"/>
-          <w:szCs w:val="22"/>
-          <w:shd w:fill="81D41A" w:val="clear"/>
-        </w:rPr>
-        <w:t>r</w:t>
-      </w:r>
-      <w:r>
-        <w:rPr>
-          <w:rFonts w:eastAsia="Verdana" w:cs="Verdana"/>
-          <w:b w:val="false"/>
-          <w:bCs w:val="false"/>
-          <w:i w:val="false"/>
-          <w:iCs w:val="false"/>
-          <w:color w:val="000000"/>
-          <w:sz w:val="22"/>
-          <w:szCs w:val="22"/>
-          <w:shd w:fill="81D41A" w:val="clear"/>
-        </w:rPr>
-        <w:t xml:space="preserve">á </w:t>
-      </w:r>
-      <w:r>
-        <w:rPr>
-          <w:rFonts w:eastAsia="Verdana" w:cs="Verdana"/>
-          <w:b w:val="false"/>
-          <w:bCs w:val="false"/>
-          <w:i w:val="false"/>
-          <w:iCs w:val="false"/>
-          <w:color w:val="000000"/>
-          <w:sz w:val="22"/>
-          <w:szCs w:val="22"/>
-          <w:shd w:fill="81D41A" w:val="clear"/>
-        </w:rPr>
-        <w:t>n</w:t>
-      </w:r>
-      <w:r>
-        <w:rPr>
-          <w:rFonts w:eastAsia="Verdana" w:cs="Verdana"/>
-          <w:b w:val="false"/>
-          <w:bCs w:val="false"/>
-          <w:i w:val="false"/>
-          <w:iCs w:val="false"/>
-          <w:color w:val="000000"/>
-          <w:sz w:val="22"/>
-          <w:szCs w:val="22"/>
-          <w:shd w:fill="81D41A" w:val="clear"/>
-        </w:rPr>
-        <w:t>u</w:t>
-      </w:r>
-      <w:r>
-        <w:rPr>
-          <w:rFonts w:eastAsia="Verdana" w:cs="Verdana"/>
-          <w:b w:val="false"/>
-          <w:bCs w:val="false"/>
-          <w:i w:val="false"/>
-          <w:iCs w:val="false"/>
-          <w:color w:val="000000"/>
-          <w:sz w:val="22"/>
-          <w:szCs w:val="22"/>
-          <w:shd w:fill="81D41A" w:val="clear"/>
-        </w:rPr>
-        <w:t>m</w:t>
-      </w:r>
-      <w:r>
-        <w:rPr>
-          <w:rFonts w:eastAsia="Verdana" w:cs="Verdana"/>
-          <w:b w:val="false"/>
-          <w:bCs w:val="false"/>
-          <w:i w:val="false"/>
-          <w:iCs w:val="false"/>
-          <w:color w:val="000000"/>
-          <w:sz w:val="22"/>
-          <w:szCs w:val="22"/>
-          <w:shd w:fill="81D41A" w:val="clear"/>
-        </w:rPr>
-        <w:t>e</w:t>
-      </w:r>
-      <w:r>
-        <w:rPr>
-          <w:rFonts w:eastAsia="Verdana" w:cs="Verdana"/>
-          <w:b w:val="false"/>
-          <w:bCs w:val="false"/>
-          <w:i w:val="false"/>
-          <w:iCs w:val="false"/>
-          <w:color w:val="000000"/>
-          <w:sz w:val="22"/>
-          <w:szCs w:val="22"/>
-          <w:shd w:fill="81D41A" w:val="clear"/>
-        </w:rPr>
-        <w:t>r</w:t>
-      </w:r>
-      <w:r>
-        <w:rPr>
-          <w:rFonts w:eastAsia="Verdana" w:cs="Verdana"/>
-          <w:b w:val="false"/>
-          <w:bCs w:val="false"/>
-          <w:i w:val="false"/>
-          <w:iCs w:val="false"/>
-          <w:color w:val="000000"/>
-          <w:sz w:val="22"/>
-          <w:szCs w:val="22"/>
-          <w:shd w:fill="81D41A" w:val="clear"/>
-        </w:rPr>
-        <w:t>i</w:t>
-      </w:r>
-      <w:r>
-        <w:rPr>
-          <w:rFonts w:eastAsia="Verdana" w:cs="Verdana"/>
-          <w:b w:val="false"/>
-          <w:bCs w:val="false"/>
-          <w:i w:val="false"/>
-          <w:iCs w:val="false"/>
-          <w:color w:val="000000"/>
-          <w:sz w:val="22"/>
-          <w:szCs w:val="22"/>
-          <w:shd w:fill="81D41A" w:val="clear"/>
-        </w:rPr>
-        <w:t>c</w:t>
-      </w:r>
-      <w:r>
-        <w:rPr>
-          <w:rFonts w:eastAsia="Verdana" w:cs="Verdana"/>
-          <w:b w:val="false"/>
-          <w:bCs w:val="false"/>
-          <w:i w:val="false"/>
-          <w:iCs w:val="false"/>
-          <w:color w:val="000000"/>
-          <w:sz w:val="22"/>
-          <w:szCs w:val="22"/>
-          <w:shd w:fill="81D41A" w:val="clear"/>
-        </w:rPr>
-        <w:t>a.</w:t>
+        <w:t>Para indicar explicitamente que la entrada de datos se volverá numerica.</w:t>
       </w:r>
     </w:p>
     <w:p>
@@ -9786,539 +6650,7 @@
           <w:szCs w:val="22"/>
           <w:shd w:fill="81D41A" w:val="clear"/>
         </w:rPr>
-        <w:t>O</w:t>
-      </w:r>
-      <w:r>
-        <w:rPr>
-          <w:rFonts w:eastAsia="Verdana" w:cs="Verdana"/>
-          <w:b w:val="false"/>
-          <w:bCs w:val="false"/>
-          <w:i w:val="false"/>
-          <w:iCs w:val="false"/>
-          <w:color w:val="000000"/>
-          <w:sz w:val="22"/>
-          <w:szCs w:val="22"/>
-          <w:shd w:fill="81D41A" w:val="clear"/>
-        </w:rPr>
-        <w:t>p</w:t>
-      </w:r>
-      <w:r>
-        <w:rPr>
-          <w:rFonts w:eastAsia="Verdana" w:cs="Verdana"/>
-          <w:b w:val="false"/>
-          <w:bCs w:val="false"/>
-          <w:i w:val="false"/>
-          <w:iCs w:val="false"/>
-          <w:color w:val="000000"/>
-          <w:sz w:val="22"/>
-          <w:szCs w:val="22"/>
-          <w:shd w:fill="81D41A" w:val="clear"/>
-        </w:rPr>
-        <w:t>c</w:t>
-      </w:r>
-      <w:r>
-        <w:rPr>
-          <w:rFonts w:eastAsia="Verdana" w:cs="Verdana"/>
-          <w:b w:val="false"/>
-          <w:bCs w:val="false"/>
-          <w:i w:val="false"/>
-          <w:iCs w:val="false"/>
-          <w:color w:val="000000"/>
-          <w:sz w:val="22"/>
-          <w:szCs w:val="22"/>
-          <w:shd w:fill="81D41A" w:val="clear"/>
-        </w:rPr>
-        <w:t>i</w:t>
-      </w:r>
-      <w:r>
-        <w:rPr>
-          <w:rFonts w:eastAsia="Verdana" w:cs="Verdana"/>
-          <w:b w:val="false"/>
-          <w:bCs w:val="false"/>
-          <w:i w:val="false"/>
-          <w:iCs w:val="false"/>
-          <w:color w:val="000000"/>
-          <w:sz w:val="22"/>
-          <w:szCs w:val="22"/>
-          <w:shd w:fill="81D41A" w:val="clear"/>
-        </w:rPr>
-        <w:t>ó</w:t>
-      </w:r>
-      <w:r>
-        <w:rPr>
-          <w:rFonts w:eastAsia="Verdana" w:cs="Verdana"/>
-          <w:b w:val="false"/>
-          <w:bCs w:val="false"/>
-          <w:i w:val="false"/>
-          <w:iCs w:val="false"/>
-          <w:color w:val="000000"/>
-          <w:sz w:val="22"/>
-          <w:szCs w:val="22"/>
-          <w:shd w:fill="81D41A" w:val="clear"/>
-        </w:rPr>
-        <w:t xml:space="preserve">n </w:t>
-      </w:r>
-      <w:r>
-        <w:rPr>
-          <w:rFonts w:eastAsia="Verdana" w:cs="Verdana"/>
-          <w:b w:val="false"/>
-          <w:bCs w:val="false"/>
-          <w:i w:val="false"/>
-          <w:iCs w:val="false"/>
-          <w:color w:val="000000"/>
-          <w:sz w:val="22"/>
-          <w:szCs w:val="22"/>
-          <w:shd w:fill="81D41A" w:val="clear"/>
-        </w:rPr>
-        <w:t>d</w:t>
-      </w:r>
-      <w:r>
-        <w:rPr>
-          <w:rFonts w:eastAsia="Verdana" w:cs="Verdana"/>
-          <w:b w:val="false"/>
-          <w:bCs w:val="false"/>
-          <w:i w:val="false"/>
-          <w:iCs w:val="false"/>
-          <w:color w:val="000000"/>
-          <w:sz w:val="22"/>
-          <w:szCs w:val="22"/>
-          <w:shd w:fill="81D41A" w:val="clear"/>
-        </w:rPr>
-        <w:t xml:space="preserve">e </w:t>
-      </w:r>
-      <w:r>
-        <w:rPr>
-          <w:rFonts w:eastAsia="Verdana" w:cs="Verdana"/>
-          <w:b w:val="false"/>
-          <w:bCs w:val="false"/>
-          <w:i w:val="false"/>
-          <w:iCs w:val="false"/>
-          <w:color w:val="000000"/>
-          <w:sz w:val="22"/>
-          <w:szCs w:val="22"/>
-          <w:shd w:fill="81D41A" w:val="clear"/>
-        </w:rPr>
-        <w:t>r</w:t>
-      </w:r>
-      <w:r>
-        <w:rPr>
-          <w:rFonts w:eastAsia="Verdana" w:cs="Verdana"/>
-          <w:b w:val="false"/>
-          <w:bCs w:val="false"/>
-          <w:i w:val="false"/>
-          <w:iCs w:val="false"/>
-          <w:color w:val="000000"/>
-          <w:sz w:val="22"/>
-          <w:szCs w:val="22"/>
-          <w:shd w:fill="81D41A" w:val="clear"/>
-        </w:rPr>
-        <w:t>e</w:t>
-      </w:r>
-      <w:r>
-        <w:rPr>
-          <w:rFonts w:eastAsia="Verdana" w:cs="Verdana"/>
-          <w:b w:val="false"/>
-          <w:bCs w:val="false"/>
-          <w:i w:val="false"/>
-          <w:iCs w:val="false"/>
-          <w:color w:val="000000"/>
-          <w:sz w:val="22"/>
-          <w:szCs w:val="22"/>
-          <w:shd w:fill="81D41A" w:val="clear"/>
-        </w:rPr>
-        <w:t>a</w:t>
-      </w:r>
-      <w:r>
-        <w:rPr>
-          <w:rFonts w:eastAsia="Verdana" w:cs="Verdana"/>
-          <w:b w:val="false"/>
-          <w:bCs w:val="false"/>
-          <w:i w:val="false"/>
-          <w:iCs w:val="false"/>
-          <w:color w:val="000000"/>
-          <w:sz w:val="22"/>
-          <w:szCs w:val="22"/>
-          <w:shd w:fill="81D41A" w:val="clear"/>
-        </w:rPr>
-        <w:t>l</w:t>
-      </w:r>
-      <w:r>
-        <w:rPr>
-          <w:rFonts w:eastAsia="Verdana" w:cs="Verdana"/>
-          <w:b w:val="false"/>
-          <w:bCs w:val="false"/>
-          <w:i w:val="false"/>
-          <w:iCs w:val="false"/>
-          <w:color w:val="000000"/>
-          <w:sz w:val="22"/>
-          <w:szCs w:val="22"/>
-          <w:shd w:fill="81D41A" w:val="clear"/>
-        </w:rPr>
-        <w:t>i</w:t>
-      </w:r>
-      <w:r>
-        <w:rPr>
-          <w:rFonts w:eastAsia="Verdana" w:cs="Verdana"/>
-          <w:b w:val="false"/>
-          <w:bCs w:val="false"/>
-          <w:i w:val="false"/>
-          <w:iCs w:val="false"/>
-          <w:color w:val="000000"/>
-          <w:sz w:val="22"/>
-          <w:szCs w:val="22"/>
-          <w:shd w:fill="81D41A" w:val="clear"/>
-        </w:rPr>
-        <w:t>z</w:t>
-      </w:r>
-      <w:r>
-        <w:rPr>
-          <w:rFonts w:eastAsia="Verdana" w:cs="Verdana"/>
-          <w:b w:val="false"/>
-          <w:bCs w:val="false"/>
-          <w:i w:val="false"/>
-          <w:iCs w:val="false"/>
-          <w:color w:val="000000"/>
-          <w:sz w:val="22"/>
-          <w:szCs w:val="22"/>
-          <w:shd w:fill="81D41A" w:val="clear"/>
-        </w:rPr>
-        <w:t>a</w:t>
-      </w:r>
-      <w:r>
-        <w:rPr>
-          <w:rFonts w:eastAsia="Verdana" w:cs="Verdana"/>
-          <w:b w:val="false"/>
-          <w:bCs w:val="false"/>
-          <w:i w:val="false"/>
-          <w:iCs w:val="false"/>
-          <w:color w:val="000000"/>
-          <w:sz w:val="22"/>
-          <w:szCs w:val="22"/>
-          <w:shd w:fill="81D41A" w:val="clear"/>
-        </w:rPr>
-        <w:t xml:space="preserve">r </w:t>
-      </w:r>
-      <w:r>
-        <w:rPr>
-          <w:rFonts w:eastAsia="Verdana" w:cs="Verdana"/>
-          <w:b w:val="false"/>
-          <w:bCs w:val="false"/>
-          <w:i w:val="false"/>
-          <w:iCs w:val="false"/>
-          <w:color w:val="000000"/>
-          <w:sz w:val="22"/>
-          <w:szCs w:val="22"/>
-          <w:shd w:fill="81D41A" w:val="clear"/>
-        </w:rPr>
-        <w:t>o</w:t>
-      </w:r>
-      <w:r>
-        <w:rPr>
-          <w:rFonts w:eastAsia="Verdana" w:cs="Verdana"/>
-          <w:b w:val="false"/>
-          <w:bCs w:val="false"/>
-          <w:i w:val="false"/>
-          <w:iCs w:val="false"/>
-          <w:color w:val="000000"/>
-          <w:sz w:val="22"/>
-          <w:szCs w:val="22"/>
-          <w:shd w:fill="81D41A" w:val="clear"/>
-        </w:rPr>
-        <w:t>p</w:t>
-      </w:r>
-      <w:r>
-        <w:rPr>
-          <w:rFonts w:eastAsia="Verdana" w:cs="Verdana"/>
-          <w:b w:val="false"/>
-          <w:bCs w:val="false"/>
-          <w:i w:val="false"/>
-          <w:iCs w:val="false"/>
-          <w:color w:val="000000"/>
-          <w:sz w:val="22"/>
-          <w:szCs w:val="22"/>
-          <w:shd w:fill="81D41A" w:val="clear"/>
-        </w:rPr>
-        <w:t>e</w:t>
-      </w:r>
-      <w:r>
-        <w:rPr>
-          <w:rFonts w:eastAsia="Verdana" w:cs="Verdana"/>
-          <w:b w:val="false"/>
-          <w:bCs w:val="false"/>
-          <w:i w:val="false"/>
-          <w:iCs w:val="false"/>
-          <w:color w:val="000000"/>
-          <w:sz w:val="22"/>
-          <w:szCs w:val="22"/>
-          <w:shd w:fill="81D41A" w:val="clear"/>
-        </w:rPr>
-        <w:t>r</w:t>
-      </w:r>
-      <w:r>
-        <w:rPr>
-          <w:rFonts w:eastAsia="Verdana" w:cs="Verdana"/>
-          <w:b w:val="false"/>
-          <w:bCs w:val="false"/>
-          <w:i w:val="false"/>
-          <w:iCs w:val="false"/>
-          <w:color w:val="000000"/>
-          <w:sz w:val="22"/>
-          <w:szCs w:val="22"/>
-          <w:shd w:fill="81D41A" w:val="clear"/>
-        </w:rPr>
-        <w:t>a</w:t>
-      </w:r>
-      <w:r>
-        <w:rPr>
-          <w:rFonts w:eastAsia="Verdana" w:cs="Verdana"/>
-          <w:b w:val="false"/>
-          <w:bCs w:val="false"/>
-          <w:i w:val="false"/>
-          <w:iCs w:val="false"/>
-          <w:color w:val="000000"/>
-          <w:sz w:val="22"/>
-          <w:szCs w:val="22"/>
-          <w:shd w:fill="81D41A" w:val="clear"/>
-        </w:rPr>
-        <w:t>c</w:t>
-      </w:r>
-      <w:r>
-        <w:rPr>
-          <w:rFonts w:eastAsia="Verdana" w:cs="Verdana"/>
-          <w:b w:val="false"/>
-          <w:bCs w:val="false"/>
-          <w:i w:val="false"/>
-          <w:iCs w:val="false"/>
-          <w:color w:val="000000"/>
-          <w:sz w:val="22"/>
-          <w:szCs w:val="22"/>
-          <w:shd w:fill="81D41A" w:val="clear"/>
-        </w:rPr>
-        <w:t>i</w:t>
-      </w:r>
-      <w:r>
-        <w:rPr>
-          <w:rFonts w:eastAsia="Verdana" w:cs="Verdana"/>
-          <w:b w:val="false"/>
-          <w:bCs w:val="false"/>
-          <w:i w:val="false"/>
-          <w:iCs w:val="false"/>
-          <w:color w:val="000000"/>
-          <w:sz w:val="22"/>
-          <w:szCs w:val="22"/>
-          <w:shd w:fill="81D41A" w:val="clear"/>
-        </w:rPr>
-        <w:t>o</w:t>
-      </w:r>
-      <w:r>
-        <w:rPr>
-          <w:rFonts w:eastAsia="Verdana" w:cs="Verdana"/>
-          <w:b w:val="false"/>
-          <w:bCs w:val="false"/>
-          <w:i w:val="false"/>
-          <w:iCs w:val="false"/>
-          <w:color w:val="000000"/>
-          <w:sz w:val="22"/>
-          <w:szCs w:val="22"/>
-          <w:shd w:fill="81D41A" w:val="clear"/>
-        </w:rPr>
-        <w:t>n</w:t>
-      </w:r>
-      <w:r>
-        <w:rPr>
-          <w:rFonts w:eastAsia="Verdana" w:cs="Verdana"/>
-          <w:b w:val="false"/>
-          <w:bCs w:val="false"/>
-          <w:i w:val="false"/>
-          <w:iCs w:val="false"/>
-          <w:color w:val="000000"/>
-          <w:sz w:val="22"/>
-          <w:szCs w:val="22"/>
-          <w:shd w:fill="81D41A" w:val="clear"/>
-        </w:rPr>
-        <w:t>e</w:t>
-      </w:r>
-      <w:r>
-        <w:rPr>
-          <w:rFonts w:eastAsia="Verdana" w:cs="Verdana"/>
-          <w:b w:val="false"/>
-          <w:bCs w:val="false"/>
-          <w:i w:val="false"/>
-          <w:iCs w:val="false"/>
-          <w:color w:val="000000"/>
-          <w:sz w:val="22"/>
-          <w:szCs w:val="22"/>
-          <w:shd w:fill="81D41A" w:val="clear"/>
-        </w:rPr>
-        <w:t xml:space="preserve">s </w:t>
-      </w:r>
-      <w:r>
-        <w:rPr>
-          <w:rFonts w:eastAsia="Verdana" w:cs="Verdana"/>
-          <w:b w:val="false"/>
-          <w:bCs w:val="false"/>
-          <w:i w:val="false"/>
-          <w:iCs w:val="false"/>
-          <w:color w:val="000000"/>
-          <w:sz w:val="22"/>
-          <w:szCs w:val="22"/>
-          <w:shd w:fill="81D41A" w:val="clear"/>
-        </w:rPr>
-        <w:t>d</w:t>
-      </w:r>
-      <w:r>
-        <w:rPr>
-          <w:rFonts w:eastAsia="Verdana" w:cs="Verdana"/>
-          <w:b w:val="false"/>
-          <w:bCs w:val="false"/>
-          <w:i w:val="false"/>
-          <w:iCs w:val="false"/>
-          <w:color w:val="000000"/>
-          <w:sz w:val="22"/>
-          <w:szCs w:val="22"/>
-          <w:shd w:fill="81D41A" w:val="clear"/>
-        </w:rPr>
-        <w:t xml:space="preserve">e </w:t>
-      </w:r>
-      <w:r>
-        <w:rPr>
-          <w:rFonts w:eastAsia="Verdana" w:cs="Verdana"/>
-          <w:b w:val="false"/>
-          <w:bCs w:val="false"/>
-          <w:i w:val="false"/>
-          <w:iCs w:val="false"/>
-          <w:color w:val="000000"/>
-          <w:sz w:val="22"/>
-          <w:szCs w:val="22"/>
-          <w:shd w:fill="81D41A" w:val="clear"/>
-        </w:rPr>
-        <w:t>m</w:t>
-      </w:r>
-      <w:r>
-        <w:rPr>
-          <w:rFonts w:eastAsia="Verdana" w:cs="Verdana"/>
-          <w:b w:val="false"/>
-          <w:bCs w:val="false"/>
-          <w:i w:val="false"/>
-          <w:iCs w:val="false"/>
-          <w:color w:val="000000"/>
-          <w:sz w:val="22"/>
-          <w:szCs w:val="22"/>
-          <w:shd w:fill="81D41A" w:val="clear"/>
-        </w:rPr>
-        <w:t>a</w:t>
-      </w:r>
-      <w:r>
-        <w:rPr>
-          <w:rFonts w:eastAsia="Verdana" w:cs="Verdana"/>
-          <w:b w:val="false"/>
-          <w:bCs w:val="false"/>
-          <w:i w:val="false"/>
-          <w:iCs w:val="false"/>
-          <w:color w:val="000000"/>
-          <w:sz w:val="22"/>
-          <w:szCs w:val="22"/>
-          <w:shd w:fill="81D41A" w:val="clear"/>
-        </w:rPr>
-        <w:t xml:space="preserve">s </w:t>
-      </w:r>
-      <w:r>
-        <w:rPr>
-          <w:rFonts w:eastAsia="Verdana" w:cs="Verdana"/>
-          <w:b w:val="false"/>
-          <w:bCs w:val="false"/>
-          <w:i w:val="false"/>
-          <w:iCs w:val="false"/>
-          <w:color w:val="000000"/>
-          <w:sz w:val="22"/>
-          <w:szCs w:val="22"/>
-          <w:shd w:fill="81D41A" w:val="clear"/>
-        </w:rPr>
-        <w:t>d</w:t>
-      </w:r>
-      <w:r>
-        <w:rPr>
-          <w:rFonts w:eastAsia="Verdana" w:cs="Verdana"/>
-          <w:b w:val="false"/>
-          <w:bCs w:val="false"/>
-          <w:i w:val="false"/>
-          <w:iCs w:val="false"/>
-          <w:color w:val="000000"/>
-          <w:sz w:val="22"/>
-          <w:szCs w:val="22"/>
-          <w:shd w:fill="81D41A" w:val="clear"/>
-        </w:rPr>
-        <w:t>i</w:t>
-      </w:r>
-      <w:r>
-        <w:rPr>
-          <w:rFonts w:eastAsia="Verdana" w:cs="Verdana"/>
-          <w:b w:val="false"/>
-          <w:bCs w:val="false"/>
-          <w:i w:val="false"/>
-          <w:iCs w:val="false"/>
-          <w:color w:val="000000"/>
-          <w:sz w:val="22"/>
-          <w:szCs w:val="22"/>
-          <w:shd w:fill="81D41A" w:val="clear"/>
-        </w:rPr>
-        <w:t>g</w:t>
-      </w:r>
-      <w:r>
-        <w:rPr>
-          <w:rFonts w:eastAsia="Verdana" w:cs="Verdana"/>
-          <w:b w:val="false"/>
-          <w:bCs w:val="false"/>
-          <w:i w:val="false"/>
-          <w:iCs w:val="false"/>
-          <w:color w:val="000000"/>
-          <w:sz w:val="22"/>
-          <w:szCs w:val="22"/>
-          <w:shd w:fill="81D41A" w:val="clear"/>
-        </w:rPr>
-        <w:t>i</w:t>
-      </w:r>
-      <w:r>
-        <w:rPr>
-          <w:rFonts w:eastAsia="Verdana" w:cs="Verdana"/>
-          <w:b w:val="false"/>
-          <w:bCs w:val="false"/>
-          <w:i w:val="false"/>
-          <w:iCs w:val="false"/>
-          <w:color w:val="000000"/>
-          <w:sz w:val="22"/>
-          <w:szCs w:val="22"/>
-          <w:shd w:fill="81D41A" w:val="clear"/>
-        </w:rPr>
-        <w:t>t</w:t>
-      </w:r>
-      <w:r>
-        <w:rPr>
-          <w:rFonts w:eastAsia="Verdana" w:cs="Verdana"/>
-          <w:b w:val="false"/>
-          <w:bCs w:val="false"/>
-          <w:i w:val="false"/>
-          <w:iCs w:val="false"/>
-          <w:color w:val="000000"/>
-          <w:sz w:val="22"/>
-          <w:szCs w:val="22"/>
-          <w:shd w:fill="81D41A" w:val="clear"/>
-        </w:rPr>
-        <w:t>o</w:t>
-      </w:r>
-      <w:r>
-        <w:rPr>
-          <w:rFonts w:eastAsia="Verdana" w:cs="Verdana"/>
-          <w:b w:val="false"/>
-          <w:bCs w:val="false"/>
-          <w:i w:val="false"/>
-          <w:iCs w:val="false"/>
-          <w:color w:val="000000"/>
-          <w:sz w:val="22"/>
-          <w:szCs w:val="22"/>
-          <w:shd w:fill="81D41A" w:val="clear"/>
-        </w:rPr>
-        <w:t>s.</w:t>
+        <w:t>Opción de realizar operaciones de mas digitos.</w:t>
       </w:r>
     </w:p>
     <w:p>
@@ -10734,6 +7066,7 @@
     <w:qFormat/>
     <w:pPr>
       <w:widowControl/>
+      <w:suppressAutoHyphens w:val="true"/>
       <w:bidi w:val="0"/>
       <w:spacing w:lineRule="auto" w:line="276" w:before="0" w:after="200"/>
       <w:jc w:val="start"/>
@@ -11337,11 +7670,38 @@
       <w:rFonts w:cs="Noto Sans Devanagari"/>
     </w:rPr>
   </w:style>
+  <w:style w:type="paragraph" w:styleId="Ttulouser">
+    <w:name w:val="Título (user)"/>
+    <w:basedOn w:val="Normal"/>
+    <w:next w:val="BodyText"/>
+    <w:qFormat/>
+    <w:pPr>
+      <w:keepNext w:val="true"/>
+      <w:spacing w:before="240" w:after="120"/>
+    </w:pPr>
+    <w:rPr>
+      <w:rFonts w:ascii="Liberation Sans" w:hAnsi="Liberation Sans" w:eastAsia="Noto Sans CJK SC" w:cs="Noto Sans Devanagari"/>
+      <w:sz w:val="28"/>
+      <w:szCs w:val="28"/>
+    </w:rPr>
+  </w:style>
+  <w:style w:type="paragraph" w:styleId="ndiceuser">
+    <w:name w:val="Índice (user)"/>
+    <w:basedOn w:val="Normal"/>
+    <w:qFormat/>
+    <w:pPr>
+      <w:suppressLineNumbers/>
+    </w:pPr>
+    <w:rPr>
+      <w:rFonts w:cs="Noto Sans Devanagari"/>
+    </w:rPr>
+  </w:style>
   <w:style w:type="paragraph" w:styleId="normal1" w:default="1">
     <w:name w:val="normal1"/>
     <w:qFormat/>
     <w:pPr>
       <w:widowControl/>
+      <w:suppressAutoHyphens w:val="true"/>
       <w:bidi w:val="0"/>
       <w:spacing w:lineRule="auto" w:line="276" w:before="0" w:after="200"/>
       <w:jc w:val="start"/>
@@ -11371,6 +7731,13 @@
       <w:sz w:val="48"/>
       <w:szCs w:val="48"/>
     </w:rPr>
+  </w:style>
+  <w:style w:type="paragraph" w:styleId="Cabeceraypieuser">
+    <w:name w:val="Cabecera y pie (user)"/>
+    <w:basedOn w:val="Normal"/>
+    <w:qFormat/>
+    <w:pPr/>
+    <w:rPr/>
   </w:style>
   <w:style w:type="paragraph" w:styleId="Cabeceraypie">
     <w:name w:val="Cabecera y pie"/>
@@ -11420,6 +7787,7 @@
     <w:rsid w:val="00fc693f"/>
     <w:pPr>
       <w:widowControl/>
+      <w:suppressAutoHyphens w:val="true"/>
       <w:bidi w:val="0"/>
       <w:spacing w:lineRule="auto" w:line="240" w:before="0" w:after="0"/>
       <w:jc w:val="start"/>
@@ -11637,6 +8005,7 @@
         <w:tab w:val="left" w:pos="3456" w:leader="none"/>
         <w:tab w:val="left" w:pos="4032" w:leader="none"/>
       </w:tabs>
+      <w:suppressAutoHyphens w:val="true"/>
       <w:bidi w:val="0"/>
       <w:spacing w:lineRule="auto" w:line="276" w:before="0" w:after="200"/>
       <w:jc w:val="start"/>
@@ -11690,7 +8059,7 @@
   </w:style>
   <w:style w:type="paragraph" w:styleId="IndexHeading">
     <w:name w:val="index heading"/>
-    <w:basedOn w:val="Ttulo"/>
+    <w:basedOn w:val="Ttulouser"/>
     <w:pPr/>
     <w:rPr/>
   </w:style>
@@ -11721,8 +8090,8 @@
       <w:szCs w:val="24"/>
     </w:rPr>
   </w:style>
-  <w:style w:type="numbering" w:styleId="Ningunalista" w:default="1">
-    <w:name w:val="Ninguna lista"/>
+  <w:style w:type="numbering" w:styleId="Ningunalistauser" w:default="1">
+    <w:name w:val="Ninguna lista (user)"/>
     <w:uiPriority w:val="99"/>
     <w:semiHidden/>
     <w:unhideWhenUsed/>
@@ -14864,7 +11233,6 @@
       <w:pPr>
         <w:spacing w:before="0" w:after="0" w:line="240" w:lineRule="auto"/>
       </w:pPr>
-      <w:rPr/>
       <w:tblPr/>
       <w:tcPr>
         <w:tcBorders>
@@ -15010,7 +11378,6 @@
       <w:pPr>
         <w:spacing w:before="0" w:after="0" w:line="240" w:lineRule="auto"/>
       </w:pPr>
-      <w:rPr/>
       <w:tblPr/>
       <w:tcPr>
         <w:tcBorders>
@@ -15156,7 +11523,6 @@
       <w:pPr>
         <w:spacing w:before="0" w:after="0" w:line="240" w:lineRule="auto"/>
       </w:pPr>
-      <w:rPr/>
       <w:tblPr/>
       <w:tcPr>
         <w:tcBorders>
@@ -15302,7 +11668,6 @@
       <w:pPr>
         <w:spacing w:before="0" w:after="0" w:line="240" w:lineRule="auto"/>
       </w:pPr>
-      <w:rPr/>
       <w:tblPr/>
       <w:tcPr>
         <w:tcBorders>
@@ -15448,7 +11813,6 @@
       <w:pPr>
         <w:spacing w:before="0" w:after="0" w:line="240" w:lineRule="auto"/>
       </w:pPr>
-      <w:rPr/>
       <w:tblPr/>
       <w:tcPr>
         <w:tcBorders>
@@ -15594,7 +11958,6 @@
       <w:pPr>
         <w:spacing w:before="0" w:after="0" w:line="240" w:lineRule="auto"/>
       </w:pPr>
-      <w:rPr/>
       <w:tblPr/>
       <w:tcPr>
         <w:tcBorders>
@@ -15740,7 +12103,6 @@
       <w:pPr>
         <w:spacing w:before="0" w:after="0" w:line="240" w:lineRule="auto"/>
       </w:pPr>
-      <w:rPr/>
       <w:tblPr/>
       <w:tcPr>
         <w:tcBorders>
